--- a/docs/exports/04-USER-GUIDE.docx
+++ b/docs/exports/04-USER-GUIDE.docx
@@ -1048,7 +1048,7 @@
       </w:r>
     </w:p>
     <w:bookmarkEnd w:id="22"/>
-    <w:bookmarkStart w:id="25" w:name="Xd02d578bf2a821eab134a08bce28e47678c38b9"/>
+    <w:bookmarkStart w:id="27" w:name="Xd02d578bf2a821eab134a08bce28e47678c38b9"/>
     <w:p>
       <w:pPr>
         <w:pStyle w:val="Heading2"/>
@@ -1349,14 +1349,72 @@
       </w:r>
     </w:p>
     <w:bookmarkEnd w:id="24"/>
+    <w:bookmarkStart w:id="25" w:name="systemini"/>
+    <w:p>
+      <w:pPr>
+        <w:pStyle w:val="Heading3"/>
+      </w:pPr>
+      <w:r>
+        <w:rPr>
+          <w:rStyle w:val="VerbatimChar"/>
+        </w:rPr>
+        <w:t xml:space="preserve">system.ini</w:t>
+      </w:r>
+    </w:p>
+    <w:p>
+      <w:pPr>
+        <w:pStyle w:val="FirstParagraph"/>
+      </w:pPr>
+      <w:r>
+        <w:t xml:space="preserve">General settings read at boot (</w:t>
+      </w:r>
+      <w:r>
+        <w:rPr>
+          <w:rStyle w:val="VerbatimChar"/>
+        </w:rPr>
+        <w:t xml:space="preserve">SD:system.ini</w:t>
+      </w:r>
+      <w:r>
+        <w:t xml:space="preserve">):</w:t>
+      </w:r>
+    </w:p>
+    <w:p>
+      <w:pPr>
+        <w:pStyle w:val="SourceCode"/>
+      </w:pPr>
+      <w:r>
+        <w:rPr>
+          <w:rStyle w:val="VerbatimChar"/>
+        </w:rPr>
+        <w:t xml:space="preserve">verbose=0          # 1 = log app start/stop/kill to the kernel log (see kmsg)</w:t>
+      </w:r>
+      <w:r>
+        <w:br/>
+      </w:r>
+      <w:r>
+        <w:rPr>
+          <w:rStyle w:val="VerbatimChar"/>
+        </w:rPr>
+        <w:t xml:space="preserve">timezone=120       # minutes offset from UTC (60 = CET, 120 = CEST summer time)</w:t>
+      </w:r>
+      <w:r>
+        <w:br/>
+      </w:r>
+      <w:r>
+        <w:rPr>
+          <w:rStyle w:val="VerbatimChar"/>
+        </w:rPr>
+        <w:t xml:space="preserve">ntp=pool.ntp.org   # time server to sync against once the WLAN link is up</w:t>
+      </w:r>
+    </w:p>
     <w:bookmarkEnd w:id="25"/>
-    <w:bookmarkStart w:id="29" w:name="Xaaa19c313f88d68fbd93a642f6ca654dd76fc2b"/>
-    <w:p>
-      <w:pPr>
-        <w:pStyle w:val="Heading2"/>
-      </w:pPr>
-      <w:r>
-        <w:t xml:space="preserve">4. First boot</w:t>
+    <w:bookmarkStart w:id="26" w:name="wi-fi-wlan"/>
+    <w:p>
+      <w:pPr>
+        <w:pStyle w:val="Heading3"/>
+      </w:pPr>
+      <w:r>
+        <w:t xml:space="preserve">Wi-Fi (WLAN)</w:t>
       </w:r>
     </w:p>
     <w:p>
@@ -1364,49 +1422,255 @@
         <w:pStyle w:val="FirstParagraph"/>
       </w:pPr>
       <w:r>
-        <w:t xml:space="preserve">On power-on:</w:t>
-      </w:r>
-    </w:p>
-    <w:p>
-      <w:pPr>
-        <w:pStyle w:val="Compact"/>
+        <w:t xml:space="preserve">Onyx connects over the Pi's on-board Wi-Fi. Two files must be on the SD card:</w:t>
+      </w:r>
+    </w:p>
+    <w:p>
+      <w:pPr>
         <w:numPr>
           <w:ilvl w:val="0"/>
           <w:numId w:val="1004"/>
         </w:numPr>
       </w:pPr>
       <w:r>
-        <w:t xml:space="preserve">The firmware loads</w:t>
-      </w:r>
-      <w:r>
-        <w:t xml:space="preserve"> </w:t>
-      </w:r>
-      <w:r>
-        <w:rPr>
-          <w:rStyle w:val="VerbatimChar"/>
-        </w:rPr>
-        <w:t xml:space="preserve">kernel8-rpi4.img</w:t>
-      </w:r>
-      <w:r>
-        <w:t xml:space="preserve">.</w:t>
-      </w:r>
-    </w:p>
-    <w:p>
-      <w:pPr>
-        <w:pStyle w:val="Compact"/>
+        <w:rPr>
+          <w:rStyle w:val="VerbatimChar"/>
+          <w:b/>
+          <w:bCs/>
+        </w:rPr>
+        <w:t xml:space="preserve">SD:/firmware/</w:t>
+      </w:r>
+      <w:r>
+        <w:t xml:space="preserve"> </w:t>
+      </w:r>
+      <w:r>
+        <w:t xml:space="preserve">— the BCM/Cypress WLAN firmware. For the Pi 4 (CYW43455):</w:t>
+      </w:r>
+      <w:r>
+        <w:t xml:space="preserve"> </w:t>
+      </w:r>
+      <w:r>
+        <w:rPr>
+          <w:rStyle w:val="VerbatimChar"/>
+        </w:rPr>
+        <w:t xml:space="preserve">brcmfmac43455-sdio.bin</w:t>
+      </w:r>
+      <w:r>
+        <w:t xml:space="preserve">,</w:t>
+      </w:r>
+      <w:r>
+        <w:t xml:space="preserve"> </w:t>
+      </w:r>
+      <w:r>
+        <w:rPr>
+          <w:rStyle w:val="VerbatimChar"/>
+        </w:rPr>
+        <w:t xml:space="preserve">.txt</w:t>
+      </w:r>
+      <w:r>
+        <w:t xml:space="preserve"> </w:t>
+      </w:r>
+      <w:r>
+        <w:t xml:space="preserve">and</w:t>
+      </w:r>
+      <w:r>
+        <w:t xml:space="preserve"> </w:t>
+      </w:r>
+      <w:r>
+        <w:rPr>
+          <w:rStyle w:val="VerbatimChar"/>
+        </w:rPr>
+        <w:t xml:space="preserve">.clm_blob</w:t>
+      </w:r>
+      <w:r>
+        <w:t xml:space="preserve"> </w:t>
+      </w:r>
+      <w:r>
+        <w:t xml:space="preserve">(fetch them with</w:t>
+      </w:r>
+      <w:r>
+        <w:t xml:space="preserve"> </w:t>
+      </w:r>
+      <w:r>
+        <w:rPr>
+          <w:rStyle w:val="VerbatimChar"/>
+        </w:rPr>
+        <w:t xml:space="preserve">circle/addon/wlan/firmware/Makefile</w:t>
+      </w:r>
+      <w:r>
+        <w:t xml:space="preserve">, or copy them from a Raspberry Pi OS install).</w:t>
+      </w:r>
+    </w:p>
+    <w:p>
+      <w:pPr>
         <w:numPr>
           <w:ilvl w:val="0"/>
           <w:numId w:val="1004"/>
         </w:numPr>
       </w:pPr>
       <w:r>
-        <w:t xml:space="preserve">The kernel initializes the display, the SD card and USB, then briefly shows a boot</w:t>
-      </w:r>
-      <w:r>
-        <w:t xml:space="preserve"> </w:t>
-      </w:r>
-      <w:r>
-        <w:t xml:space="preserve">log.</w:t>
+        <w:rPr>
+          <w:rStyle w:val="VerbatimChar"/>
+          <w:b/>
+          <w:bCs/>
+        </w:rPr>
+        <w:t xml:space="preserve">SD:/wpa_supplicant.conf</w:t>
+      </w:r>
+      <w:r>
+        <w:t xml:space="preserve"> </w:t>
+      </w:r>
+      <w:r>
+        <w:t xml:space="preserve">— your network credentials (⚠️ stored in</w:t>
+      </w:r>
+      <w:r>
+        <w:t xml:space="preserve"> </w:t>
+      </w:r>
+      <w:r>
+        <w:rPr>
+          <w:b/>
+          <w:bCs/>
+        </w:rPr>
+        <w:t xml:space="preserve">clear</w:t>
+      </w:r>
+      <w:r>
+        <w:rPr>
+          <w:b/>
+          <w:bCs/>
+        </w:rPr>
+        <w:t xml:space="preserve"> </w:t>
+      </w:r>
+      <w:r>
+        <w:rPr>
+          <w:b/>
+          <w:bCs/>
+        </w:rPr>
+        <w:t xml:space="preserve">text</w:t>
+      </w:r>
+      <w:r>
+        <w:t xml:space="preserve"> </w:t>
+      </w:r>
+      <w:r>
+        <w:t xml:space="preserve">— keep it on the card, do not publish it):</w:t>
+      </w:r>
+    </w:p>
+    <w:p>
+      <w:pPr>
+        <w:pStyle w:val="SourceCode"/>
+        <w:numPr>
+          <w:ilvl w:val="0"/>
+          <w:numId w:val="1000"/>
+        </w:numPr>
+      </w:pPr>
+      <w:r>
+        <w:rPr>
+          <w:rStyle w:val="VerbatimChar"/>
+        </w:rPr>
+        <w:t xml:space="preserve">#country=BE</w:t>
+      </w:r>
+      <w:r>
+        <w:br/>
+      </w:r>
+      <w:r>
+        <w:rPr>
+          <w:rStyle w:val="VerbatimChar"/>
+        </w:rPr>
+        <w:t xml:space="preserve">network={</w:t>
+      </w:r>
+      <w:r>
+        <w:br/>
+      </w:r>
+      <w:r>
+        <w:rPr>
+          <w:rStyle w:val="VerbatimChar"/>
+        </w:rPr>
+        <w:t xml:space="preserve">    ssid="YourNetwork"</w:t>
+      </w:r>
+      <w:r>
+        <w:br/>
+      </w:r>
+      <w:r>
+        <w:rPr>
+          <w:rStyle w:val="VerbatimChar"/>
+        </w:rPr>
+        <w:t xml:space="preserve">    psk="YourPassword"</w:t>
+      </w:r>
+      <w:r>
+        <w:br/>
+      </w:r>
+      <w:r>
+        <w:rPr>
+          <w:rStyle w:val="VerbatimChar"/>
+        </w:rPr>
+        <w:t xml:space="preserve">    proto=WPA2</w:t>
+      </w:r>
+      <w:r>
+        <w:br/>
+      </w:r>
+      <w:r>
+        <w:rPr>
+          <w:rStyle w:val="VerbatimChar"/>
+        </w:rPr>
+        <w:t xml:space="preserve">    key_mgmt=WPA-PSK</w:t>
+      </w:r>
+      <w:r>
+        <w:br/>
+      </w:r>
+      <w:r>
+        <w:rPr>
+          <w:rStyle w:val="VerbatimChar"/>
+        </w:rPr>
+        <w:t xml:space="preserve">}</w:t>
+      </w:r>
+    </w:p>
+    <w:p>
+      <w:pPr>
+        <w:pStyle w:val="FirstParagraph"/>
+      </w:pPr>
+      <w:r>
+        <w:t xml:space="preserve">The link comes up a few seconds after boot (watch the log, or run</w:t>
+      </w:r>
+      <w:r>
+        <w:t xml:space="preserve"> </w:t>
+      </w:r>
+      <w:r>
+        <w:rPr>
+          <w:rStyle w:val="VerbatimChar"/>
+        </w:rPr>
+        <w:t xml:space="preserve">net</w:t>
+      </w:r>
+      <w:r>
+        <w:t xml:space="preserve">). It is fully</w:t>
+      </w:r>
+      <w:r>
+        <w:t xml:space="preserve"> </w:t>
+      </w:r>
+      <w:r>
+        <w:t xml:space="preserve">optional: if the firmware/credentials are missing, the desktop still works — only the</w:t>
+      </w:r>
+      <w:r>
+        <w:t xml:space="preserve"> </w:t>
+      </w:r>
+      <w:r>
+        <w:t xml:space="preserve">networked apps stay offline.</w:t>
+      </w:r>
+    </w:p>
+    <w:bookmarkEnd w:id="26"/>
+    <w:bookmarkEnd w:id="27"/>
+    <w:bookmarkStart w:id="31" w:name="Xaaa19c313f88d68fbd93a642f6ca654dd76fc2b"/>
+    <w:p>
+      <w:pPr>
+        <w:pStyle w:val="Heading2"/>
+      </w:pPr>
+      <w:r>
+        <w:t xml:space="preserve">4. First boot</w:t>
+      </w:r>
+    </w:p>
+    <w:p>
+      <w:pPr>
+        <w:pStyle w:val="FirstParagraph"/>
+      </w:pPr>
+      <w:r>
+        <w:t xml:space="preserve">On power-on:</w:t>
       </w:r>
     </w:p>
     <w:p>
@@ -1414,7 +1678,49 @@
         <w:pStyle w:val="Compact"/>
         <w:numPr>
           <w:ilvl w:val="0"/>
-          <w:numId w:val="1004"/>
+          <w:numId w:val="1005"/>
+        </w:numPr>
+      </w:pPr>
+      <w:r>
+        <w:t xml:space="preserve">The firmware loads</w:t>
+      </w:r>
+      <w:r>
+        <w:t xml:space="preserve"> </w:t>
+      </w:r>
+      <w:r>
+        <w:rPr>
+          <w:rStyle w:val="VerbatimChar"/>
+        </w:rPr>
+        <w:t xml:space="preserve">kernel8-rpi4.img</w:t>
+      </w:r>
+      <w:r>
+        <w:t xml:space="preserve">.</w:t>
+      </w:r>
+    </w:p>
+    <w:p>
+      <w:pPr>
+        <w:pStyle w:val="Compact"/>
+        <w:numPr>
+          <w:ilvl w:val="0"/>
+          <w:numId w:val="1005"/>
+        </w:numPr>
+      </w:pPr>
+      <w:r>
+        <w:t xml:space="preserve">The kernel initializes the display, the SD card and USB, then briefly shows a boot</w:t>
+      </w:r>
+      <w:r>
+        <w:t xml:space="preserve"> </w:t>
+      </w:r>
+      <w:r>
+        <w:t xml:space="preserve">log.</w:t>
+      </w:r>
+    </w:p>
+    <w:p>
+      <w:pPr>
+        <w:pStyle w:val="Compact"/>
+        <w:numPr>
+          <w:ilvl w:val="0"/>
+          <w:numId w:val="1005"/>
         </w:numPr>
       </w:pPr>
       <w:r>
@@ -1441,7 +1747,7 @@
         <w:pStyle w:val="Compact"/>
         <w:numPr>
           <w:ilvl w:val="1"/>
-          <w:numId w:val="1005"/>
+          <w:numId w:val="1006"/>
         </w:numPr>
       </w:pPr>
       <w:r>
@@ -1480,7 +1786,7 @@
         <w:pStyle w:val="Compact"/>
         <w:numPr>
           <w:ilvl w:val="1"/>
-          <w:numId w:val="1005"/>
+          <w:numId w:val="1006"/>
         </w:numPr>
       </w:pPr>
       <w:r>
@@ -1553,18 +1859,18 @@
           <wp:inline>
             <wp:extent cx="5334000" cy="4000500"/>
             <wp:effectExtent b="0" l="0" r="0" t="0"/>
-            <wp:docPr descr="Onyx desktop" title="" id="27" name="Picture"/>
+            <wp:docPr descr="Onyx desktop" title="" id="29" name="Picture"/>
             <a:graphic>
               <a:graphicData uri="http://schemas.openxmlformats.org/drawingml/2006/picture">
                 <pic:pic>
                   <pic:nvPicPr>
-                    <pic:cNvPr descr="../screenshots/desktop.png" id="28" name="Picture"/>
+                    <pic:cNvPr descr="../screenshots/desktop.png" id="30" name="Picture"/>
                     <pic:cNvPicPr>
                       <a:picLocks noChangeArrowheads="1" noChangeAspect="1"/>
                     </pic:cNvPicPr>
                   </pic:nvPicPr>
                   <pic:blipFill>
-                    <a:blip r:embed="rId26"/>
+                    <a:blip r:embed="rId28"/>
                     <a:stretch>
                       <a:fillRect/>
                     </a:stretch>
@@ -1615,8 +1921,8 @@
         <w:t xml:space="preserve">(fractal explorer, terminal, calculator).</w:t>
       </w:r>
     </w:p>
-    <w:bookmarkEnd w:id="29"/>
-    <w:bookmarkStart w:id="36" w:name="X6da0f39569c4df6ef7b5406a7debc84d6f8e272"/>
+    <w:bookmarkEnd w:id="31"/>
+    <w:bookmarkStart w:id="38" w:name="X6da0f39569c4df6ef7b5406a7debc84d6f8e272"/>
     <w:p>
       <w:pPr>
         <w:pStyle w:val="Heading2"/>
@@ -1702,7 +2008,7 @@
         <w:t xml:space="preserve">).</w:t>
       </w:r>
     </w:p>
-    <w:bookmarkStart w:id="30" w:name="the-panel-panel"/>
+    <w:bookmarkStart w:id="32" w:name="the-panel-panel"/>
     <w:p>
       <w:pPr>
         <w:pStyle w:val="Heading3"/>
@@ -1798,7 +2104,7 @@
         <w:pStyle w:val="Compact"/>
         <w:numPr>
           <w:ilvl w:val="0"/>
-          <w:numId w:val="1006"/>
+          <w:numId w:val="1007"/>
         </w:numPr>
       </w:pPr>
       <w:r>
@@ -1820,7 +2126,7 @@
         <w:pStyle w:val="Compact"/>
         <w:numPr>
           <w:ilvl w:val="0"/>
-          <w:numId w:val="1006"/>
+          <w:numId w:val="1007"/>
         </w:numPr>
       </w:pPr>
       <w:r>
@@ -1934,7 +2240,7 @@
         <w:pStyle w:val="Compact"/>
         <w:numPr>
           <w:ilvl w:val="0"/>
-          <w:numId w:val="1006"/>
+          <w:numId w:val="1007"/>
         </w:numPr>
       </w:pPr>
       <w:r>
@@ -1991,7 +2297,7 @@
         <w:pStyle w:val="Compact"/>
         <w:numPr>
           <w:ilvl w:val="0"/>
-          <w:numId w:val="1006"/>
+          <w:numId w:val="1007"/>
         </w:numPr>
       </w:pPr>
       <w:r>
@@ -2005,8 +2311,8 @@
         <w:t xml:space="preserve">: updated every minute.</w:t>
       </w:r>
     </w:p>
-    <w:bookmarkEnd w:id="30"/>
-    <w:bookmarkStart w:id="34" w:name="the-app-list-applist"/>
+    <w:bookmarkEnd w:id="32"/>
+    <w:bookmarkStart w:id="36" w:name="the-app-list-applist"/>
     <w:p>
       <w:pPr>
         <w:pStyle w:val="Heading3"/>
@@ -2116,18 +2422,18 @@
           <wp:inline>
             <wp:extent cx="3048000" cy="5842000"/>
             <wp:effectExtent b="0" l="0" r="0" t="0"/>
-            <wp:docPr descr="App list" title="" id="32" name="Picture"/>
+            <wp:docPr descr="App list" title="" id="34" name="Picture"/>
             <a:graphic>
               <a:graphicData uri="http://schemas.openxmlformats.org/drawingml/2006/picture">
                 <pic:pic>
                   <pic:nvPicPr>
-                    <pic:cNvPr descr="../screenshots/applist.png" id="33" name="Picture"/>
+                    <pic:cNvPr descr="../screenshots/applist.png" id="35" name="Picture"/>
                     <pic:cNvPicPr>
                       <a:picLocks noChangeArrowheads="1" noChangeAspect="1"/>
                     </pic:cNvPicPr>
                   </pic:nvPicPr>
                   <pic:blipFill>
-                    <a:blip r:embed="rId31"/>
+                    <a:blip r:embed="rId33"/>
                     <a:stretch>
                       <a:fillRect/>
                     </a:stretch>
@@ -2164,146 +2470,14 @@
         <w:t xml:space="preserve">The app list (scrolling grid, opened from the panel's "apps" button).</w:t>
       </w:r>
     </w:p>
-    <w:bookmarkEnd w:id="34"/>
-    <w:bookmarkStart w:id="35" w:name="launching-closing-switching"/>
+    <w:bookmarkEnd w:id="36"/>
+    <w:bookmarkStart w:id="37" w:name="launching-closing-switching"/>
     <w:p>
       <w:pPr>
         <w:pStyle w:val="Heading3"/>
       </w:pPr>
       <w:r>
         <w:t xml:space="preserve">Launching, closing, switching</w:t>
-      </w:r>
-    </w:p>
-    <w:p>
-      <w:pPr>
-        <w:pStyle w:val="Compact"/>
-        <w:numPr>
-          <w:ilvl w:val="0"/>
-          <w:numId w:val="1007"/>
-        </w:numPr>
-      </w:pPr>
-      <w:r>
-        <w:rPr>
-          <w:b/>
-          <w:bCs/>
-        </w:rPr>
-        <w:t xml:space="preserve">Launch</w:t>
-      </w:r>
-      <w:r>
-        <w:t xml:space="preserve">: via the quicklaunch, the applist, the terminal (</w:t>
-      </w:r>
-      <w:r>
-        <w:rPr>
-          <w:rStyle w:val="VerbatimChar"/>
-        </w:rPr>
-        <w:t xml:space="preserve">run &lt;name&gt;</w:t>
-      </w:r>
-      <w:r>
-        <w:t xml:space="preserve">) or the file</w:t>
-      </w:r>
-      <w:r>
-        <w:t xml:space="preserve"> </w:t>
-      </w:r>
-      <w:r>
-        <w:t xml:space="preserve">manager.</w:t>
-      </w:r>
-    </w:p>
-    <w:p>
-      <w:pPr>
-        <w:pStyle w:val="Compact"/>
-        <w:numPr>
-          <w:ilvl w:val="0"/>
-          <w:numId w:val="1007"/>
-        </w:numPr>
-      </w:pPr>
-      <w:r>
-        <w:rPr>
-          <w:b/>
-          <w:bCs/>
-        </w:rPr>
-        <w:t xml:space="preserve">Close</w:t>
-      </w:r>
-      <w:r>
-        <w:t xml:space="preserve">: the</w:t>
-      </w:r>
-      <w:r>
-        <w:t xml:space="preserve"> </w:t>
-      </w:r>
-      <w:r>
-        <w:rPr>
-          <w:b/>
-          <w:bCs/>
-        </w:rPr>
-        <w:t xml:space="preserve">×</w:t>
-      </w:r>
-      <w:r>
-        <w:t xml:space="preserve"> </w:t>
-      </w:r>
-      <w:r>
-        <w:t xml:space="preserve">box on the title bar (normal windows), or via the task manager</w:t>
-      </w:r>
-      <w:r>
-        <w:t xml:space="preserve"> </w:t>
-      </w:r>
-      <w:r>
-        <w:t xml:space="preserve">(</w:t>
-      </w:r>
-      <w:r>
-        <w:rPr>
-          <w:rStyle w:val="VerbatimChar"/>
-        </w:rPr>
-        <w:t xml:space="preserve">taskman</w:t>
-      </w:r>
-      <w:r>
-        <w:t xml:space="preserve">) /</w:t>
-      </w:r>
-      <w:r>
-        <w:t xml:space="preserve"> </w:t>
-      </w:r>
-      <w:r>
-        <w:rPr>
-          <w:rStyle w:val="VerbatimChar"/>
-        </w:rPr>
-        <w:t xml:space="preserve">kill</w:t>
-      </w:r>
-      <w:r>
-        <w:t xml:space="preserve">.</w:t>
-      </w:r>
-    </w:p>
-    <w:p>
-      <w:pPr>
-        <w:pStyle w:val="Compact"/>
-        <w:numPr>
-          <w:ilvl w:val="0"/>
-          <w:numId w:val="1007"/>
-        </w:numPr>
-      </w:pPr>
-      <w:r>
-        <w:rPr>
-          <w:b/>
-          <w:bCs/>
-        </w:rPr>
-        <w:t xml:space="preserve">Toggle</w:t>
-      </w:r>
-      <w:r>
-        <w:t xml:space="preserve">: the "apps" button and certain icons use a toggle mechanism (a second</w:t>
-      </w:r>
-      <w:r>
-        <w:t xml:space="preserve"> </w:t>
-      </w:r>
-      <w:r>
-        <w:t xml:space="preserve">click closes the launched app).</w:t>
-      </w:r>
-    </w:p>
-    <w:bookmarkEnd w:id="35"/>
-    <w:bookmarkEnd w:id="36"/>
-    <w:bookmarkStart w:id="37" w:name="X5e19a492699f01338d982a020a1bf04acdee6c4"/>
-    <w:p>
-      <w:pPr>
-        <w:pStyle w:val="Heading2"/>
-      </w:pPr>
-      <w:r>
-        <w:t xml:space="preserve">6. Working with windows</w:t>
       </w:r>
     </w:p>
     <w:p>
@@ -2319,23 +2493,25 @@
           <w:b/>
           <w:bCs/>
         </w:rPr>
-        <w:t xml:space="preserve">Move</w:t>
-      </w:r>
-      <w:r>
-        <w:t xml:space="preserve">: drag the</w:t>
-      </w:r>
-      <w:r>
-        <w:t xml:space="preserve"> </w:t>
-      </w:r>
-      <w:r>
-        <w:rPr>
-          <w:b/>
-          <w:bCs/>
-        </w:rPr>
-        <w:t xml:space="preserve">title bar</w:t>
-      </w:r>
-      <w:r>
-        <w:t xml:space="preserve">.</w:t>
+        <w:t xml:space="preserve">Launch</w:t>
+      </w:r>
+      <w:r>
+        <w:t xml:space="preserve">: via the quicklaunch, the applist, the terminal (</w:t>
+      </w:r>
+      <w:r>
+        <w:rPr>
+          <w:rStyle w:val="VerbatimChar"/>
+        </w:rPr>
+        <w:t xml:space="preserve">run &lt;name&gt;</w:t>
+      </w:r>
+      <w:r>
+        <w:t xml:space="preserve">) or the file</w:t>
+      </w:r>
+      <w:r>
+        <w:t xml:space="preserve"> </w:t>
+      </w:r>
+      <w:r>
+        <w:t xml:space="preserve">manager.</w:t>
       </w:r>
     </w:p>
     <w:p>
@@ -2354,7 +2530,7 @@
         <w:t xml:space="preserve">Close</w:t>
       </w:r>
       <w:r>
-        <w:t xml:space="preserve">: click the</w:t>
+        <w:t xml:space="preserve">: the</w:t>
       </w:r>
       <w:r>
         <w:t xml:space="preserve"> </w:t>
@@ -2370,7 +2546,34 @@
         <w:t xml:space="preserve"> </w:t>
       </w:r>
       <w:r>
-        <w:t xml:space="preserve">box at the top right.</w:t>
+        <w:t xml:space="preserve">box on the title bar (normal windows), or via the task manager</w:t>
+      </w:r>
+      <w:r>
+        <w:t xml:space="preserve"> </w:t>
+      </w:r>
+      <w:r>
+        <w:t xml:space="preserve">(</w:t>
+      </w:r>
+      <w:r>
+        <w:rPr>
+          <w:rStyle w:val="VerbatimChar"/>
+        </w:rPr>
+        <w:t xml:space="preserve">taskman</w:t>
+      </w:r>
+      <w:r>
+        <w:t xml:space="preserve">) /</w:t>
+      </w:r>
+      <w:r>
+        <w:t xml:space="preserve"> </w:t>
+      </w:r>
+      <w:r>
+        <w:rPr>
+          <w:rStyle w:val="VerbatimChar"/>
+        </w:rPr>
+        <w:t xml:space="preserve">kill</w:t>
+      </w:r>
+      <w:r>
+        <w:t xml:space="preserve">.</w:t>
       </w:r>
     </w:p>
     <w:p>
@@ -2386,26 +2589,27 @@
           <w:b/>
           <w:bCs/>
         </w:rPr>
-        <w:t xml:space="preserve">Foreground / focus</w:t>
-      </w:r>
-      <w:r>
-        <w:t xml:space="preserve">: click inside a window — it comes to the top and becomes</w:t>
-      </w:r>
-      <w:r>
-        <w:t xml:space="preserve"> </w:t>
-      </w:r>
-      <w:r>
-        <w:rPr>
-          <w:i/>
-          <w:iCs/>
-        </w:rPr>
-        <w:t xml:space="preserve">active</w:t>
-      </w:r>
-      <w:r>
-        <w:t xml:space="preserve"> </w:t>
-      </w:r>
-      <w:r>
-        <w:t xml:space="preserve">(chrome tinted differently). Inactive ones have a more muted tint.</w:t>
+        <w:t xml:space="preserve">Toggle</w:t>
+      </w:r>
+      <w:r>
+        <w:t xml:space="preserve">: the "apps" button and certain icons use a toggle mechanism (a second</w:t>
+      </w:r>
+      <w:r>
+        <w:t xml:space="preserve"> </w:t>
+      </w:r>
+      <w:r>
+        <w:t xml:space="preserve">click closes the launched app).</w:t>
+      </w:r>
+    </w:p>
+    <w:bookmarkEnd w:id="37"/>
+    <w:bookmarkEnd w:id="38"/>
+    <w:bookmarkStart w:id="39" w:name="X5e19a492699f01338d982a020a1bf04acdee6c4"/>
+    <w:p>
+      <w:pPr>
+        <w:pStyle w:val="Heading2"/>
+      </w:pPr>
+      <w:r>
+        <w:t xml:space="preserve">6. Working with windows</w:t>
       </w:r>
     </w:p>
     <w:p>
@@ -2413,7 +2617,7 @@
         <w:pStyle w:val="Compact"/>
         <w:numPr>
           <w:ilvl w:val="0"/>
-          <w:numId w:val="1008"/>
+          <w:numId w:val="1009"/>
         </w:numPr>
       </w:pPr>
       <w:r>
@@ -2421,19 +2625,23 @@
           <w:b/>
           <w:bCs/>
         </w:rPr>
-        <w:t xml:space="preserve">Borderless</w:t>
-      </w:r>
-      <w:r>
-        <w:t xml:space="preserve"> </w:t>
-      </w:r>
-      <w:r>
-        <w:t xml:space="preserve">windows (panel, app list, certain gadgets) cannot be moved or closed</w:t>
-      </w:r>
-      <w:r>
-        <w:t xml:space="preserve"> </w:t>
-      </w:r>
-      <w:r>
-        <w:t xml:space="preserve">with the mouse: they are managed by the desktop or close themselves.</w:t>
+        <w:t xml:space="preserve">Move</w:t>
+      </w:r>
+      <w:r>
+        <w:t xml:space="preserve">: drag the</w:t>
+      </w:r>
+      <w:r>
+        <w:t xml:space="preserve"> </w:t>
+      </w:r>
+      <w:r>
+        <w:rPr>
+          <w:b/>
+          <w:bCs/>
+        </w:rPr>
+        <w:t xml:space="preserve">title bar</w:t>
+      </w:r>
+      <w:r>
+        <w:t xml:space="preserve">.</w:t>
       </w:r>
     </w:p>
     <w:p>
@@ -2441,7 +2649,7 @@
         <w:pStyle w:val="Compact"/>
         <w:numPr>
           <w:ilvl w:val="0"/>
-          <w:numId w:val="1008"/>
+          <w:numId w:val="1009"/>
         </w:numPr>
       </w:pPr>
       <w:r>
@@ -2449,6 +2657,104 @@
           <w:b/>
           <w:bCs/>
         </w:rPr>
+        <w:t xml:space="preserve">Close</w:t>
+      </w:r>
+      <w:r>
+        <w:t xml:space="preserve">: click the</w:t>
+      </w:r>
+      <w:r>
+        <w:t xml:space="preserve"> </w:t>
+      </w:r>
+      <w:r>
+        <w:rPr>
+          <w:b/>
+          <w:bCs/>
+        </w:rPr>
+        <w:t xml:space="preserve">×</w:t>
+      </w:r>
+      <w:r>
+        <w:t xml:space="preserve"> </w:t>
+      </w:r>
+      <w:r>
+        <w:t xml:space="preserve">box at the top right.</w:t>
+      </w:r>
+    </w:p>
+    <w:p>
+      <w:pPr>
+        <w:pStyle w:val="Compact"/>
+        <w:numPr>
+          <w:ilvl w:val="0"/>
+          <w:numId w:val="1009"/>
+        </w:numPr>
+      </w:pPr>
+      <w:r>
+        <w:rPr>
+          <w:b/>
+          <w:bCs/>
+        </w:rPr>
+        <w:t xml:space="preserve">Foreground / focus</w:t>
+      </w:r>
+      <w:r>
+        <w:t xml:space="preserve">: click inside a window — it comes to the top and becomes</w:t>
+      </w:r>
+      <w:r>
+        <w:t xml:space="preserve"> </w:t>
+      </w:r>
+      <w:r>
+        <w:rPr>
+          <w:i/>
+          <w:iCs/>
+        </w:rPr>
+        <w:t xml:space="preserve">active</w:t>
+      </w:r>
+      <w:r>
+        <w:t xml:space="preserve"> </w:t>
+      </w:r>
+      <w:r>
+        <w:t xml:space="preserve">(chrome tinted differently). Inactive ones have a more muted tint.</w:t>
+      </w:r>
+    </w:p>
+    <w:p>
+      <w:pPr>
+        <w:pStyle w:val="Compact"/>
+        <w:numPr>
+          <w:ilvl w:val="0"/>
+          <w:numId w:val="1009"/>
+        </w:numPr>
+      </w:pPr>
+      <w:r>
+        <w:rPr>
+          <w:b/>
+          <w:bCs/>
+        </w:rPr>
+        <w:t xml:space="preserve">Borderless</w:t>
+      </w:r>
+      <w:r>
+        <w:t xml:space="preserve"> </w:t>
+      </w:r>
+      <w:r>
+        <w:t xml:space="preserve">windows (panel, app list, certain gadgets) cannot be moved or closed</w:t>
+      </w:r>
+      <w:r>
+        <w:t xml:space="preserve"> </w:t>
+      </w:r>
+      <w:r>
+        <w:t xml:space="preserve">with the mouse: they are managed by the desktop or close themselves.</w:t>
+      </w:r>
+    </w:p>
+    <w:p>
+      <w:pPr>
+        <w:pStyle w:val="Compact"/>
+        <w:numPr>
+          <w:ilvl w:val="0"/>
+          <w:numId w:val="1009"/>
+        </w:numPr>
+      </w:pPr>
+      <w:r>
+        <w:rPr>
+          <w:b/>
+          <w:bCs/>
+        </w:rPr>
         <w:t xml:space="preserve">Mouse</w:t>
       </w:r>
       <w:r>
@@ -2477,8 +2783,8 @@
         <w:t xml:space="preserve">(paint, move, drag a slider).</w:t>
       </w:r>
     </w:p>
-    <w:bookmarkEnd w:id="37"/>
-    <w:bookmarkStart w:id="46" w:name="Xfd0a61ea092ab65fb7a88d21dccc75052828f90"/>
+    <w:bookmarkEnd w:id="39"/>
+    <w:bookmarkStart w:id="48" w:name="Xfd0a61ea092ab65fb7a88d21dccc75052828f90"/>
     <w:p>
       <w:pPr>
         <w:pStyle w:val="Heading2"/>
@@ -2555,18 +2861,18 @@
           <wp:inline>
             <wp:extent cx="5334000" cy="3693416"/>
             <wp:effectExtent b="0" l="0" r="0" t="0"/>
-            <wp:docPr descr="Terminal" title="" id="39" name="Picture"/>
+            <wp:docPr descr="Terminal" title="" id="41" name="Picture"/>
             <a:graphic>
               <a:graphicData uri="http://schemas.openxmlformats.org/drawingml/2006/picture">
                 <pic:pic>
                   <pic:nvPicPr>
-                    <pic:cNvPr descr="../screenshots/terminal.png" id="40" name="Picture"/>
+                    <pic:cNvPr descr="../screenshots/terminal.png" id="42" name="Picture"/>
                     <pic:cNvPicPr>
                       <a:picLocks noChangeArrowheads="1" noChangeAspect="1"/>
                     </pic:cNvPicPr>
                   </pic:nvPicPr>
                   <pic:blipFill>
-                    <a:blip r:embed="rId38"/>
+                    <a:blip r:embed="rId40"/>
                     <a:stretch>
                       <a:fillRect/>
                     </a:stretch>
@@ -2662,7 +2968,7 @@
         <w:t xml:space="preserve">.</w:t>
       </w:r>
     </w:p>
-    <w:bookmarkStart w:id="41" w:name="X939a0b168c78926b9d1e7a10e2d6ab30b93906d"/>
+    <w:bookmarkStart w:id="43" w:name="X939a0b168c78926b9d1e7a10e2d6ab30b93906d"/>
     <w:p>
       <w:pPr>
         <w:pStyle w:val="Heading3"/>
@@ -2676,7 +2982,7 @@
         <w:pStyle w:val="Compact"/>
         <w:numPr>
           <w:ilvl w:val="0"/>
-          <w:numId w:val="1009"/>
+          <w:numId w:val="1010"/>
         </w:numPr>
       </w:pPr>
       <w:r>
@@ -2772,7 +3078,7 @@
         <w:pStyle w:val="Compact"/>
         <w:numPr>
           <w:ilvl w:val="0"/>
-          <w:numId w:val="1009"/>
+          <w:numId w:val="1010"/>
         </w:numPr>
       </w:pPr>
       <w:r>
@@ -2824,8 +3130,8 @@
         <w:t xml:space="preserve">scroll through the output history (scrollback, 100 lines).</w:t>
       </w:r>
     </w:p>
-    <w:bookmarkEnd w:id="41"/>
-    <w:bookmarkStart w:id="42" w:name="built-in-commands-builtins"/>
+    <w:bookmarkEnd w:id="43"/>
+    <w:bookmarkStart w:id="44" w:name="built-in-commands-builtins"/>
     <w:p>
       <w:pPr>
         <w:pStyle w:val="Heading3"/>
@@ -3023,8 +3329,8 @@
         </w:tc>
       </w:tr>
     </w:tbl>
-    <w:bookmarkEnd w:id="42"/>
-    <w:bookmarkStart w:id="43" w:name="launching-a-program"/>
+    <w:bookmarkEnd w:id="44"/>
+    <w:bookmarkStart w:id="45" w:name="launching-a-program"/>
     <w:p>
       <w:pPr>
         <w:pStyle w:val="Heading3"/>
@@ -3162,8 +3468,8 @@
         <w:t xml:space="preserve">(see §8).</w:t>
       </w:r>
     </w:p>
-    <w:bookmarkEnd w:id="43"/>
-    <w:bookmarkStart w:id="45" w:name="pipes-and-redirections"/>
+    <w:bookmarkEnd w:id="45"/>
+    <w:bookmarkStart w:id="47" w:name="pipes-and-redirections"/>
     <w:p>
       <w:pPr>
         <w:pStyle w:val="Heading3"/>
@@ -4180,7 +4486,7 @@
       <w:r>
         <w:t xml:space="preserve"> </w:t>
       </w:r>
-      <w:hyperlink r:id="rId44">
+      <w:hyperlink r:id="rId46">
         <w:r>
           <w:rPr>
             <w:rStyle w:val="Hyperlink"/>
@@ -4192,9 +4498,9 @@
         <w:t xml:space="preserve">.</w:t>
       </w:r>
     </w:p>
-    <w:bookmarkEnd w:id="45"/>
-    <w:bookmarkEnd w:id="46"/>
-    <w:bookmarkStart w:id="47" w:name="X139ae4ab313c0a7ad9cdcceb22ac00b035a3294"/>
+    <w:bookmarkEnd w:id="47"/>
+    <w:bookmarkEnd w:id="48"/>
+    <w:bookmarkStart w:id="49" w:name="X139ae4ab313c0a7ad9cdcceb22ac00b035a3294"/>
     <w:p>
       <w:pPr>
         <w:pStyle w:val="Heading2"/>
@@ -5589,8 +5895,248 @@
         </w:tc>
       </w:tr>
     </w:tbl>
-    <w:bookmarkEnd w:id="47"/>
-    <w:bookmarkStart w:id="51" w:name="X2b27972c83c6addee841655dd810ead53d9bb39"/>
+    <w:p>
+      <w:pPr>
+        <w:pStyle w:val="BodyText"/>
+      </w:pPr>
+      <w:r>
+        <w:rPr>
+          <w:b/>
+          <w:bCs/>
+        </w:rPr>
+        <w:t xml:space="preserve">Networking and logs</w:t>
+      </w:r>
+    </w:p>
+    <w:tbl>
+      <w:tblPr>
+        <w:tblStyle w:val="Table"/>
+        <w:tblW w:type="auto" w:w="0"/>
+        <w:tblLook w:firstRow="1" w:lastRow="0" w:firstColumn="0" w:lastColumn="0" w:noHBand="0" w:noVBand="0" w:val="0020"/>
+      </w:tblPr>
+      <w:tblGrid>
+        <w:gridCol w:w="2640"/>
+        <w:gridCol w:w="2640"/>
+        <w:gridCol w:w="2640"/>
+      </w:tblGrid>
+      <w:tr>
+        <w:trPr>
+          <w:tblHeader w:val="on"/>
+        </w:trPr>
+        <w:tc>
+          <w:tcPr/>
+          <w:p>
+            <w:pPr>
+              <w:pStyle w:val="Compact"/>
+            </w:pPr>
+            <w:r>
+              <w:t xml:space="preserve">Tool</w:t>
+            </w:r>
+          </w:p>
+        </w:tc>
+        <w:tc>
+          <w:tcPr/>
+          <w:p>
+            <w:pPr>
+              <w:pStyle w:val="Compact"/>
+            </w:pPr>
+            <w:r>
+              <w:t xml:space="preserve">Usage</w:t>
+            </w:r>
+          </w:p>
+        </w:tc>
+        <w:tc>
+          <w:tcPr/>
+          <w:p>
+            <w:pPr>
+              <w:pStyle w:val="Compact"/>
+            </w:pPr>
+            <w:r>
+              <w:t xml:space="preserve">Description</w:t>
+            </w:r>
+          </w:p>
+        </w:tc>
+      </w:tr>
+      <w:tr>
+        <w:tc>
+          <w:tcPr/>
+          <w:p>
+            <w:pPr>
+              <w:pStyle w:val="Compact"/>
+            </w:pPr>
+            <w:r>
+              <w:rPr>
+                <w:rStyle w:val="VerbatimChar"/>
+              </w:rPr>
+              <w:t xml:space="preserve">net</w:t>
+            </w:r>
+          </w:p>
+        </w:tc>
+        <w:tc>
+          <w:tcPr/>
+          <w:p>
+            <w:pPr>
+              <w:pStyle w:val="Compact"/>
+            </w:pPr>
+            <w:r>
+              <w:rPr>
+                <w:rStyle w:val="VerbatimChar"/>
+              </w:rPr>
+              <w:t xml:space="preserve">net</w:t>
+            </w:r>
+          </w:p>
+        </w:tc>
+        <w:tc>
+          <w:tcPr/>
+          <w:p>
+            <w:pPr>
+              <w:pStyle w:val="Compact"/>
+            </w:pPr>
+            <w:r>
+              <w:t xml:space="preserve">Shows the WLAN link status and the IPv4 address (or "link down" if Wi-Fi has not associated — check the firmware and</w:t>
+            </w:r>
+            <w:r>
+              <w:t xml:space="preserve"> </w:t>
+            </w:r>
+            <w:r>
+              <w:rPr>
+                <w:rStyle w:val="VerbatimChar"/>
+              </w:rPr>
+              <w:t xml:space="preserve">wpa_supplicant.conf</w:t>
+            </w:r>
+            <w:r>
+              <w:t xml:space="preserve">).</w:t>
+            </w:r>
+          </w:p>
+        </w:tc>
+      </w:tr>
+      <w:tr>
+        <w:tc>
+          <w:tcPr/>
+          <w:p>
+            <w:pPr>
+              <w:pStyle w:val="Compact"/>
+            </w:pPr>
+            <w:r>
+              <w:rPr>
+                <w:rStyle w:val="VerbatimChar"/>
+              </w:rPr>
+              <w:t xml:space="preserve">kmsg</w:t>
+            </w:r>
+          </w:p>
+        </w:tc>
+        <w:tc>
+          <w:tcPr/>
+          <w:p>
+            <w:pPr>
+              <w:pStyle w:val="Compact"/>
+            </w:pPr>
+            <w:r>
+              <w:rPr>
+                <w:rStyle w:val="VerbatimChar"/>
+              </w:rPr>
+              <w:t xml:space="preserve">kmsg</w:t>
+            </w:r>
+          </w:p>
+        </w:tc>
+        <w:tc>
+          <w:tcPr/>
+          <w:p>
+            <w:pPr>
+              <w:pStyle w:val="Compact"/>
+            </w:pPr>
+            <w:r>
+              <w:t xml:space="preserve">Streams the kernel log live (boot messages, app lifecycle when</w:t>
+            </w:r>
+            <w:r>
+              <w:t xml:space="preserve"> </w:t>
+            </w:r>
+            <w:r>
+              <w:rPr>
+                <w:rStyle w:val="VerbatimChar"/>
+              </w:rPr>
+              <w:t xml:space="preserve">verbose</w:t>
+            </w:r>
+            <w:r>
+              <w:t xml:space="preserve"> </w:t>
+            </w:r>
+            <w:r>
+              <w:t xml:space="preserve">is on, network events).</w:t>
+            </w:r>
+            <w:r>
+              <w:t xml:space="preserve"> </w:t>
+            </w:r>
+            <w:r>
+              <w:rPr>
+                <w:b/>
+                <w:bCs/>
+              </w:rPr>
+              <w:t xml:space="preserve">Ctrl-C</w:t>
+            </w:r>
+            <w:r>
+              <w:t xml:space="preserve"> </w:t>
+            </w:r>
+            <w:r>
+              <w:t xml:space="preserve">to quit.</w:t>
+            </w:r>
+          </w:p>
+        </w:tc>
+      </w:tr>
+      <w:tr>
+        <w:tc>
+          <w:tcPr/>
+          <w:p>
+            <w:pPr>
+              <w:pStyle w:val="Compact"/>
+            </w:pPr>
+            <w:r>
+              <w:rPr>
+                <w:rStyle w:val="VerbatimChar"/>
+              </w:rPr>
+              <w:t xml:space="preserve">verbose</w:t>
+            </w:r>
+          </w:p>
+        </w:tc>
+        <w:tc>
+          <w:tcPr/>
+          <w:p>
+            <w:pPr>
+              <w:pStyle w:val="Compact"/>
+            </w:pPr>
+            <w:r>
+              <w:rPr>
+                <w:rStyle w:val="VerbatimChar"/>
+              </w:rPr>
+              <w:t xml:space="preserve">verbose [on|off]</w:t>
+            </w:r>
+          </w:p>
+        </w:tc>
+        <w:tc>
+          <w:tcPr/>
+          <w:p>
+            <w:pPr>
+              <w:pStyle w:val="Compact"/>
+            </w:pPr>
+            <w:r>
+              <w:t xml:space="preserve">Shows or toggles the kernel's verbose logging (app start/stop/kill); persists the choice to</w:t>
+            </w:r>
+            <w:r>
+              <w:t xml:space="preserve"> </w:t>
+            </w:r>
+            <w:r>
+              <w:rPr>
+                <w:rStyle w:val="VerbatimChar"/>
+              </w:rPr>
+              <w:t xml:space="preserve">SD:system.ini</w:t>
+            </w:r>
+            <w:r>
+              <w:t xml:space="preserve">.</w:t>
+            </w:r>
+          </w:p>
+        </w:tc>
+      </w:tr>
+    </w:tbl>
+    <w:bookmarkEnd w:id="49"/>
+    <w:bookmarkStart w:id="53" w:name="X2b27972c83c6addee841655dd810ead53d9bb39"/>
     <w:p>
       <w:pPr>
         <w:pStyle w:val="Heading2"/>
@@ -5629,7 +6175,7 @@
         <w:pStyle w:val="Compact"/>
         <w:numPr>
           <w:ilvl w:val="0"/>
-          <w:numId w:val="1010"/>
+          <w:numId w:val="1011"/>
         </w:numPr>
       </w:pPr>
       <w:r>
@@ -5751,246 +6297,47 @@
         <w:pStyle w:val="Compact"/>
         <w:numPr>
           <w:ilvl w:val="0"/>
-          <w:numId w:val="1010"/>
-        </w:numPr>
-      </w:pPr>
-      <w:r>
-        <w:rPr>
-          <w:b/>
-          <w:bCs/>
-        </w:rPr>
-        <w:t xml:space="preserve">Open</w:t>
-      </w:r>
-      <w:r>
-        <w:t xml:space="preserve">:</w:t>
-      </w:r>
-      <w:r>
-        <w:t xml:space="preserve"> </w:t>
-      </w:r>
-      <w:r>
-        <w:rPr>
-          <w:b/>
-          <w:bCs/>
-        </w:rPr>
-        <w:t xml:space="preserve">double-click</w:t>
-      </w:r>
-      <w:r>
-        <w:t xml:space="preserve"> </w:t>
-      </w:r>
-      <w:r>
-        <w:t xml:space="preserve">(or</w:t>
-      </w:r>
-      <w:r>
-        <w:t xml:space="preserve"> </w:t>
-      </w:r>
-      <w:r>
-        <w:rPr>
-          <w:b/>
-          <w:bCs/>
-        </w:rPr>
-        <w:t xml:space="preserve">Enter</w:t>
-      </w:r>
-      <w:r>
-        <w:t xml:space="preserve">) on an entry.</w:t>
-      </w:r>
-    </w:p>
-    <w:p>
-      <w:pPr>
-        <w:pStyle w:val="Compact"/>
-        <w:numPr>
-          <w:ilvl w:val="1"/>
           <w:numId w:val="1011"/>
         </w:numPr>
       </w:pPr>
       <w:r>
-        <w:t xml:space="preserve">Text files (</w:t>
-      </w:r>
-      <w:r>
-        <w:rPr>
-          <w:rStyle w:val="VerbatimChar"/>
-        </w:rPr>
-        <w:t xml:space="preserve">.txt</w:t>
-      </w:r>
-      <w:r>
-        <w:t xml:space="preserve">,</w:t>
-      </w:r>
-      <w:r>
-        <w:t xml:space="preserve"> </w:t>
-      </w:r>
-      <w:r>
-        <w:rPr>
-          <w:rStyle w:val="VerbatimChar"/>
-        </w:rPr>
-        <w:t xml:space="preserve">.ini</w:t>
-      </w:r>
-      <w:r>
-        <w:t xml:space="preserve">,</w:t>
-      </w:r>
-      <w:r>
-        <w:t xml:space="preserve"> </w:t>
-      </w:r>
-      <w:r>
-        <w:rPr>
-          <w:rStyle w:val="VerbatimChar"/>
-        </w:rPr>
-        <w:t xml:space="preserve">.md</w:t>
-      </w:r>
-      <w:r>
-        <w:t xml:space="preserve">,</w:t>
-      </w:r>
-      <w:r>
-        <w:t xml:space="preserve"> </w:t>
-      </w:r>
-      <w:r>
-        <w:rPr>
-          <w:rStyle w:val="VerbatimChar"/>
-        </w:rPr>
-        <w:t xml:space="preserve">.log</w:t>
-      </w:r>
-      <w:r>
-        <w:t xml:space="preserve">,</w:t>
-      </w:r>
-      <w:r>
-        <w:t xml:space="preserve"> </w:t>
-      </w:r>
-      <w:r>
-        <w:rPr>
-          <w:rStyle w:val="VerbatimChar"/>
-        </w:rPr>
-        <w:t xml:space="preserve">.cfg</w:t>
-      </w:r>
-      <w:r>
-        <w:t xml:space="preserve">,</w:t>
-      </w:r>
-      <w:r>
-        <w:t xml:space="preserve"> </w:t>
-      </w:r>
-      <w:r>
-        <w:rPr>
-          <w:rStyle w:val="VerbatimChar"/>
-        </w:rPr>
-        <w:t xml:space="preserve">.conf</w:t>
-      </w:r>
-      <w:r>
-        <w:t xml:space="preserve">,</w:t>
-      </w:r>
-      <w:r>
-        <w:t xml:space="preserve"> </w:t>
-      </w:r>
-      <w:r>
-        <w:rPr>
-          <w:rStyle w:val="VerbatimChar"/>
-        </w:rPr>
-        <w:t xml:space="preserve">.csv</w:t>
-      </w:r>
-      <w:r>
-        <w:t xml:space="preserve">,</w:t>
-      </w:r>
-      <w:r>
-        <w:t xml:space="preserve"> </w:t>
-      </w:r>
-      <w:r>
-        <w:rPr>
-          <w:rStyle w:val="VerbatimChar"/>
-        </w:rPr>
-        <w:t xml:space="preserve">.c</w:t>
-      </w:r>
-      <w:r>
-        <w:t xml:space="preserve">,</w:t>
-      </w:r>
-      <w:r>
-        <w:t xml:space="preserve"> </w:t>
-      </w:r>
-      <w:r>
-        <w:rPr>
-          <w:rStyle w:val="VerbatimChar"/>
-        </w:rPr>
-        <w:t xml:space="preserve">.h</w:t>
-      </w:r>
-      <w:r>
-        <w:t xml:space="preserve">,</w:t>
-      </w:r>
-      <w:r>
-        <w:t xml:space="preserve"> </w:t>
-      </w:r>
-      <w:r>
-        <w:rPr>
-          <w:rStyle w:val="VerbatimChar"/>
-        </w:rPr>
-        <w:t xml:space="preserve">.sh</w:t>
-      </w:r>
-      <w:r>
-        <w:t xml:space="preserve">) → opened in</w:t>
-      </w:r>
-      <w:r>
-        <w:t xml:space="preserve"> </w:t>
-      </w:r>
-      <w:r>
-        <w:rPr>
-          <w:rStyle w:val="VerbatimChar"/>
-          <w:b/>
-          <w:bCs/>
-        </w:rPr>
-        <w:t xml:space="preserve">tinypad</w:t>
-      </w:r>
-      <w:r>
-        <w:t xml:space="preserve">.</w:t>
-      </w:r>
-    </w:p>
-    <w:p>
-      <w:pPr>
-        <w:pStyle w:val="Compact"/>
-        <w:numPr>
-          <w:ilvl w:val="1"/>
-          <w:numId w:val="1011"/>
-        </w:numPr>
-      </w:pPr>
-      <w:r>
-        <w:rPr>
-          <w:rStyle w:val="VerbatimChar"/>
-        </w:rPr>
-        <w:t xml:space="preserve">.elf</w:t>
-      </w:r>
-      <w:r>
-        <w:t xml:space="preserve"> </w:t>
-      </w:r>
-      <w:r>
-        <w:t xml:space="preserve">files →</w:t>
-      </w:r>
-      <w:r>
-        <w:t xml:space="preserve"> </w:t>
-      </w:r>
-      <w:r>
-        <w:rPr>
-          <w:b/>
-          <w:bCs/>
-        </w:rPr>
-        <w:t xml:space="preserve">executed</w:t>
-      </w:r>
-      <w:r>
-        <w:t xml:space="preserve">.</w:t>
-      </w:r>
-    </w:p>
-    <w:p>
-      <w:pPr>
-        <w:pStyle w:val="Compact"/>
-        <w:numPr>
-          <w:ilvl w:val="0"/>
-          <w:numId w:val="1010"/>
-        </w:numPr>
-      </w:pPr>
-      <w:r>
-        <w:rPr>
-          <w:b/>
-          <w:bCs/>
-        </w:rPr>
-        <w:t xml:space="preserve">Operations</w:t>
-      </w:r>
-      <w:r>
-        <w:t xml:space="preserve"> </w:t>
-      </w:r>
-      <w:r>
-        <w:t xml:space="preserve">(shortcuts shown at the top):</w:t>
+        <w:rPr>
+          <w:b/>
+          <w:bCs/>
+        </w:rPr>
+        <w:t xml:space="preserve">Open</w:t>
+      </w:r>
+      <w:r>
+        <w:t xml:space="preserve">:</w:t>
+      </w:r>
+      <w:r>
+        <w:t xml:space="preserve"> </w:t>
+      </w:r>
+      <w:r>
+        <w:rPr>
+          <w:b/>
+          <w:bCs/>
+        </w:rPr>
+        <w:t xml:space="preserve">double-click</w:t>
+      </w:r>
+      <w:r>
+        <w:t xml:space="preserve"> </w:t>
+      </w:r>
+      <w:r>
+        <w:t xml:space="preserve">(or</w:t>
+      </w:r>
+      <w:r>
+        <w:t xml:space="preserve"> </w:t>
+      </w:r>
+      <w:r>
+        <w:rPr>
+          <w:b/>
+          <w:bCs/>
+        </w:rPr>
+        <w:t xml:space="preserve">Enter</w:t>
+      </w:r>
+      <w:r>
+        <w:t xml:space="preserve">) on an entry.</w:t>
       </w:r>
     </w:p>
     <w:p>
@@ -6002,15 +6349,138 @@
         </w:numPr>
       </w:pPr>
       <w:r>
-        <w:rPr>
-          <w:rStyle w:val="VerbatimChar"/>
-          <w:b/>
-          <w:bCs/>
-        </w:rPr>
-        <w:t xml:space="preserve">d</w:t>
-      </w:r>
-      <w:r>
-        <w:t xml:space="preserve">: delete the selection (with confirmation).</w:t>
+        <w:t xml:space="preserve">Text files (</w:t>
+      </w:r>
+      <w:r>
+        <w:rPr>
+          <w:rStyle w:val="VerbatimChar"/>
+        </w:rPr>
+        <w:t xml:space="preserve">.txt</w:t>
+      </w:r>
+      <w:r>
+        <w:t xml:space="preserve">,</w:t>
+      </w:r>
+      <w:r>
+        <w:t xml:space="preserve"> </w:t>
+      </w:r>
+      <w:r>
+        <w:rPr>
+          <w:rStyle w:val="VerbatimChar"/>
+        </w:rPr>
+        <w:t xml:space="preserve">.ini</w:t>
+      </w:r>
+      <w:r>
+        <w:t xml:space="preserve">,</w:t>
+      </w:r>
+      <w:r>
+        <w:t xml:space="preserve"> </w:t>
+      </w:r>
+      <w:r>
+        <w:rPr>
+          <w:rStyle w:val="VerbatimChar"/>
+        </w:rPr>
+        <w:t xml:space="preserve">.md</w:t>
+      </w:r>
+      <w:r>
+        <w:t xml:space="preserve">,</w:t>
+      </w:r>
+      <w:r>
+        <w:t xml:space="preserve"> </w:t>
+      </w:r>
+      <w:r>
+        <w:rPr>
+          <w:rStyle w:val="VerbatimChar"/>
+        </w:rPr>
+        <w:t xml:space="preserve">.log</w:t>
+      </w:r>
+      <w:r>
+        <w:t xml:space="preserve">,</w:t>
+      </w:r>
+      <w:r>
+        <w:t xml:space="preserve"> </w:t>
+      </w:r>
+      <w:r>
+        <w:rPr>
+          <w:rStyle w:val="VerbatimChar"/>
+        </w:rPr>
+        <w:t xml:space="preserve">.cfg</w:t>
+      </w:r>
+      <w:r>
+        <w:t xml:space="preserve">,</w:t>
+      </w:r>
+      <w:r>
+        <w:t xml:space="preserve"> </w:t>
+      </w:r>
+      <w:r>
+        <w:rPr>
+          <w:rStyle w:val="VerbatimChar"/>
+        </w:rPr>
+        <w:t xml:space="preserve">.conf</w:t>
+      </w:r>
+      <w:r>
+        <w:t xml:space="preserve">,</w:t>
+      </w:r>
+      <w:r>
+        <w:t xml:space="preserve"> </w:t>
+      </w:r>
+      <w:r>
+        <w:rPr>
+          <w:rStyle w:val="VerbatimChar"/>
+        </w:rPr>
+        <w:t xml:space="preserve">.csv</w:t>
+      </w:r>
+      <w:r>
+        <w:t xml:space="preserve">,</w:t>
+      </w:r>
+      <w:r>
+        <w:t xml:space="preserve"> </w:t>
+      </w:r>
+      <w:r>
+        <w:rPr>
+          <w:rStyle w:val="VerbatimChar"/>
+        </w:rPr>
+        <w:t xml:space="preserve">.c</w:t>
+      </w:r>
+      <w:r>
+        <w:t xml:space="preserve">,</w:t>
+      </w:r>
+      <w:r>
+        <w:t xml:space="preserve"> </w:t>
+      </w:r>
+      <w:r>
+        <w:rPr>
+          <w:rStyle w:val="VerbatimChar"/>
+        </w:rPr>
+        <w:t xml:space="preserve">.h</w:t>
+      </w:r>
+      <w:r>
+        <w:t xml:space="preserve">,</w:t>
+      </w:r>
+      <w:r>
+        <w:t xml:space="preserve"> </w:t>
+      </w:r>
+      <w:r>
+        <w:rPr>
+          <w:rStyle w:val="VerbatimChar"/>
+        </w:rPr>
+        <w:t xml:space="preserve">.sh</w:t>
+      </w:r>
+      <w:r>
+        <w:t xml:space="preserve">) → opened in</w:t>
+      </w:r>
+      <w:r>
+        <w:t xml:space="preserve"> </w:t>
+      </w:r>
+      <w:r>
+        <w:rPr>
+          <w:rStyle w:val="VerbatimChar"/>
+          <w:b/>
+          <w:bCs/>
+        </w:rPr>
+        <w:t xml:space="preserve">tinypad</w:t>
+      </w:r>
+      <w:r>
+        <w:t xml:space="preserve">.</w:t>
       </w:r>
     </w:p>
     <w:p>
@@ -6024,13 +6494,49 @@
       <w:r>
         <w:rPr>
           <w:rStyle w:val="VerbatimChar"/>
-          <w:b/>
-          <w:bCs/>
-        </w:rPr>
-        <w:t xml:space="preserve">r</w:t>
-      </w:r>
-      <w:r>
-        <w:t xml:space="preserve">: rename (pre-filled with the current name).</w:t>
+        </w:rPr>
+        <w:t xml:space="preserve">.elf</w:t>
+      </w:r>
+      <w:r>
+        <w:t xml:space="preserve"> </w:t>
+      </w:r>
+      <w:r>
+        <w:t xml:space="preserve">files →</w:t>
+      </w:r>
+      <w:r>
+        <w:t xml:space="preserve"> </w:t>
+      </w:r>
+      <w:r>
+        <w:rPr>
+          <w:b/>
+          <w:bCs/>
+        </w:rPr>
+        <w:t xml:space="preserve">executed</w:t>
+      </w:r>
+      <w:r>
+        <w:t xml:space="preserve">.</w:t>
+      </w:r>
+    </w:p>
+    <w:p>
+      <w:pPr>
+        <w:pStyle w:val="Compact"/>
+        <w:numPr>
+          <w:ilvl w:val="0"/>
+          <w:numId w:val="1011"/>
+        </w:numPr>
+      </w:pPr>
+      <w:r>
+        <w:rPr>
+          <w:b/>
+          <w:bCs/>
+        </w:rPr>
+        <w:t xml:space="preserve">Operations</w:t>
+      </w:r>
+      <w:r>
+        <w:t xml:space="preserve"> </w:t>
+      </w:r>
+      <w:r>
+        <w:t xml:space="preserve">(shortcuts shown at the top):</w:t>
       </w:r>
     </w:p>
     <w:p>
@@ -6038,7 +6544,47 @@
         <w:pStyle w:val="Compact"/>
         <w:numPr>
           <w:ilvl w:val="1"/>
-          <w:numId w:val="1012"/>
+          <w:numId w:val="1013"/>
+        </w:numPr>
+      </w:pPr>
+      <w:r>
+        <w:rPr>
+          <w:rStyle w:val="VerbatimChar"/>
+          <w:b/>
+          <w:bCs/>
+        </w:rPr>
+        <w:t xml:space="preserve">d</w:t>
+      </w:r>
+      <w:r>
+        <w:t xml:space="preserve">: delete the selection (with confirmation).</w:t>
+      </w:r>
+    </w:p>
+    <w:p>
+      <w:pPr>
+        <w:pStyle w:val="Compact"/>
+        <w:numPr>
+          <w:ilvl w:val="1"/>
+          <w:numId w:val="1013"/>
+        </w:numPr>
+      </w:pPr>
+      <w:r>
+        <w:rPr>
+          <w:rStyle w:val="VerbatimChar"/>
+          <w:b/>
+          <w:bCs/>
+        </w:rPr>
+        <w:t xml:space="preserve">r</w:t>
+      </w:r>
+      <w:r>
+        <w:t xml:space="preserve">: rename (pre-filled with the current name).</w:t>
+      </w:r>
+    </w:p>
+    <w:p>
+      <w:pPr>
+        <w:pStyle w:val="Compact"/>
+        <w:numPr>
+          <w:ilvl w:val="1"/>
+          <w:numId w:val="1013"/>
         </w:numPr>
       </w:pPr>
       <w:r>
@@ -6070,18 +6616,18 @@
           <wp:inline>
             <wp:extent cx="5334000" cy="4715075"/>
             <wp:effectExtent b="0" l="0" r="0" t="0"/>
-            <wp:docPr descr="File manager" title="" id="49" name="Picture"/>
+            <wp:docPr descr="File manager" title="" id="51" name="Picture"/>
             <a:graphic>
               <a:graphicData uri="http://schemas.openxmlformats.org/drawingml/2006/picture">
                 <pic:pic>
                   <pic:nvPicPr>
-                    <pic:cNvPr descr="../screenshots/filer.png" id="50" name="Picture"/>
+                    <pic:cNvPr descr="../screenshots/filer.png" id="52" name="Picture"/>
                     <pic:cNvPicPr>
                       <a:picLocks noChangeArrowheads="1" noChangeAspect="1"/>
                     </pic:cNvPicPr>
                   </pic:nvPicPr>
                   <pic:blipFill>
-                    <a:blip r:embed="rId48"/>
+                    <a:blip r:embed="rId50"/>
                     <a:stretch>
                       <a:fillRect/>
                     </a:stretch>
@@ -6191,8 +6737,8 @@
         <w:t xml:space="preserve">top.</w:t>
       </w:r>
     </w:p>
-    <w:bookmarkEnd w:id="51"/>
-    <w:bookmarkStart w:id="52" w:name="Xe0d1843e07a64822f3bef6a2fa27fb703fd7d97"/>
+    <w:bookmarkEnd w:id="53"/>
+    <w:bookmarkStart w:id="54" w:name="Xe0d1843e07a64822f3bef6a2fa27fb703fd7d97"/>
     <w:p>
       <w:pPr>
         <w:pStyle w:val="Heading2"/>
@@ -6244,249 +6790,6 @@
           <w:bCs/>
         </w:rPr>
         <w:t xml:space="preserve">on the fly</w:t>
-      </w:r>
-      <w:r>
-        <w:t xml:space="preserve">:</w:t>
-      </w:r>
-    </w:p>
-    <w:p>
-      <w:pPr>
-        <w:pStyle w:val="Compact"/>
-        <w:numPr>
-          <w:ilvl w:val="0"/>
-          <w:numId w:val="1013"/>
-        </w:numPr>
-      </w:pPr>
-      <w:r>
-        <w:rPr>
-          <w:b/>
-          <w:bCs/>
-        </w:rPr>
-        <w:t xml:space="preserve">At the command line</w:t>
-      </w:r>
-      <w:r>
-        <w:t xml:space="preserve">:</w:t>
-      </w:r>
-      <w:r>
-        <w:t xml:space="preserve"> </w:t>
-      </w:r>
-      <w:r>
-        <w:rPr>
-          <w:rStyle w:val="VerbatimChar"/>
-        </w:rPr>
-        <w:t xml:space="preserve">keyb FR</w:t>
-      </w:r>
-      <w:r>
-        <w:t xml:space="preserve"> </w:t>
-      </w:r>
-      <w:r>
-        <w:t xml:space="preserve">(or</w:t>
-      </w:r>
-      <w:r>
-        <w:t xml:space="preserve"> </w:t>
-      </w:r>
-      <w:r>
-        <w:rPr>
-          <w:rStyle w:val="VerbatimChar"/>
-        </w:rPr>
-        <w:t xml:space="preserve">US</w:t>
-      </w:r>
-      <w:r>
-        <w:t xml:space="preserve">,</w:t>
-      </w:r>
-      <w:r>
-        <w:t xml:space="preserve"> </w:t>
-      </w:r>
-      <w:r>
-        <w:rPr>
-          <w:rStyle w:val="VerbatimChar"/>
-        </w:rPr>
-        <w:t xml:space="preserve">UK</w:t>
-      </w:r>
-      <w:r>
-        <w:t xml:space="preserve">,</w:t>
-      </w:r>
-      <w:r>
-        <w:t xml:space="preserve"> </w:t>
-      </w:r>
-      <w:r>
-        <w:rPr>
-          <w:rStyle w:val="VerbatimChar"/>
-        </w:rPr>
-        <w:t xml:space="preserve">DE</w:t>
-      </w:r>
-      <w:r>
-        <w:t xml:space="preserve">,</w:t>
-      </w:r>
-      <w:r>
-        <w:t xml:space="preserve"> </w:t>
-      </w:r>
-      <w:r>
-        <w:rPr>
-          <w:rStyle w:val="VerbatimChar"/>
-        </w:rPr>
-        <w:t xml:space="preserve">ES</w:t>
-      </w:r>
-      <w:r>
-        <w:t xml:space="preserve">,</w:t>
-      </w:r>
-      <w:r>
-        <w:t xml:space="preserve"> </w:t>
-      </w:r>
-      <w:r>
-        <w:rPr>
-          <w:rStyle w:val="VerbatimChar"/>
-        </w:rPr>
-        <w:t xml:space="preserve">IT</w:t>
-      </w:r>
-      <w:r>
-        <w:t xml:space="preserve">,</w:t>
-      </w:r>
-      <w:r>
-        <w:t xml:space="preserve"> </w:t>
-      </w:r>
-      <w:r>
-        <w:rPr>
-          <w:rStyle w:val="VerbatimChar"/>
-        </w:rPr>
-        <w:t xml:space="preserve">DV</w:t>
-      </w:r>
-      <w:r>
-        <w:t xml:space="preserve">).</w:t>
-      </w:r>
-      <w:r>
-        <w:t xml:space="preserve"> </w:t>
-      </w:r>
-      <w:r>
-        <w:rPr>
-          <w:rStyle w:val="VerbatimChar"/>
-        </w:rPr>
-        <w:t xml:space="preserve">keyb</w:t>
-      </w:r>
-      <w:r>
-        <w:t xml:space="preserve"> </w:t>
-      </w:r>
-      <w:r>
-        <w:t xml:space="preserve">alone</w:t>
-      </w:r>
-      <w:r>
-        <w:t xml:space="preserve"> </w:t>
-      </w:r>
-      <w:r>
-        <w:t xml:space="preserve">shows the current layout and the list.</w:t>
-      </w:r>
-    </w:p>
-    <w:p>
-      <w:pPr>
-        <w:pStyle w:val="Compact"/>
-        <w:numPr>
-          <w:ilvl w:val="0"/>
-          <w:numId w:val="1013"/>
-        </w:numPr>
-      </w:pPr>
-      <w:r>
-        <w:rPr>
-          <w:b/>
-          <w:bCs/>
-        </w:rPr>
-        <w:t xml:space="preserve">Graphically</w:t>
-      </w:r>
-      <w:r>
-        <w:t xml:space="preserve">: the</w:t>
-      </w:r>
-      <w:r>
-        <w:t xml:space="preserve"> </w:t>
-      </w:r>
-      <w:r>
-        <w:rPr>
-          <w:b/>
-          <w:bCs/>
-        </w:rPr>
-        <w:t xml:space="preserve">theme editor</w:t>
-      </w:r>
-      <w:r>
-        <w:t xml:space="preserve"> </w:t>
-      </w:r>
-      <w:r>
-        <w:t xml:space="preserve">(</w:t>
-      </w:r>
-      <w:r>
-        <w:rPr>
-          <w:rStyle w:val="VerbatimChar"/>
-        </w:rPr>
-        <w:t xml:space="preserve">theme</w:t>
-      </w:r>
-      <w:r>
-        <w:t xml:space="preserve">) offers a dropdown of layouts, applied</w:t>
-      </w:r>
-      <w:r>
-        <w:t xml:space="preserve"> </w:t>
-      </w:r>
-      <w:r>
-        <w:t xml:space="preserve">live.</w:t>
-      </w:r>
-    </w:p>
-    <w:bookmarkEnd w:id="52"/>
-    <w:bookmarkStart w:id="57" w:name="Xc0183339dc8a5f46e36ff91acd1d2c676e371f6"/>
-    <w:p>
-      <w:pPr>
-        <w:pStyle w:val="Heading2"/>
-      </w:pPr>
-      <w:r>
-        <w:t xml:space="preserve">11. Customizing the appearance</w:t>
-      </w:r>
-    </w:p>
-    <w:bookmarkStart w:id="53" w:name="the-theme-editor-theme"/>
-    <w:p>
-      <w:pPr>
-        <w:pStyle w:val="Heading3"/>
-      </w:pPr>
-      <w:r>
-        <w:t xml:space="preserve">The theme editor (</w:t>
-      </w:r>
-      <w:r>
-        <w:rPr>
-          <w:rStyle w:val="VerbatimChar"/>
-        </w:rPr>
-        <w:t xml:space="preserve">theme</w:t>
-      </w:r>
-      <w:r>
-        <w:t xml:space="preserve">)</w:t>
-      </w:r>
-    </w:p>
-    <w:p>
-      <w:pPr>
-        <w:pStyle w:val="FirstParagraph"/>
-      </w:pPr>
-      <w:r>
-        <w:t xml:space="preserve">The</w:t>
-      </w:r>
-      <w:r>
-        <w:t xml:space="preserve"> </w:t>
-      </w:r>
-      <w:r>
-        <w:rPr>
-          <w:rStyle w:val="VerbatimChar"/>
-          <w:b/>
-          <w:bCs/>
-        </w:rPr>
-        <w:t xml:space="preserve">theme</w:t>
-      </w:r>
-      <w:r>
-        <w:t xml:space="preserve"> </w:t>
-      </w:r>
-      <w:r>
-        <w:t xml:space="preserve">app lets you change</w:t>
-      </w:r>
-      <w:r>
-        <w:t xml:space="preserve"> </w:t>
-      </w:r>
-      <w:r>
-        <w:rPr>
-          <w:b/>
-          <w:bCs/>
-        </w:rPr>
-        <w:t xml:space="preserve">live</w:t>
       </w:r>
       <w:r>
         <w:t xml:space="preserve">:</w:t>
@@ -6501,23 +6804,122 @@
         </w:numPr>
       </w:pPr>
       <w:r>
-        <w:t xml:space="preserve">the</w:t>
-      </w:r>
-      <w:r>
-        <w:t xml:space="preserve"> </w:t>
-      </w:r>
-      <w:r>
-        <w:rPr>
-          <w:b/>
-          <w:bCs/>
-        </w:rPr>
-        <w:t xml:space="preserve">active chrome tint</w:t>
-      </w:r>
-      <w:r>
-        <w:t xml:space="preserve"> </w:t>
-      </w:r>
-      <w:r>
-        <w:t xml:space="preserve">(foreground window),</w:t>
+        <w:rPr>
+          <w:b/>
+          <w:bCs/>
+        </w:rPr>
+        <w:t xml:space="preserve">At the command line</w:t>
+      </w:r>
+      <w:r>
+        <w:t xml:space="preserve">:</w:t>
+      </w:r>
+      <w:r>
+        <w:t xml:space="preserve"> </w:t>
+      </w:r>
+      <w:r>
+        <w:rPr>
+          <w:rStyle w:val="VerbatimChar"/>
+        </w:rPr>
+        <w:t xml:space="preserve">keyb FR</w:t>
+      </w:r>
+      <w:r>
+        <w:t xml:space="preserve"> </w:t>
+      </w:r>
+      <w:r>
+        <w:t xml:space="preserve">(or</w:t>
+      </w:r>
+      <w:r>
+        <w:t xml:space="preserve"> </w:t>
+      </w:r>
+      <w:r>
+        <w:rPr>
+          <w:rStyle w:val="VerbatimChar"/>
+        </w:rPr>
+        <w:t xml:space="preserve">US</w:t>
+      </w:r>
+      <w:r>
+        <w:t xml:space="preserve">,</w:t>
+      </w:r>
+      <w:r>
+        <w:t xml:space="preserve"> </w:t>
+      </w:r>
+      <w:r>
+        <w:rPr>
+          <w:rStyle w:val="VerbatimChar"/>
+        </w:rPr>
+        <w:t xml:space="preserve">UK</w:t>
+      </w:r>
+      <w:r>
+        <w:t xml:space="preserve">,</w:t>
+      </w:r>
+      <w:r>
+        <w:t xml:space="preserve"> </w:t>
+      </w:r>
+      <w:r>
+        <w:rPr>
+          <w:rStyle w:val="VerbatimChar"/>
+        </w:rPr>
+        <w:t xml:space="preserve">DE</w:t>
+      </w:r>
+      <w:r>
+        <w:t xml:space="preserve">,</w:t>
+      </w:r>
+      <w:r>
+        <w:t xml:space="preserve"> </w:t>
+      </w:r>
+      <w:r>
+        <w:rPr>
+          <w:rStyle w:val="VerbatimChar"/>
+        </w:rPr>
+        <w:t xml:space="preserve">ES</w:t>
+      </w:r>
+      <w:r>
+        <w:t xml:space="preserve">,</w:t>
+      </w:r>
+      <w:r>
+        <w:t xml:space="preserve"> </w:t>
+      </w:r>
+      <w:r>
+        <w:rPr>
+          <w:rStyle w:val="VerbatimChar"/>
+        </w:rPr>
+        <w:t xml:space="preserve">IT</w:t>
+      </w:r>
+      <w:r>
+        <w:t xml:space="preserve">,</w:t>
+      </w:r>
+      <w:r>
+        <w:t xml:space="preserve"> </w:t>
+      </w:r>
+      <w:r>
+        <w:rPr>
+          <w:rStyle w:val="VerbatimChar"/>
+        </w:rPr>
+        <w:t xml:space="preserve">DV</w:t>
+      </w:r>
+      <w:r>
+        <w:t xml:space="preserve">).</w:t>
+      </w:r>
+      <w:r>
+        <w:t xml:space="preserve"> </w:t>
+      </w:r>
+      <w:r>
+        <w:rPr>
+          <w:rStyle w:val="VerbatimChar"/>
+        </w:rPr>
+        <w:t xml:space="preserve">keyb</w:t>
+      </w:r>
+      <w:r>
+        <w:t xml:space="preserve"> </w:t>
+      </w:r>
+      <w:r>
+        <w:t xml:space="preserve">alone</w:t>
+      </w:r>
+      <w:r>
+        <w:t xml:space="preserve"> </w:t>
+      </w:r>
+      <w:r>
+        <w:t xml:space="preserve">shows the current layout and the list.</w:t>
       </w:r>
     </w:p>
     <w:p>
@@ -6529,98 +6931,73 @@
         </w:numPr>
       </w:pPr>
       <w:r>
-        <w:t xml:space="preserve">the</w:t>
-      </w:r>
-      <w:r>
-        <w:t xml:space="preserve"> </w:t>
-      </w:r>
-      <w:r>
-        <w:rPr>
-          <w:b/>
-          <w:bCs/>
-        </w:rPr>
-        <w:t xml:space="preserve">inactive chrome tint</w:t>
-      </w:r>
-      <w:r>
-        <w:t xml:space="preserve"> </w:t>
-      </w:r>
-      <w:r>
-        <w:t xml:space="preserve">(background windows),</w:t>
-      </w:r>
-    </w:p>
-    <w:p>
-      <w:pPr>
-        <w:pStyle w:val="Compact"/>
-        <w:numPr>
-          <w:ilvl w:val="0"/>
-          <w:numId w:val="1014"/>
-        </w:numPr>
-      </w:pPr>
-      <w:r>
-        <w:t xml:space="preserve">the</w:t>
-      </w:r>
-      <w:r>
-        <w:t xml:space="preserve"> </w:t>
-      </w:r>
-      <w:r>
-        <w:rPr>
-          <w:b/>
-          <w:bCs/>
-        </w:rPr>
-        <w:t xml:space="preserve">title text color</w:t>
-      </w:r>
-      <w:r>
-        <w:t xml:space="preserve">,</w:t>
-      </w:r>
-    </w:p>
-    <w:p>
-      <w:pPr>
-        <w:pStyle w:val="Compact"/>
-        <w:numPr>
-          <w:ilvl w:val="0"/>
-          <w:numId w:val="1014"/>
-        </w:numPr>
-      </w:pPr>
-      <w:r>
-        <w:t xml:space="preserve">the</w:t>
-      </w:r>
-      <w:r>
-        <w:t xml:space="preserve"> </w:t>
-      </w:r>
-      <w:r>
-        <w:rPr>
-          <w:b/>
-          <w:bCs/>
-        </w:rPr>
-        <w:t xml:space="preserve">wallpaper color</w:t>
-      </w:r>
-      <w:r>
-        <w:t xml:space="preserve">,</w:t>
-      </w:r>
-    </w:p>
-    <w:p>
-      <w:pPr>
-        <w:pStyle w:val="Compact"/>
-        <w:numPr>
-          <w:ilvl w:val="0"/>
-          <w:numId w:val="1014"/>
-        </w:numPr>
-      </w:pPr>
-      <w:r>
-        <w:t xml:space="preserve">the</w:t>
-      </w:r>
-      <w:r>
-        <w:t xml:space="preserve"> </w:t>
-      </w:r>
-      <w:r>
-        <w:rPr>
-          <w:b/>
-          <w:bCs/>
-        </w:rPr>
-        <w:t xml:space="preserve">keyboard layout</w:t>
-      </w:r>
-      <w:r>
-        <w:t xml:space="preserve">.</w:t>
+        <w:rPr>
+          <w:b/>
+          <w:bCs/>
+        </w:rPr>
+        <w:t xml:space="preserve">Graphically</w:t>
+      </w:r>
+      <w:r>
+        <w:t xml:space="preserve">: the</w:t>
+      </w:r>
+      <w:r>
+        <w:t xml:space="preserve"> </w:t>
+      </w:r>
+      <w:r>
+        <w:rPr>
+          <w:b/>
+          <w:bCs/>
+        </w:rPr>
+        <w:t xml:space="preserve">theme editor</w:t>
+      </w:r>
+      <w:r>
+        <w:t xml:space="preserve"> </w:t>
+      </w:r>
+      <w:r>
+        <w:t xml:space="preserve">(</w:t>
+      </w:r>
+      <w:r>
+        <w:rPr>
+          <w:rStyle w:val="VerbatimChar"/>
+        </w:rPr>
+        <w:t xml:space="preserve">theme</w:t>
+      </w:r>
+      <w:r>
+        <w:t xml:space="preserve">) offers a dropdown of layouts, applied</w:t>
+      </w:r>
+      <w:r>
+        <w:t xml:space="preserve"> </w:t>
+      </w:r>
+      <w:r>
+        <w:t xml:space="preserve">live.</w:t>
+      </w:r>
+    </w:p>
+    <w:bookmarkEnd w:id="54"/>
+    <w:bookmarkStart w:id="59" w:name="Xc0183339dc8a5f46e36ff91acd1d2c676e371f6"/>
+    <w:p>
+      <w:pPr>
+        <w:pStyle w:val="Heading2"/>
+      </w:pPr>
+      <w:r>
+        <w:t xml:space="preserve">11. Customizing the appearance</w:t>
+      </w:r>
+    </w:p>
+    <w:bookmarkStart w:id="55" w:name="the-theme-editor-theme"/>
+    <w:p>
+      <w:pPr>
+        <w:pStyle w:val="Heading3"/>
+      </w:pPr>
+      <w:r>
+        <w:t xml:space="preserve">The theme editor (</w:t>
+      </w:r>
+      <w:r>
+        <w:rPr>
+          <w:rStyle w:val="VerbatimChar"/>
+        </w:rPr>
+        <w:t xml:space="preserve">theme</w:t>
+      </w:r>
+      <w:r>
+        <w:t xml:space="preserve">)</w:t>
       </w:r>
     </w:p>
     <w:p>
@@ -6628,202 +7005,37 @@
         <w:pStyle w:val="FirstParagraph"/>
       </w:pPr>
       <w:r>
-        <w:t xml:space="preserve">Click a color swatch to open the picker, choose the layout from the dropdown, then</w:t>
-      </w:r>
-      <w:r>
-        <w:t xml:space="preserve"> </w:t>
-      </w:r>
-      <w:r>
-        <w:rPr>
-          <w:b/>
-          <w:bCs/>
-        </w:rPr>
-        <w:t xml:space="preserve">Apply</w:t>
-      </w:r>
-      <w:r>
-        <w:t xml:space="preserve"> </w:t>
-      </w:r>
-      <w:r>
-        <w:t xml:space="preserve">(applies and</w:t>
-      </w:r>
-      <w:r>
-        <w:t xml:space="preserve"> </w:t>
-      </w:r>
-      <w:r>
-        <w:rPr>
-          <w:b/>
-          <w:bCs/>
-        </w:rPr>
-        <w:t xml:space="preserve">persists</w:t>
-      </w:r>
-      <w:r>
-        <w:t xml:space="preserve"> </w:t>
-      </w:r>
-      <w:r>
-        <w:t xml:space="preserve">by writing</w:t>
-      </w:r>
-      <w:r>
-        <w:t xml:space="preserve"> </w:t>
-      </w:r>
-      <w:r>
-        <w:rPr>
-          <w:rStyle w:val="VerbatimChar"/>
-        </w:rPr>
-        <w:t xml:space="preserve">SD:skins/theme.txt</w:t>
-      </w:r>
-      <w:r>
-        <w:t xml:space="preserve"> </w:t>
-      </w:r>
-      <w:r>
-        <w:t xml:space="preserve">+ the</w:t>
-      </w:r>
-      <w:r>
-        <w:t xml:space="preserve"> </w:t>
-      </w:r>
-      <w:r>
-        <w:rPr>
-          <w:rStyle w:val="VerbatimChar"/>
-        </w:rPr>
-        <w:t xml:space="preserve">voronoy</w:t>
-      </w:r>
-      <w:r>
-        <w:t xml:space="preserve"> </w:t>
-      </w:r>
-      <w:r>
-        <w:t xml:space="preserve">config,</w:t>
-      </w:r>
-      <w:r>
-        <w:t xml:space="preserve"> </w:t>
-      </w:r>
-      <w:r>
-        <w:t xml:space="preserve">and repaints the wallpaper) or</w:t>
-      </w:r>
-      <w:r>
-        <w:t xml:space="preserve"> </w:t>
-      </w:r>
-      <w:r>
-        <w:rPr>
-          <w:b/>
-          <w:bCs/>
-        </w:rPr>
-        <w:t xml:space="preserve">Discard</w:t>
-      </w:r>
-      <w:r>
-        <w:t xml:space="preserve"> </w:t>
-      </w:r>
-      <w:r>
-        <w:t xml:space="preserve">(cancels).</w:t>
-      </w:r>
-    </w:p>
-    <w:bookmarkEnd w:id="53"/>
-    <w:bookmarkStart w:id="54" w:name="manual-theme-editing"/>
-    <w:p>
-      <w:pPr>
-        <w:pStyle w:val="Heading3"/>
-      </w:pPr>
-      <w:r>
-        <w:t xml:space="preserve">Manual theme editing</w:t>
-      </w:r>
-    </w:p>
-    <w:p>
-      <w:pPr>
-        <w:pStyle w:val="FirstParagraph"/>
-      </w:pPr>
-      <w:r>
-        <w:rPr>
-          <w:rStyle w:val="VerbatimChar"/>
-        </w:rPr>
-        <w:t xml:space="preserve">SD:skins/theme.txt</w:t>
-      </w:r>
-      <w:r>
-        <w:t xml:space="preserve"> </w:t>
-      </w:r>
-      <w:r>
-        <w:t xml:space="preserve">(</w:t>
-      </w:r>
-      <w:r>
-        <w:rPr>
-          <w:rStyle w:val="VerbatimChar"/>
-        </w:rPr>
-        <w:t xml:space="preserve">0xRRGGBB</w:t>
-      </w:r>
-      <w:r>
-        <w:t xml:space="preserve"> </w:t>
-      </w:r>
-      <w:r>
-        <w:t xml:space="preserve">colors, re-read at boot):</w:t>
-      </w:r>
-    </w:p>
-    <w:p>
-      <w:pPr>
-        <w:pStyle w:val="SourceCode"/>
-      </w:pPr>
-      <w:r>
-        <w:rPr>
-          <w:rStyle w:val="VerbatimChar"/>
-        </w:rPr>
-        <w:t xml:space="preserve">active   = 0xFFC878    # active window chrome (border + title)</w:t>
-      </w:r>
-      <w:r>
-        <w:br/>
-      </w:r>
-      <w:r>
-        <w:rPr>
-          <w:rStyle w:val="VerbatimChar"/>
-        </w:rPr>
-        <w:t xml:space="preserve">inactive = 0x8090A0    # background windows</w:t>
-      </w:r>
-      <w:r>
-        <w:br/>
-      </w:r>
-      <w:r>
-        <w:rPr>
-          <w:rStyle w:val="VerbatimChar"/>
-        </w:rPr>
-        <w:t xml:space="preserve">text     = 0xFFFFFF    # title text color</w:t>
-      </w:r>
-    </w:p>
-    <w:p>
-      <w:pPr>
-        <w:pStyle w:val="FirstParagraph"/>
-      </w:pPr>
-      <w:r>
-        <w:t xml:space="preserve">The window skin (</w:t>
-      </w:r>
-      <w:r>
-        <w:rPr>
-          <w:rStyle w:val="VerbatimChar"/>
-        </w:rPr>
-        <w:t xml:space="preserve">wings.bmp</w:t>
-      </w:r>
-      <w:r>
-        <w:t xml:space="preserve">) is grayscale; these tints are</w:t>
-      </w:r>
-      <w:r>
-        <w:t xml:space="preserve"> </w:t>
-      </w:r>
-      <w:r>
-        <w:rPr>
-          <w:b/>
-          <w:bCs/>
-        </w:rPr>
-        <w:t xml:space="preserve">multiplied</w:t>
-      </w:r>
-      <w:r>
-        <w:t xml:space="preserve"> </w:t>
-      </w:r>
-      <w:r>
-        <w:t xml:space="preserve">into it.</w:t>
-      </w:r>
-    </w:p>
-    <w:bookmarkEnd w:id="54"/>
-    <w:bookmarkStart w:id="55" w:name="startup-and-pinned-apps"/>
-    <w:p>
-      <w:pPr>
-        <w:pStyle w:val="Heading3"/>
-      </w:pPr>
-      <w:r>
-        <w:t xml:space="preserve">Startup and pinned apps</w:t>
+        <w:t xml:space="preserve">The</w:t>
+      </w:r>
+      <w:r>
+        <w:t xml:space="preserve"> </w:t>
+      </w:r>
+      <w:r>
+        <w:rPr>
+          <w:rStyle w:val="VerbatimChar"/>
+          <w:b/>
+          <w:bCs/>
+        </w:rPr>
+        <w:t xml:space="preserve">theme</w:t>
+      </w:r>
+      <w:r>
+        <w:t xml:space="preserve"> </w:t>
+      </w:r>
+      <w:r>
+        <w:t xml:space="preserve">app lets you change</w:t>
+      </w:r>
+      <w:r>
+        <w:t xml:space="preserve"> </w:t>
+      </w:r>
+      <w:r>
+        <w:rPr>
+          <w:b/>
+          <w:bCs/>
+        </w:rPr>
+        <w:t xml:space="preserve">live</w:t>
+      </w:r>
+      <w:r>
+        <w:t xml:space="preserve">:</w:t>
       </w:r>
     </w:p>
     <w:p>
@@ -6835,54 +7047,23 @@
         </w:numPr>
       </w:pPr>
       <w:r>
-        <w:rPr>
-          <w:rStyle w:val="VerbatimChar"/>
-          <w:b/>
-          <w:bCs/>
-        </w:rPr>
-        <w:t xml:space="preserve">SD:apps/autostart.txt</w:t>
-      </w:r>
-      <w:r>
-        <w:t xml:space="preserve">: one app per line, launched at boot (folder name without</w:t>
-      </w:r>
-      <w:r>
-        <w:t xml:space="preserve"> </w:t>
-      </w:r>
-      <w:r>
-        <w:rPr>
-          <w:rStyle w:val="VerbatimChar"/>
-        </w:rPr>
-        <w:t xml:space="preserve">.app</w:t>
-      </w:r>
-      <w:r>
-        <w:t xml:space="preserve">). By default</w:t>
-      </w:r>
-      <w:r>
-        <w:t xml:space="preserve"> </w:t>
-      </w:r>
-      <w:r>
-        <w:rPr>
-          <w:rStyle w:val="VerbatimChar"/>
-        </w:rPr>
-        <w:t xml:space="preserve">voronoy</w:t>
-      </w:r>
-      <w:r>
-        <w:t xml:space="preserve"> </w:t>
-      </w:r>
-      <w:r>
-        <w:t xml:space="preserve">then</w:t>
-      </w:r>
-      <w:r>
-        <w:t xml:space="preserve"> </w:t>
-      </w:r>
-      <w:r>
-        <w:rPr>
-          <w:rStyle w:val="VerbatimChar"/>
-        </w:rPr>
-        <w:t xml:space="preserve">panel</w:t>
-      </w:r>
-      <w:r>
-        <w:t xml:space="preserve">.</w:t>
+        <w:t xml:space="preserve">the</w:t>
+      </w:r>
+      <w:r>
+        <w:t xml:space="preserve"> </w:t>
+      </w:r>
+      <w:r>
+        <w:rPr>
+          <w:b/>
+          <w:bCs/>
+        </w:rPr>
+        <w:t xml:space="preserve">active chrome tint</w:t>
+      </w:r>
+      <w:r>
+        <w:t xml:space="preserve"> </w:t>
+      </w:r>
+      <w:r>
+        <w:t xml:space="preserve">(foreground window),</w:t>
       </w:r>
     </w:p>
     <w:p>
@@ -6894,6 +7075,371 @@
         </w:numPr>
       </w:pPr>
       <w:r>
+        <w:t xml:space="preserve">the</w:t>
+      </w:r>
+      <w:r>
+        <w:t xml:space="preserve"> </w:t>
+      </w:r>
+      <w:r>
+        <w:rPr>
+          <w:b/>
+          <w:bCs/>
+        </w:rPr>
+        <w:t xml:space="preserve">inactive chrome tint</w:t>
+      </w:r>
+      <w:r>
+        <w:t xml:space="preserve"> </w:t>
+      </w:r>
+      <w:r>
+        <w:t xml:space="preserve">(background windows),</w:t>
+      </w:r>
+    </w:p>
+    <w:p>
+      <w:pPr>
+        <w:pStyle w:val="Compact"/>
+        <w:numPr>
+          <w:ilvl w:val="0"/>
+          <w:numId w:val="1015"/>
+        </w:numPr>
+      </w:pPr>
+      <w:r>
+        <w:t xml:space="preserve">the</w:t>
+      </w:r>
+      <w:r>
+        <w:t xml:space="preserve"> </w:t>
+      </w:r>
+      <w:r>
+        <w:rPr>
+          <w:b/>
+          <w:bCs/>
+        </w:rPr>
+        <w:t xml:space="preserve">title text color</w:t>
+      </w:r>
+      <w:r>
+        <w:t xml:space="preserve">,</w:t>
+      </w:r>
+    </w:p>
+    <w:p>
+      <w:pPr>
+        <w:pStyle w:val="Compact"/>
+        <w:numPr>
+          <w:ilvl w:val="0"/>
+          <w:numId w:val="1015"/>
+        </w:numPr>
+      </w:pPr>
+      <w:r>
+        <w:t xml:space="preserve">the</w:t>
+      </w:r>
+      <w:r>
+        <w:t xml:space="preserve"> </w:t>
+      </w:r>
+      <w:r>
+        <w:rPr>
+          <w:b/>
+          <w:bCs/>
+        </w:rPr>
+        <w:t xml:space="preserve">wallpaper color</w:t>
+      </w:r>
+      <w:r>
+        <w:t xml:space="preserve">,</w:t>
+      </w:r>
+    </w:p>
+    <w:p>
+      <w:pPr>
+        <w:pStyle w:val="Compact"/>
+        <w:numPr>
+          <w:ilvl w:val="0"/>
+          <w:numId w:val="1015"/>
+        </w:numPr>
+      </w:pPr>
+      <w:r>
+        <w:t xml:space="preserve">the</w:t>
+      </w:r>
+      <w:r>
+        <w:t xml:space="preserve"> </w:t>
+      </w:r>
+      <w:r>
+        <w:rPr>
+          <w:b/>
+          <w:bCs/>
+        </w:rPr>
+        <w:t xml:space="preserve">keyboard layout</w:t>
+      </w:r>
+      <w:r>
+        <w:t xml:space="preserve">.</w:t>
+      </w:r>
+    </w:p>
+    <w:p>
+      <w:pPr>
+        <w:pStyle w:val="FirstParagraph"/>
+      </w:pPr>
+      <w:r>
+        <w:t xml:space="preserve">Click a color swatch to open the picker, choose the layout from the dropdown, then</w:t>
+      </w:r>
+      <w:r>
+        <w:t xml:space="preserve"> </w:t>
+      </w:r>
+      <w:r>
+        <w:rPr>
+          <w:b/>
+          <w:bCs/>
+        </w:rPr>
+        <w:t xml:space="preserve">Apply</w:t>
+      </w:r>
+      <w:r>
+        <w:t xml:space="preserve"> </w:t>
+      </w:r>
+      <w:r>
+        <w:t xml:space="preserve">(applies and</w:t>
+      </w:r>
+      <w:r>
+        <w:t xml:space="preserve"> </w:t>
+      </w:r>
+      <w:r>
+        <w:rPr>
+          <w:b/>
+          <w:bCs/>
+        </w:rPr>
+        <w:t xml:space="preserve">persists</w:t>
+      </w:r>
+      <w:r>
+        <w:t xml:space="preserve"> </w:t>
+      </w:r>
+      <w:r>
+        <w:t xml:space="preserve">by writing</w:t>
+      </w:r>
+      <w:r>
+        <w:t xml:space="preserve"> </w:t>
+      </w:r>
+      <w:r>
+        <w:rPr>
+          <w:rStyle w:val="VerbatimChar"/>
+        </w:rPr>
+        <w:t xml:space="preserve">SD:skins/theme.txt</w:t>
+      </w:r>
+      <w:r>
+        <w:t xml:space="preserve"> </w:t>
+      </w:r>
+      <w:r>
+        <w:t xml:space="preserve">+ the</w:t>
+      </w:r>
+      <w:r>
+        <w:t xml:space="preserve"> </w:t>
+      </w:r>
+      <w:r>
+        <w:rPr>
+          <w:rStyle w:val="VerbatimChar"/>
+        </w:rPr>
+        <w:t xml:space="preserve">voronoy</w:t>
+      </w:r>
+      <w:r>
+        <w:t xml:space="preserve"> </w:t>
+      </w:r>
+      <w:r>
+        <w:t xml:space="preserve">config,</w:t>
+      </w:r>
+      <w:r>
+        <w:t xml:space="preserve"> </w:t>
+      </w:r>
+      <w:r>
+        <w:t xml:space="preserve">and repaints the wallpaper) or</w:t>
+      </w:r>
+      <w:r>
+        <w:t xml:space="preserve"> </w:t>
+      </w:r>
+      <w:r>
+        <w:rPr>
+          <w:b/>
+          <w:bCs/>
+        </w:rPr>
+        <w:t xml:space="preserve">Discard</w:t>
+      </w:r>
+      <w:r>
+        <w:t xml:space="preserve"> </w:t>
+      </w:r>
+      <w:r>
+        <w:t xml:space="preserve">(cancels).</w:t>
+      </w:r>
+    </w:p>
+    <w:bookmarkEnd w:id="55"/>
+    <w:bookmarkStart w:id="56" w:name="manual-theme-editing"/>
+    <w:p>
+      <w:pPr>
+        <w:pStyle w:val="Heading3"/>
+      </w:pPr>
+      <w:r>
+        <w:t xml:space="preserve">Manual theme editing</w:t>
+      </w:r>
+    </w:p>
+    <w:p>
+      <w:pPr>
+        <w:pStyle w:val="FirstParagraph"/>
+      </w:pPr>
+      <w:r>
+        <w:rPr>
+          <w:rStyle w:val="VerbatimChar"/>
+        </w:rPr>
+        <w:t xml:space="preserve">SD:skins/theme.txt</w:t>
+      </w:r>
+      <w:r>
+        <w:t xml:space="preserve"> </w:t>
+      </w:r>
+      <w:r>
+        <w:t xml:space="preserve">(</w:t>
+      </w:r>
+      <w:r>
+        <w:rPr>
+          <w:rStyle w:val="VerbatimChar"/>
+        </w:rPr>
+        <w:t xml:space="preserve">0xRRGGBB</w:t>
+      </w:r>
+      <w:r>
+        <w:t xml:space="preserve"> </w:t>
+      </w:r>
+      <w:r>
+        <w:t xml:space="preserve">colors, re-read at boot):</w:t>
+      </w:r>
+    </w:p>
+    <w:p>
+      <w:pPr>
+        <w:pStyle w:val="SourceCode"/>
+      </w:pPr>
+      <w:r>
+        <w:rPr>
+          <w:rStyle w:val="VerbatimChar"/>
+        </w:rPr>
+        <w:t xml:space="preserve">active   = 0xFFC878    # active window chrome (border + title)</w:t>
+      </w:r>
+      <w:r>
+        <w:br/>
+      </w:r>
+      <w:r>
+        <w:rPr>
+          <w:rStyle w:val="VerbatimChar"/>
+        </w:rPr>
+        <w:t xml:space="preserve">inactive = 0x8090A0    # background windows</w:t>
+      </w:r>
+      <w:r>
+        <w:br/>
+      </w:r>
+      <w:r>
+        <w:rPr>
+          <w:rStyle w:val="VerbatimChar"/>
+        </w:rPr>
+        <w:t xml:space="preserve">text     = 0xFFFFFF    # title text color</w:t>
+      </w:r>
+    </w:p>
+    <w:p>
+      <w:pPr>
+        <w:pStyle w:val="FirstParagraph"/>
+      </w:pPr>
+      <w:r>
+        <w:t xml:space="preserve">The window skin (</w:t>
+      </w:r>
+      <w:r>
+        <w:rPr>
+          <w:rStyle w:val="VerbatimChar"/>
+        </w:rPr>
+        <w:t xml:space="preserve">wings.bmp</w:t>
+      </w:r>
+      <w:r>
+        <w:t xml:space="preserve">) is grayscale; these tints are</w:t>
+      </w:r>
+      <w:r>
+        <w:t xml:space="preserve"> </w:t>
+      </w:r>
+      <w:r>
+        <w:rPr>
+          <w:b/>
+          <w:bCs/>
+        </w:rPr>
+        <w:t xml:space="preserve">multiplied</w:t>
+      </w:r>
+      <w:r>
+        <w:t xml:space="preserve"> </w:t>
+      </w:r>
+      <w:r>
+        <w:t xml:space="preserve">into it.</w:t>
+      </w:r>
+    </w:p>
+    <w:bookmarkEnd w:id="56"/>
+    <w:bookmarkStart w:id="57" w:name="startup-and-pinned-apps"/>
+    <w:p>
+      <w:pPr>
+        <w:pStyle w:val="Heading3"/>
+      </w:pPr>
+      <w:r>
+        <w:t xml:space="preserve">Startup and pinned apps</w:t>
+      </w:r>
+    </w:p>
+    <w:p>
+      <w:pPr>
+        <w:pStyle w:val="Compact"/>
+        <w:numPr>
+          <w:ilvl w:val="0"/>
+          <w:numId w:val="1016"/>
+        </w:numPr>
+      </w:pPr>
+      <w:r>
+        <w:rPr>
+          <w:rStyle w:val="VerbatimChar"/>
+          <w:b/>
+          <w:bCs/>
+        </w:rPr>
+        <w:t xml:space="preserve">SD:apps/autostart.txt</w:t>
+      </w:r>
+      <w:r>
+        <w:t xml:space="preserve">: one app per line, launched at boot (folder name without</w:t>
+      </w:r>
+      <w:r>
+        <w:t xml:space="preserve"> </w:t>
+      </w:r>
+      <w:r>
+        <w:rPr>
+          <w:rStyle w:val="VerbatimChar"/>
+        </w:rPr>
+        <w:t xml:space="preserve">.app</w:t>
+      </w:r>
+      <w:r>
+        <w:t xml:space="preserve">). By default</w:t>
+      </w:r>
+      <w:r>
+        <w:t xml:space="preserve"> </w:t>
+      </w:r>
+      <w:r>
+        <w:rPr>
+          <w:rStyle w:val="VerbatimChar"/>
+        </w:rPr>
+        <w:t xml:space="preserve">voronoy</w:t>
+      </w:r>
+      <w:r>
+        <w:t xml:space="preserve"> </w:t>
+      </w:r>
+      <w:r>
+        <w:t xml:space="preserve">then</w:t>
+      </w:r>
+      <w:r>
+        <w:t xml:space="preserve"> </w:t>
+      </w:r>
+      <w:r>
+        <w:rPr>
+          <w:rStyle w:val="VerbatimChar"/>
+        </w:rPr>
+        <w:t xml:space="preserve">panel</w:t>
+      </w:r>
+      <w:r>
+        <w:t xml:space="preserve">.</w:t>
+      </w:r>
+    </w:p>
+    <w:p>
+      <w:pPr>
+        <w:pStyle w:val="Compact"/>
+        <w:numPr>
+          <w:ilvl w:val="0"/>
+          <w:numId w:val="1016"/>
+        </w:numPr>
+      </w:pPr>
+      <w:r>
         <w:rPr>
           <w:rStyle w:val="VerbatimChar"/>
           <w:b/>
@@ -6905,8 +7451,8 @@
         <w:t xml:space="preserve">: the apps pinned to the panel (top→bottom).</w:t>
       </w:r>
     </w:p>
-    <w:bookmarkEnd w:id="55"/>
-    <w:bookmarkStart w:id="56" w:name="wallpaper"/>
+    <w:bookmarkEnd w:id="57"/>
+    <w:bookmarkStart w:id="58" w:name="wallpaper"/>
     <w:p>
       <w:pPr>
         <w:pStyle w:val="Heading3"/>
@@ -6982,9 +7528,9 @@
         <w:t xml:space="preserve">exits.</w:t>
       </w:r>
     </w:p>
-    <w:bookmarkEnd w:id="56"/>
-    <w:bookmarkEnd w:id="57"/>
-    <w:bookmarkStart w:id="89" w:name="X86a4b93bcff157021079770a6e19191e5cb5733"/>
+    <w:bookmarkEnd w:id="58"/>
+    <w:bookmarkEnd w:id="59"/>
+    <w:bookmarkStart w:id="94" w:name="X86a4b93bcff157021079770a6e19191e5cb5733"/>
     <w:p>
       <w:pPr>
         <w:pStyle w:val="Heading2"/>
@@ -7015,7 +7561,7 @@
         <w:t xml:space="preserve">.</w:t>
       </w:r>
     </w:p>
-    <w:bookmarkStart w:id="85" w:name="gallery"/>
+    <w:bookmarkStart w:id="90" w:name="gallery"/>
     <w:p>
       <w:pPr>
         <w:pStyle w:val="Heading3"/>
@@ -7097,18 +7643,18 @@
                 <wp:inline>
                   <wp:extent cx="5334000" cy="4358268"/>
                   <wp:effectExtent b="0" l="0" r="0" t="0"/>
-                  <wp:docPr descr="tinypad" title="" id="59" name="Picture"/>
+                  <wp:docPr descr="tinypad" title="" id="61" name="Picture"/>
                   <a:graphic>
                     <a:graphicData uri="http://schemas.openxmlformats.org/drawingml/2006/picture">
                       <pic:pic>
                         <pic:nvPicPr>
-                          <pic:cNvPr descr="../screenshots/tinypad.png" id="60" name="Picture"/>
+                          <pic:cNvPr descr="../screenshots/tinypad.png" id="62" name="Picture"/>
                           <pic:cNvPicPr>
                             <a:picLocks noChangeArrowheads="1" noChangeAspect="1"/>
                           </pic:cNvPicPr>
                         </pic:nvPicPr>
                         <pic:blipFill>
-                          <a:blip r:embed="rId58"/>
+                          <a:blip r:embed="rId60"/>
                           <a:stretch>
                             <a:fillRect/>
                           </a:stretch>
@@ -7148,18 +7694,18 @@
                 <wp:inline>
                   <wp:extent cx="3733800" cy="4254500"/>
                   <wp:effectExtent b="0" l="0" r="0" t="0"/>
-                  <wp:docPr descr="tinycalc" title="" id="62" name="Picture"/>
+                  <wp:docPr descr="tinycalc" title="" id="64" name="Picture"/>
                   <a:graphic>
                     <a:graphicData uri="http://schemas.openxmlformats.org/drawingml/2006/picture">
                       <pic:pic>
                         <pic:nvPicPr>
-                          <pic:cNvPr descr="../screenshots/tinycalc.png" id="63" name="Picture"/>
+                          <pic:cNvPr descr="../screenshots/tinycalc.png" id="65" name="Picture"/>
                           <pic:cNvPicPr>
                             <a:picLocks noChangeArrowheads="1" noChangeAspect="1"/>
                           </pic:cNvPicPr>
                         </pic:nvPicPr>
                         <pic:blipFill>
-                          <a:blip r:embed="rId61"/>
+                          <a:blip r:embed="rId63"/>
                           <a:stretch>
                             <a:fillRect/>
                           </a:stretch>
@@ -7199,18 +7745,18 @@
                 <wp:inline>
                   <wp:extent cx="5334000" cy="4166419"/>
                   <wp:effectExtent b="0" l="0" r="0" t="0"/>
-                  <wp:docPr descr="paint" title="" id="65" name="Picture"/>
+                  <wp:docPr descr="paint" title="" id="67" name="Picture"/>
                   <a:graphic>
                     <a:graphicData uri="http://schemas.openxmlformats.org/drawingml/2006/picture">
                       <pic:pic>
                         <pic:nvPicPr>
-                          <pic:cNvPr descr="../screenshots/paint.png" id="66" name="Picture"/>
+                          <pic:cNvPr descr="../screenshots/paint.png" id="68" name="Picture"/>
                           <pic:cNvPicPr>
                             <a:picLocks noChangeArrowheads="1" noChangeAspect="1"/>
                           </pic:cNvPicPr>
                         </pic:nvPicPr>
                         <pic:blipFill>
-                          <a:blip r:embed="rId64"/>
+                          <a:blip r:embed="rId66"/>
                           <a:stretch>
                             <a:fillRect/>
                           </a:stretch>
@@ -7302,18 +7848,18 @@
                 <wp:inline>
                   <wp:extent cx="5156200" cy="4559300"/>
                   <wp:effectExtent b="0" l="0" r="0" t="0"/>
-                  <wp:docPr descr="calendar" title="" id="68" name="Picture"/>
+                  <wp:docPr descr="calendar" title="" id="70" name="Picture"/>
                   <a:graphic>
                     <a:graphicData uri="http://schemas.openxmlformats.org/drawingml/2006/picture">
                       <pic:pic>
                         <pic:nvPicPr>
-                          <pic:cNvPr descr="../screenshots/calendar.png" id="69" name="Picture"/>
+                          <pic:cNvPr descr="../screenshots/calendar.png" id="71" name="Picture"/>
                           <pic:cNvPicPr>
                             <a:picLocks noChangeArrowheads="1" noChangeAspect="1"/>
                           </pic:cNvPicPr>
                         </pic:nvPicPr>
                         <pic:blipFill>
-                          <a:blip r:embed="rId67"/>
+                          <a:blip r:embed="rId69"/>
                           <a:stretch>
                             <a:fillRect/>
                           </a:stretch>
@@ -7353,18 +7899,18 @@
                 <wp:inline>
                   <wp:extent cx="4495800" cy="3746500"/>
                   <wp:effectExtent b="0" l="0" r="0" t="0"/>
-                  <wp:docPr descr="mandelbrot" title="" id="71" name="Picture"/>
+                  <wp:docPr descr="mandelbrot" title="" id="73" name="Picture"/>
                   <a:graphic>
                     <a:graphicData uri="http://schemas.openxmlformats.org/drawingml/2006/picture">
                       <pic:pic>
                         <pic:nvPicPr>
-                          <pic:cNvPr descr="../screenshots/mandelbrot.png" id="72" name="Picture"/>
+                          <pic:cNvPr descr="../screenshots/mandelbrot.png" id="74" name="Picture"/>
                           <pic:cNvPicPr>
                             <a:picLocks noChangeArrowheads="1" noChangeAspect="1"/>
                           </pic:cNvPicPr>
                         </pic:nvPicPr>
                         <pic:blipFill>
-                          <a:blip r:embed="rId70"/>
+                          <a:blip r:embed="rId72"/>
                           <a:stretch>
                             <a:fillRect/>
                           </a:stretch>
@@ -7404,18 +7950,18 @@
                 <wp:inline>
                   <wp:extent cx="2463800" cy="1892300"/>
                   <wp:effectExtent b="0" l="0" r="0" t="0"/>
-                  <wp:docPr descr="eyes" title="" id="74" name="Picture"/>
+                  <wp:docPr descr="eyes" title="" id="76" name="Picture"/>
                   <a:graphic>
                     <a:graphicData uri="http://schemas.openxmlformats.org/drawingml/2006/picture">
                       <pic:pic>
                         <pic:nvPicPr>
-                          <pic:cNvPr descr="../screenshots/eyes.png" id="75" name="Picture"/>
+                          <pic:cNvPr descr="../screenshots/eyes.png" id="77" name="Picture"/>
                           <pic:cNvPicPr>
                             <a:picLocks noChangeArrowheads="1" noChangeAspect="1"/>
                           </pic:cNvPicPr>
                         </pic:nvPicPr>
                         <pic:blipFill>
-                          <a:blip r:embed="rId73"/>
+                          <a:blip r:embed="rId75"/>
                           <a:stretch>
                             <a:fillRect/>
                           </a:stretch>
@@ -7507,18 +8053,18 @@
                 <wp:inline>
                   <wp:extent cx="4495800" cy="4305300"/>
                   <wp:effectExtent b="0" l="0" r="0" t="0"/>
-                  <wp:docPr descr="taskman" title="" id="77" name="Picture"/>
+                  <wp:docPr descr="taskman" title="" id="79" name="Picture"/>
                   <a:graphic>
                     <a:graphicData uri="http://schemas.openxmlformats.org/drawingml/2006/picture">
                       <pic:pic>
                         <pic:nvPicPr>
-                          <pic:cNvPr descr="../screenshots/taskman.png" id="78" name="Picture"/>
+                          <pic:cNvPr descr="../screenshots/taskman.png" id="80" name="Picture"/>
                           <pic:cNvPicPr>
                             <a:picLocks noChangeArrowheads="1" noChangeAspect="1"/>
                           </pic:cNvPicPr>
                         </pic:nvPicPr>
                         <pic:blipFill>
-                          <a:blip r:embed="rId76"/>
+                          <a:blip r:embed="rId78"/>
                           <a:stretch>
                             <a:fillRect/>
                           </a:stretch>
@@ -7558,18 +8104,18 @@
                 <wp:inline>
                   <wp:extent cx="4064000" cy="4838700"/>
                   <wp:effectExtent b="0" l="0" r="0" t="0"/>
-                  <wp:docPr descr="2048" title="" id="80" name="Picture"/>
+                  <wp:docPr descr="2048" title="" id="82" name="Picture"/>
                   <a:graphic>
                     <a:graphicData uri="http://schemas.openxmlformats.org/drawingml/2006/picture">
                       <pic:pic>
                         <pic:nvPicPr>
-                          <pic:cNvPr descr="../screenshots/2048.png" id="81" name="Picture"/>
+                          <pic:cNvPr descr="../screenshots/2048.png" id="83" name="Picture"/>
                           <pic:cNvPicPr>
                             <a:picLocks noChangeArrowheads="1" noChangeAspect="1"/>
                           </pic:cNvPicPr>
                         </pic:nvPicPr>
                         <pic:blipFill>
-                          <a:blip r:embed="rId79"/>
+                          <a:blip r:embed="rId81"/>
                           <a:stretch>
                             <a:fillRect/>
                           </a:stretch>
@@ -7609,18 +8155,18 @@
                 <wp:inline>
                   <wp:extent cx="5257800" cy="4610100"/>
                   <wp:effectExtent b="0" l="0" r="0" t="0"/>
-                  <wp:docPr descr="minesweeper" title="" id="83" name="Picture"/>
+                  <wp:docPr descr="minesweeper" title="" id="85" name="Picture"/>
                   <a:graphic>
                     <a:graphicData uri="http://schemas.openxmlformats.org/drawingml/2006/picture">
                       <pic:pic>
                         <pic:nvPicPr>
-                          <pic:cNvPr descr="../screenshots/minesweeper.png" id="84" name="Picture"/>
+                          <pic:cNvPr descr="../screenshots/minesweeper.png" id="86" name="Picture"/>
                           <pic:cNvPicPr>
                             <a:picLocks noChangeArrowheads="1" noChangeAspect="1"/>
                           </pic:cNvPicPr>
                         </pic:nvPicPr>
                         <pic:blipFill>
-                          <a:blip r:embed="rId82"/>
+                          <a:blip r:embed="rId84"/>
                           <a:stretch>
                             <a:fillRect/>
                           </a:stretch>
@@ -7699,9 +8245,112 @@
           </w:p>
         </w:tc>
       </w:tr>
+      <w:tr>
+        <w:tc>
+          <w:tcPr/>
+          <w:p>
+            <w:pPr>
+              <w:pStyle w:val="Compact"/>
+            </w:pPr>
+          </w:p>
+        </w:tc>
+        <w:tc>
+          <w:tcPr/>
+          <w:p>
+            <w:pPr>
+              <w:pStyle w:val="Compact"/>
+              <w:jc w:val="center"/>
+            </w:pPr>
+            <w:r>
+              <w:drawing>
+                <wp:inline>
+                  <wp:extent cx="5334000" cy="3681536"/>
+                  <wp:effectExtent b="0" l="0" r="0" t="0"/>
+                  <wp:docPr descr="irc" title="" id="88" name="Picture"/>
+                  <a:graphic>
+                    <a:graphicData uri="http://schemas.openxmlformats.org/drawingml/2006/picture">
+                      <pic:pic>
+                        <pic:nvPicPr>
+                          <pic:cNvPr descr="../screenshots/irc.png" id="89" name="Picture"/>
+                          <pic:cNvPicPr>
+                            <a:picLocks noChangeArrowheads="1" noChangeAspect="1"/>
+                          </pic:cNvPicPr>
+                        </pic:nvPicPr>
+                        <pic:blipFill>
+                          <a:blip r:embed="rId87"/>
+                          <a:stretch>
+                            <a:fillRect/>
+                          </a:stretch>
+                        </pic:blipFill>
+                        <pic:spPr bwMode="auto">
+                          <a:xfrm>
+                            <a:off x="0" y="0"/>
+                            <a:ext cx="5334000" cy="3681536"/>
+                          </a:xfrm>
+                          <a:prstGeom prst="rect">
+                            <a:avLst/>
+                          </a:prstGeom>
+                          <a:noFill/>
+                          <a:ln w="9525">
+                            <a:noFill/>
+                            <a:headEnd/>
+                            <a:tailEnd/>
+                          </a:ln>
+                        </pic:spPr>
+                      </pic:pic>
+                    </a:graphicData>
+                  </a:graphic>
+                </wp:inline>
+              </w:drawing>
+            </w:r>
+          </w:p>
+        </w:tc>
+        <w:tc>
+          <w:tcPr/>
+          <w:p>
+            <w:pPr>
+              <w:pStyle w:val="Compact"/>
+            </w:pPr>
+          </w:p>
+        </w:tc>
+      </w:tr>
+      <w:tr>
+        <w:tc>
+          <w:tcPr/>
+          <w:p>
+            <w:pPr>
+              <w:pStyle w:val="Compact"/>
+            </w:pPr>
+          </w:p>
+        </w:tc>
+        <w:tc>
+          <w:tcPr/>
+          <w:p>
+            <w:pPr>
+              <w:pStyle w:val="Compact"/>
+              <w:jc w:val="center"/>
+            </w:pPr>
+            <w:r>
+              <w:rPr>
+                <w:i/>
+                <w:iCs/>
+              </w:rPr>
+              <w:t xml:space="preserve">irc — IRC client</w:t>
+            </w:r>
+          </w:p>
+        </w:tc>
+        <w:tc>
+          <w:tcPr/>
+          <w:p>
+            <w:pPr>
+              <w:pStyle w:val="Compact"/>
+            </w:pPr>
+          </w:p>
+        </w:tc>
+      </w:tr>
     </w:tbl>
-    <w:bookmarkEnd w:id="85"/>
-    <w:bookmarkStart w:id="86" w:name="productivity-and-tools"/>
+    <w:bookmarkEnd w:id="90"/>
+    <w:bookmarkStart w:id="91" w:name="productivity-and-tools"/>
     <w:p>
       <w:pPr>
         <w:pStyle w:val="Heading3"/>
@@ -8398,6 +9047,118 @@
                 <w:b/>
                 <w:bCs/>
               </w:rPr>
+              <w:t xml:space="preserve">irc</w:t>
+            </w:r>
+          </w:p>
+        </w:tc>
+        <w:tc>
+          <w:tcPr/>
+          <w:p>
+            <w:pPr>
+              <w:pStyle w:val="Compact"/>
+            </w:pPr>
+            <w:r>
+              <w:t xml:space="preserve">IRC client over Wi-Fi. Connects to the server/channel from</w:t>
+            </w:r>
+            <w:r>
+              <w:t xml:space="preserve"> </w:t>
+            </w:r>
+            <w:r>
+              <w:rPr>
+                <w:rStyle w:val="VerbatimChar"/>
+              </w:rPr>
+              <w:t xml:space="preserve">config.ini</w:t>
+            </w:r>
+            <w:r>
+              <w:t xml:space="preserve">, shows the conversation, type to chat. Commands:</w:t>
+            </w:r>
+            <w:r>
+              <w:t xml:space="preserve"> </w:t>
+            </w:r>
+            <w:r>
+              <w:rPr>
+                <w:rStyle w:val="VerbatimChar"/>
+              </w:rPr>
+              <w:t xml:space="preserve">/join #chan</w:t>
+            </w:r>
+            <w:r>
+              <w:t xml:space="preserve">,</w:t>
+            </w:r>
+            <w:r>
+              <w:t xml:space="preserve"> </w:t>
+            </w:r>
+            <w:r>
+              <w:rPr>
+                <w:rStyle w:val="VerbatimChar"/>
+              </w:rPr>
+              <w:t xml:space="preserve">/msg nick text</w:t>
+            </w:r>
+            <w:r>
+              <w:t xml:space="preserve">,</w:t>
+            </w:r>
+            <w:r>
+              <w:t xml:space="preserve"> </w:t>
+            </w:r>
+            <w:r>
+              <w:rPr>
+                <w:rStyle w:val="VerbatimChar"/>
+              </w:rPr>
+              <w:t xml:space="preserve">/nick name</w:t>
+            </w:r>
+            <w:r>
+              <w:t xml:space="preserve">,</w:t>
+            </w:r>
+            <w:r>
+              <w:t xml:space="preserve"> </w:t>
+            </w:r>
+            <w:r>
+              <w:rPr>
+                <w:rStyle w:val="VerbatimChar"/>
+              </w:rPr>
+              <w:t xml:space="preserve">/me action</w:t>
+            </w:r>
+            <w:r>
+              <w:t xml:space="preserve">,</w:t>
+            </w:r>
+            <w:r>
+              <w:t xml:space="preserve"> </w:t>
+            </w:r>
+            <w:r>
+              <w:rPr>
+                <w:rStyle w:val="VerbatimChar"/>
+              </w:rPr>
+              <w:t xml:space="preserve">/raw …</w:t>
+            </w:r>
+            <w:r>
+              <w:t xml:space="preserve">,</w:t>
+            </w:r>
+            <w:r>
+              <w:t xml:space="preserve"> </w:t>
+            </w:r>
+            <w:r>
+              <w:rPr>
+                <w:rStyle w:val="VerbatimChar"/>
+              </w:rPr>
+              <w:t xml:space="preserve">/quit</w:t>
+            </w:r>
+            <w:r>
+              <w:t xml:space="preserve">. Needs the network up (see §3).</w:t>
+            </w:r>
+          </w:p>
+        </w:tc>
+      </w:tr>
+      <w:tr>
+        <w:tc>
+          <w:tcPr/>
+          <w:p>
+            <w:pPr>
+              <w:pStyle w:val="Compact"/>
+            </w:pPr>
+            <w:r>
+              <w:rPr>
+                <w:b/>
+                <w:bCs/>
+              </w:rPr>
               <w:t xml:space="preserve">voronoy</w:t>
             </w:r>
           </w:p>
@@ -8415,8 +9176,8 @@
         </w:tc>
       </w:tr>
     </w:tbl>
-    <w:bookmarkEnd w:id="86"/>
-    <w:bookmarkStart w:id="87" w:name="games"/>
+    <w:bookmarkEnd w:id="91"/>
+    <w:bookmarkStart w:id="92" w:name="games"/>
     <w:p>
       <w:pPr>
         <w:pStyle w:val="Heading3"/>
@@ -8933,8 +9694,8 @@
         </w:tc>
       </w:tr>
     </w:tbl>
-    <w:bookmarkEnd w:id="87"/>
-    <w:bookmarkStart w:id="88" w:name="demos-technical-examples"/>
+    <w:bookmarkEnd w:id="92"/>
+    <w:bookmarkStart w:id="93" w:name="demos-technical-examples"/>
     <w:p>
       <w:pPr>
         <w:pStyle w:val="Heading3"/>
@@ -9149,9 +9910,9 @@
         </w:tc>
       </w:tr>
     </w:tbl>
-    <w:bookmarkEnd w:id="88"/>
-    <w:bookmarkEnd w:id="89"/>
-    <w:bookmarkStart w:id="91" w:name="X6840b94c6860f7741c00151496fe93231c2e84d"/>
+    <w:bookmarkEnd w:id="93"/>
+    <w:bookmarkEnd w:id="94"/>
+    <w:bookmarkStart w:id="96" w:name="X6840b94c6860f7741c00151496fe93231c2e84d"/>
     <w:p>
       <w:pPr>
         <w:pStyle w:val="Heading2"/>
@@ -9165,7 +9926,7 @@
         <w:pStyle w:val="Compact"/>
         <w:numPr>
           <w:ilvl w:val="0"/>
-          <w:numId w:val="1016"/>
+          <w:numId w:val="1017"/>
         </w:numPr>
       </w:pPr>
       <w:r>
@@ -9295,7 +10056,7 @@
         <w:pStyle w:val="Compact"/>
         <w:numPr>
           <w:ilvl w:val="0"/>
-          <w:numId w:val="1016"/>
+          <w:numId w:val="1017"/>
         </w:numPr>
       </w:pPr>
       <w:r>
@@ -9363,7 +10124,7 @@
       <w:r>
         <w:t xml:space="preserve"> </w:t>
       </w:r>
-      <w:hyperlink r:id="rId90">
+      <w:hyperlink r:id="rId95">
         <w:r>
           <w:rPr>
             <w:rStyle w:val="Hyperlink"/>
@@ -9380,7 +10141,7 @@
         <w:pStyle w:val="Compact"/>
         <w:numPr>
           <w:ilvl w:val="0"/>
-          <w:numId w:val="1016"/>
+          <w:numId w:val="1017"/>
         </w:numPr>
       </w:pPr>
       <w:r>
@@ -9450,7 +10211,7 @@
         <w:pStyle w:val="Compact"/>
         <w:numPr>
           <w:ilvl w:val="0"/>
-          <w:numId w:val="1016"/>
+          <w:numId w:val="1017"/>
         </w:numPr>
       </w:pPr>
       <w:r>
@@ -9508,7 +10269,7 @@
         <w:pStyle w:val="Compact"/>
         <w:numPr>
           <w:ilvl w:val="0"/>
-          <w:numId w:val="1016"/>
+          <w:numId w:val="1017"/>
         </w:numPr>
       </w:pPr>
       <w:r>
@@ -9582,7 +10343,7 @@
         <w:pStyle w:val="Compact"/>
         <w:numPr>
           <w:ilvl w:val="0"/>
-          <w:numId w:val="1016"/>
+          <w:numId w:val="1017"/>
         </w:numPr>
       </w:pPr>
       <w:r>
@@ -9627,7 +10388,7 @@
         <w:t xml:space="preserve">reliable).</w:t>
       </w:r>
     </w:p>
-    <w:bookmarkEnd w:id="91"/>
+    <w:bookmarkEnd w:id="96"/>
     <w:sectPr>
       <w:footerReference r:id="rId9" w:type="default"/>
       <w:footnotePr>
@@ -10012,6 +10773,9 @@
     <w:abstractNumId w:val="991"/>
   </w:num>
   <w:num w:numId="1004">
+    <w:abstractNumId w:val="991"/>
+  </w:num>
+  <w:num w:numId="1005">
     <w:abstractNumId w:val="99411"/>
     <w:lvlOverride w:ilvl="0">
       <w:startOverride w:val="1"/>
@@ -10040,9 +10804,6 @@
     <w:lvlOverride w:ilvl="8">
       <w:startOverride w:val="1"/>
     </w:lvlOverride>
-  </w:num>
-  <w:num w:numId="1005">
-    <w:abstractNumId w:val="991"/>
   </w:num>
   <w:num w:numId="1006">
     <w:abstractNumId w:val="991"/>
@@ -10075,6 +10836,9 @@
     <w:abstractNumId w:val="991"/>
   </w:num>
   <w:num w:numId="1016">
+    <w:abstractNumId w:val="991"/>
+  </w:num>
+  <w:num w:numId="1017">
     <w:abstractNumId w:val="991"/>
   </w:num>
 </w:numbering>

--- a/docs/exports/04-USER-GUIDE.docx
+++ b/docs/exports/04-USER-GUIDE.docx
@@ -5458,7 +5458,7 @@
               <w:rPr>
                 <w:rStyle w:val="VerbatimChar"/>
               </w:rPr>
-              <w:t xml:space="preserve">PID  K  S  NAME</w:t>
+              <w:t xml:space="preserve">PID  K  S  PAGES  MEM  NAME</w:t>
             </w:r>
             <w:r>
               <w:t xml:space="preserve"> </w:t>
@@ -5578,7 +5578,37 @@
               <w:t xml:space="preserve"> </w:t>
             </w:r>
             <w:r>
-              <w:t xml:space="preserve">(new).</w:t>
+              <w:t xml:space="preserve">(new);</w:t>
+            </w:r>
+            <w:r>
+              <w:t xml:space="preserve"> </w:t>
+            </w:r>
+            <w:r>
+              <w:rPr>
+                <w:rStyle w:val="VerbatimChar"/>
+              </w:rPr>
+              <w:t xml:space="preserve">PAGES</w:t>
+            </w:r>
+            <w:r>
+              <w:t xml:space="preserve"> </w:t>
+            </w:r>
+            <w:r>
+              <w:t xml:space="preserve">= 64 KB frames owned by the app,</w:t>
+            </w:r>
+            <w:r>
+              <w:t xml:space="preserve"> </w:t>
+            </w:r>
+            <w:r>
+              <w:rPr>
+                <w:rStyle w:val="VerbatimChar"/>
+              </w:rPr>
+              <w:t xml:space="preserve">MEM</w:t>
+            </w:r>
+            <w:r>
+              <w:t xml:space="preserve"> </w:t>
+            </w:r>
+            <w:r>
+              <w:t xml:space="preserve">= that in KB.</w:t>
             </w:r>
           </w:p>
         </w:tc>
@@ -6005,6 +6035,83 @@
             </w:r>
             <w:r>
               <w:t xml:space="preserve">).</w:t>
+            </w:r>
+          </w:p>
+        </w:tc>
+      </w:tr>
+      <w:tr>
+        <w:tc>
+          <w:tcPr/>
+          <w:p>
+            <w:pPr>
+              <w:pStyle w:val="Compact"/>
+            </w:pPr>
+            <w:r>
+              <w:rPr>
+                <w:rStyle w:val="VerbatimChar"/>
+              </w:rPr>
+              <w:t xml:space="preserve">wget</w:t>
+            </w:r>
+          </w:p>
+        </w:tc>
+        <w:tc>
+          <w:tcPr/>
+          <w:p>
+            <w:pPr>
+              <w:pStyle w:val="Compact"/>
+            </w:pPr>
+            <w:r>
+              <w:rPr>
+                <w:rStyle w:val="VerbatimChar"/>
+              </w:rPr>
+              <w:t xml:space="preserve">wget &lt;url&gt;</w:t>
+            </w:r>
+          </w:p>
+        </w:tc>
+        <w:tc>
+          <w:tcPr/>
+          <w:p>
+            <w:pPr>
+              <w:pStyle w:val="Compact"/>
+            </w:pPr>
+            <w:r>
+              <w:t xml:space="preserve">Fetches an HTTP URL (</w:t>
+            </w:r>
+            <w:r>
+              <w:rPr>
+                <w:rStyle w:val="VerbatimChar"/>
+              </w:rPr>
+              <w:t xml:space="preserve">http://host[:port]/path</w:t>
+            </w:r>
+            <w:r>
+              <w:t xml:space="preserve">) and writes the response body to</w:t>
+            </w:r>
+            <w:r>
+              <w:t xml:space="preserve"> </w:t>
+            </w:r>
+            <w:r>
+              <w:rPr>
+                <w:rStyle w:val="VerbatimChar"/>
+              </w:rPr>
+              <w:t xml:space="preserve">stdout</w:t>
+            </w:r>
+            <w:r>
+              <w:t xml:space="preserve"> </w:t>
+            </w:r>
+            <w:r>
+              <w:t xml:space="preserve">— pipe or redirect it (e.g.</w:t>
+            </w:r>
+            <w:r>
+              <w:t xml:space="preserve"> </w:t>
+            </w:r>
+            <w:r>
+              <w:rPr>
+                <w:rStyle w:val="VerbatimChar"/>
+              </w:rPr>
+              <w:t xml:space="preserve">wget http://example.com/ &gt; page.html</w:t>
+            </w:r>
+            <w:r>
+              <w:t xml:space="preserve">). Plain HTTP only (no HTTPS).</w:t>
             </w:r>
           </w:p>
         </w:tc>
@@ -8846,6 +8953,34 @@
             </w:r>
             <w:r>
               <w:t xml:space="preserve">refreshes.</w:t>
+            </w:r>
+          </w:p>
+        </w:tc>
+      </w:tr>
+      <w:tr>
+        <w:tc>
+          <w:tcPr/>
+          <w:p>
+            <w:pPr>
+              <w:pStyle w:val="Compact"/>
+            </w:pPr>
+            <w:r>
+              <w:rPr>
+                <w:b/>
+                <w:bCs/>
+              </w:rPr>
+              <w:t xml:space="preserve">memmon</w:t>
+            </w:r>
+          </w:p>
+        </w:tc>
+        <w:tc>
+          <w:tcPr/>
+          <w:p>
+            <w:pPr>
+              <w:pStyle w:val="Compact"/>
+            </w:pPr>
+            <w:r>
+              <w:t xml:space="preserve">Memory monitor. Shows total / used / free RAM, the memory owned by apps, a usage bar, and the processes ranked by 64 KB pages owned. Refreshes ~1×/s.</w:t>
             </w:r>
           </w:p>
         </w:tc>

--- a/docs/exports/04-USER-GUIDE.docx
+++ b/docs/exports/04-USER-GUIDE.docx
@@ -6241,6 +6241,71 @@
           </w:p>
         </w:tc>
       </w:tr>
+      <w:tr>
+        <w:tc>
+          <w:tcPr/>
+          <w:p>
+            <w:pPr>
+              <w:pStyle w:val="Compact"/>
+            </w:pPr>
+            <w:r>
+              <w:rPr>
+                <w:rStyle w:val="VerbatimChar"/>
+              </w:rPr>
+              <w:t xml:space="preserve">heaptest</w:t>
+            </w:r>
+          </w:p>
+        </w:tc>
+        <w:tc>
+          <w:tcPr/>
+          <w:p>
+            <w:pPr>
+              <w:pStyle w:val="Compact"/>
+            </w:pPr>
+            <w:r>
+              <w:rPr>
+                <w:rStyle w:val="VerbatimChar"/>
+              </w:rPr>
+              <w:t xml:space="preserve">heaptest</w:t>
+            </w:r>
+          </w:p>
+        </w:tc>
+        <w:tc>
+          <w:tcPr/>
+          <w:p>
+            <w:pPr>
+              <w:pStyle w:val="Compact"/>
+            </w:pPr>
+            <w:r>
+              <w:t xml:space="preserve">Self-test of the user-space allocator (</w:t>
+            </w:r>
+            <w:r>
+              <w:rPr>
+                <w:rStyle w:val="VerbatimChar"/>
+              </w:rPr>
+              <w:t xml:space="preserve">umm.h</w:t>
+            </w:r>
+            <w:r>
+              <w:t xml:space="preserve"> </w:t>
+            </w:r>
+            <w:r>
+              <w:t xml:space="preserve">over</w:t>
+            </w:r>
+            <w:r>
+              <w:t xml:space="preserve"> </w:t>
+            </w:r>
+            <w:r>
+              <w:rPr>
+                <w:rStyle w:val="VerbatimChar"/>
+              </w:rPr>
+              <w:t xml:space="preserve">kapi_sbrk</w:t>
+            </w:r>
+            <w:r>
+              <w:t xml:space="preserve">): alloc/verify/free across size classes + realloc. Prints PASS/FAIL and how much heap it mapped.</w:t>
+            </w:r>
+          </w:p>
+        </w:tc>
+      </w:tr>
     </w:tbl>
     <w:bookmarkEnd w:id="49"/>
     <w:bookmarkStart w:id="53" w:name="X2b27972c83c6addee841655dd810ead53d9bb39"/>
@@ -10040,6 +10105,49 @@
             </w:pPr>
             <w:r>
               <w:t xml:space="preserve">Small borderless launcher (buttons A–E that launch the other demos).</w:t>
+            </w:r>
+          </w:p>
+        </w:tc>
+      </w:tr>
+      <w:tr>
+        <w:tc>
+          <w:tcPr/>
+          <w:p>
+            <w:pPr>
+              <w:pStyle w:val="Compact"/>
+            </w:pPr>
+            <w:r>
+              <w:rPr>
+                <w:b/>
+                <w:bCs/>
+              </w:rPr>
+              <w:t xml:space="preserve">cppdemo</w:t>
+            </w:r>
+          </w:p>
+        </w:tc>
+        <w:tc>
+          <w:tcPr/>
+          <w:p>
+            <w:pPr>
+              <w:pStyle w:val="Compact"/>
+            </w:pPr>
+            <w:r>
+              <w:t xml:space="preserve">C++/OO example: a class hierarchy with virtual draw, objects created with</w:t>
+            </w:r>
+            <w:r>
+              <w:t xml:space="preserve"> </w:t>
+            </w:r>
+            <w:r>
+              <w:rPr>
+                <w:rStyle w:val="VerbatimChar"/>
+              </w:rPr>
+              <w:t xml:space="preserve">new</w:t>
+            </w:r>
+            <w:r>
+              <w:t xml:space="preserve"> </w:t>
+            </w:r>
+            <w:r>
+              <w:t xml:space="preserve">(user allocator), global constructor — proves the C++ app toolchain.</w:t>
             </w:r>
           </w:p>
         </w:tc>

--- a/docs/exports/04-USER-GUIDE.docx
+++ b/docs/exports/04-USER-GUIDE.docx
@@ -7561,28 +7561,106 @@
         <w:t xml:space="preserve">SD:apps/autostart.txt</w:t>
       </w:r>
       <w:r>
-        <w:t xml:space="preserve">: one app per line, launched at boot (folder name without</w:t>
-      </w:r>
-      <w:r>
-        <w:t xml:space="preserve"> </w:t>
-      </w:r>
-      <w:r>
-        <w:rPr>
-          <w:rStyle w:val="VerbatimChar"/>
+        <w:t xml:space="preserve">: one program per line, launched at boot, as</w:t>
+      </w:r>
+      <w:r>
+        <w:t xml:space="preserve"> </w:t>
+      </w:r>
+      <w:r>
+        <w:rPr>
+          <w:rStyle w:val="VerbatimChar"/>
+        </w:rPr>
+        <w:t xml:space="preserve">&lt;name&gt;[.app] [args…]</w:t>
+      </w:r>
+      <w:r>
+        <w:t xml:space="preserve">. A</w:t>
+      </w:r>
+      <w:r>
+        <w:t xml:space="preserve"> </w:t>
+      </w:r>
+      <w:r>
+        <w:rPr>
+          <w:rStyle w:val="VerbatimChar"/>
+          <w:b/>
+          <w:bCs/>
         </w:rPr>
         <w:t xml:space="preserve">.app</w:t>
       </w:r>
       <w:r>
-        <w:t xml:space="preserve">). By default</w:t>
-      </w:r>
-      <w:r>
-        <w:t xml:space="preserve"> </w:t>
-      </w:r>
-      <w:r>
-        <w:rPr>
-          <w:rStyle w:val="VerbatimChar"/>
-        </w:rPr>
-        <w:t xml:space="preserve">voronoy</w:t>
+        <w:t xml:space="preserve"> </w:t>
+      </w:r>
+      <w:r>
+        <w:t xml:space="preserve">name is a desktop app (</w:t>
+      </w:r>
+      <w:r>
+        <w:rPr>
+          <w:rStyle w:val="VerbatimChar"/>
+        </w:rPr>
+        <w:t xml:space="preserve">/apps/&lt;name&gt;/main.elf</w:t>
+      </w:r>
+      <w:r>
+        <w:t xml:space="preserve">);</w:t>
+      </w:r>
+      <w:r>
+        <w:t xml:space="preserve"> </w:t>
+      </w:r>
+      <w:r>
+        <w:t xml:space="preserve">a name</w:t>
+      </w:r>
+      <w:r>
+        <w:t xml:space="preserve"> </w:t>
+      </w:r>
+      <w:r>
+        <w:rPr>
+          <w:b/>
+          <w:bCs/>
+        </w:rPr>
+        <w:t xml:space="preserve">without an extension</w:t>
+      </w:r>
+      <w:r>
+        <w:t xml:space="preserve"> </w:t>
+      </w:r>
+      <w:r>
+        <w:t xml:space="preserve">is a</w:t>
+      </w:r>
+      <w:r>
+        <w:t xml:space="preserve"> </w:t>
+      </w:r>
+      <w:r>
+        <w:rPr>
+          <w:rStyle w:val="VerbatimChar"/>
+        </w:rPr>
+        <w:t xml:space="preserve">/bin</w:t>
+      </w:r>
+      <w:r>
+        <w:t xml:space="preserve"> </w:t>
+      </w:r>
+      <w:r>
+        <w:t xml:space="preserve">console tool (</w:t>
+      </w:r>
+      <w:r>
+        <w:rPr>
+          <w:rStyle w:val="VerbatimChar"/>
+        </w:rPr>
+        <w:t xml:space="preserve">/bin/&lt;name&gt;.elf</w:t>
+      </w:r>
+      <w:r>
+        <w:t xml:space="preserve">); the</w:t>
+      </w:r>
+      <w:r>
+        <w:t xml:space="preserve"> </w:t>
+      </w:r>
+      <w:r>
+        <w:t xml:space="preserve">rest of the line is passed as arguments. Defaults:</w:t>
+      </w:r>
+      <w:r>
+        <w:t xml:space="preserve"> </w:t>
+      </w:r>
+      <w:r>
+        <w:rPr>
+          <w:rStyle w:val="VerbatimChar"/>
+        </w:rPr>
+        <w:t xml:space="preserve">voronoy.app</w:t>
       </w:r>
       <w:r>
         <w:t xml:space="preserve"> </w:t>
@@ -7597,10 +7675,28 @@
         <w:rPr>
           <w:rStyle w:val="VerbatimChar"/>
         </w:rPr>
-        <w:t xml:space="preserve">panel</w:t>
-      </w:r>
-      <w:r>
-        <w:t xml:space="preserve">.</w:t>
+        <w:t xml:space="preserve">panel.app</w:t>
+      </w:r>
+      <w:r>
+        <w:t xml:space="preserve"> </w:t>
+      </w:r>
+      <w:r>
+        <w:t xml:space="preserve">(e.g. add</w:t>
+      </w:r>
+      <w:r>
+        <w:t xml:space="preserve"> </w:t>
+      </w:r>
+      <w:r>
+        <w:rPr>
+          <w:rStyle w:val="VerbatimChar"/>
+        </w:rPr>
+        <w:t xml:space="preserve">keyb FR</w:t>
+      </w:r>
+      <w:r>
+        <w:t xml:space="preserve"> </w:t>
+      </w:r>
+      <w:r>
+        <w:t xml:space="preserve">to set the keyboard layout at boot).</w:t>
       </w:r>
     </w:p>
     <w:p>

--- a/docs/exports/04-USER-GUIDE.docx
+++ b/docs/exports/04-USER-GUIDE.docx
@@ -1514,7 +1514,7 @@
           <w:b/>
           <w:bCs/>
         </w:rPr>
-        <w:t xml:space="preserve">SD:/wpa_supplicant.conf</w:t>
+        <w:t xml:space="preserve">SD:/etc/wpa_supplicant.conf</w:t>
       </w:r>
       <w:r>
         <w:t xml:space="preserve"> </w:t>
@@ -1652,6 +1652,90 @@
       </w:r>
       <w:r>
         <w:t xml:space="preserve">networked apps stay offline.</w:t>
+      </w:r>
+    </w:p>
+    <w:p>
+      <w:pPr>
+        <w:pStyle w:val="BodyText"/>
+      </w:pPr>
+      <w:r>
+        <w:t xml:space="preserve">You don't have to edit the file by hand: the</w:t>
+      </w:r>
+      <w:r>
+        <w:t xml:space="preserve"> </w:t>
+      </w:r>
+      <w:r>
+        <w:rPr>
+          <w:b/>
+          <w:bCs/>
+        </w:rPr>
+        <w:t xml:space="preserve">Wi-Fi Settings</w:t>
+      </w:r>
+      <w:r>
+        <w:t xml:space="preserve"> </w:t>
+      </w:r>
+      <w:r>
+        <w:t xml:space="preserve">app (</w:t>
+      </w:r>
+      <w:r>
+        <w:rPr>
+          <w:rStyle w:val="VerbatimChar"/>
+        </w:rPr>
+        <w:t xml:space="preserve">wpaconf</w:t>
+      </w:r>
+      <w:r>
+        <w:t xml:space="preserve">, see §12)</w:t>
+      </w:r>
+      <w:r>
+        <w:t xml:space="preserve"> </w:t>
+      </w:r>
+      <w:r>
+        <w:t xml:space="preserve">edits SSID / password / country / proto / key mgmt in a small form and rewrites</w:t>
+      </w:r>
+      <w:r>
+        <w:t xml:space="preserve"> </w:t>
+      </w:r>
+      <w:r>
+        <w:rPr>
+          <w:rStyle w:val="VerbatimChar"/>
+        </w:rPr>
+        <w:t xml:space="preserve">wpa_supplicant.conf</w:t>
+      </w:r>
+      <w:r>
+        <w:t xml:space="preserve"> </w:t>
+      </w:r>
+      <w:r>
+        <w:t xml:space="preserve">for you. The kernel only reads it at boot, so use its</w:t>
+      </w:r>
+      <w:r>
+        <w:t xml:space="preserve"> </w:t>
+      </w:r>
+      <w:r>
+        <w:rPr>
+          <w:b/>
+          <w:bCs/>
+        </w:rPr>
+        <w:t xml:space="preserve">Save &amp;</w:t>
+      </w:r>
+      <w:r>
+        <w:rPr>
+          <w:b/>
+          <w:bCs/>
+        </w:rPr>
+        <w:t xml:space="preserve"> </w:t>
+      </w:r>
+      <w:r>
+        <w:rPr>
+          <w:b/>
+          <w:bCs/>
+        </w:rPr>
+        <w:t xml:space="preserve">Reboot</w:t>
+      </w:r>
+      <w:r>
+        <w:t xml:space="preserve"> </w:t>
+      </w:r>
+      <w:r>
+        <w:t xml:space="preserve">button to apply the new credentials.</w:t>
       </w:r>
     </w:p>
     <w:bookmarkEnd w:id="26"/>
@@ -9439,6 +9523,131 @@
             </w:r>
             <w:r>
               <w:t xml:space="preserve">. Needs the network up (see §3).</w:t>
+            </w:r>
+          </w:p>
+        </w:tc>
+      </w:tr>
+      <w:tr>
+        <w:tc>
+          <w:tcPr/>
+          <w:p>
+            <w:pPr>
+              <w:pStyle w:val="Compact"/>
+            </w:pPr>
+            <w:r>
+              <w:rPr>
+                <w:b/>
+                <w:bCs/>
+              </w:rPr>
+              <w:t xml:space="preserve">wpaconf</w:t>
+            </w:r>
+            <w:r>
+              <w:t xml:space="preserve"> </w:t>
+            </w:r>
+            <w:r>
+              <w:t xml:space="preserve">(Wi-Fi Settings)</w:t>
+            </w:r>
+          </w:p>
+        </w:tc>
+        <w:tc>
+          <w:tcPr/>
+          <w:p>
+            <w:pPr>
+              <w:pStyle w:val="Compact"/>
+            </w:pPr>
+            <w:r>
+              <w:t xml:space="preserve">Editor for the WLAN credentials in</w:t>
+            </w:r>
+            <w:r>
+              <w:t xml:space="preserve"> </w:t>
+            </w:r>
+            <w:r>
+              <w:rPr>
+                <w:rStyle w:val="VerbatimChar"/>
+              </w:rPr>
+              <w:t xml:space="preserve">SD:/etc/wpa_supplicant.conf</w:t>
+            </w:r>
+            <w:r>
+              <w:t xml:space="preserve">. Fields: SSID, password (masked —</w:t>
+            </w:r>
+            <w:r>
+              <w:t xml:space="preserve"> </w:t>
+            </w:r>
+            <w:r>
+              <w:rPr>
+                <w:b/>
+                <w:bCs/>
+              </w:rPr>
+              <w:t xml:space="preserve">Show password</w:t>
+            </w:r>
+            <w:r>
+              <w:t xml:space="preserve"> </w:t>
+            </w:r>
+            <w:r>
+              <w:t xml:space="preserve">reveals it), country, proto, key mgmt;</w:t>
+            </w:r>
+            <w:r>
+              <w:t xml:space="preserve"> </w:t>
+            </w:r>
+            <w:r>
+              <w:rPr>
+                <w:rStyle w:val="VerbatimChar"/>
+              </w:rPr>
+              <w:t xml:space="preserve">Tab</w:t>
+            </w:r>
+            <w:r>
+              <w:t xml:space="preserve"> </w:t>
+            </w:r>
+            <w:r>
+              <w:t xml:space="preserve">moves between fields.</w:t>
+            </w:r>
+            <w:r>
+              <w:t xml:space="preserve"> </w:t>
+            </w:r>
+            <w:r>
+              <w:rPr>
+                <w:b/>
+                <w:bCs/>
+              </w:rPr>
+              <w:t xml:space="preserve">Save</w:t>
+            </w:r>
+            <w:r>
+              <w:t xml:space="preserve"> </w:t>
+            </w:r>
+            <w:r>
+              <w:t xml:space="preserve">rewrites the file;</w:t>
+            </w:r>
+            <w:r>
+              <w:t xml:space="preserve"> </w:t>
+            </w:r>
+            <w:r>
+              <w:rPr>
+                <w:b/>
+                <w:bCs/>
+              </w:rPr>
+              <w:t xml:space="preserve">Save &amp; Reboot</w:t>
+            </w:r>
+            <w:r>
+              <w:t xml:space="preserve"> </w:t>
+            </w:r>
+            <w:r>
+              <w:t xml:space="preserve">writes it then restarts so the kernel re-reads it at boot (the only way new credentials take effect);</w:t>
+            </w:r>
+            <w:r>
+              <w:t xml:space="preserve"> </w:t>
+            </w:r>
+            <w:r>
+              <w:rPr>
+                <w:b/>
+                <w:bCs/>
+              </w:rPr>
+              <w:t xml:space="preserve">Reload</w:t>
+            </w:r>
+            <w:r>
+              <w:t xml:space="preserve"> </w:t>
+            </w:r>
+            <w:r>
+              <w:t xml:space="preserve">re-reads the file. The password is stored in clear text on the card (the radio needs it) — keep the card private.</w:t>
             </w:r>
           </w:p>
         </w:tc>

--- a/docs/exports/04-USER-GUIDE.docx
+++ b/docs/exports/04-USER-GUIDE.docx
@@ -7008,7 +7008,42 @@
         <w:pStyle w:val="FirstParagraph"/>
       </w:pPr>
       <w:r>
-        <w:t xml:space="preserve">The layout at boot comes from</w:t>
+        <w:t xml:space="preserve">The layout at boot is set by the autostart line</w:t>
+      </w:r>
+      <w:r>
+        <w:t xml:space="preserve"> </w:t>
+      </w:r>
+      <w:r>
+        <w:rPr>
+          <w:rStyle w:val="VerbatimChar"/>
+          <w:b/>
+          <w:bCs/>
+        </w:rPr>
+        <w:t xml:space="preserve">keyb FR</w:t>
+      </w:r>
+      <w:r>
+        <w:t xml:space="preserve"> </w:t>
+      </w:r>
+      <w:r>
+        <w:t xml:space="preserve">(in</w:t>
+      </w:r>
+      <w:r>
+        <w:t xml:space="preserve"> </w:t>
+      </w:r>
+      <w:r>
+        <w:rPr>
+          <w:rStyle w:val="VerbatimChar"/>
+        </w:rPr>
+        <w:t xml:space="preserve">SD:/etc/autostart</w:t>
+      </w:r>
+      <w:r>
+        <w:t xml:space="preserve">) —</w:t>
+      </w:r>
+      <w:r>
+        <w:t xml:space="preserve"> </w:t>
+      </w:r>
+      <w:r>
+        <w:t xml:space="preserve">the kernel no longer reads</w:t>
       </w:r>
       <w:r>
         <w:t xml:space="preserve"> </w:t>
@@ -7023,7 +7058,7 @@
         <w:t xml:space="preserve"> </w:t>
       </w:r>
       <w:r>
-        <w:t xml:space="preserve">in</w:t>
+        <w:t xml:space="preserve">from</w:t>
       </w:r>
       <w:r>
         <w:t xml:space="preserve"> </w:t>
@@ -7035,7 +7070,34 @@
         <w:t xml:space="preserve">cmdline.txt</w:t>
       </w:r>
       <w:r>
-        <w:t xml:space="preserve">. To change it</w:t>
+        <w:t xml:space="preserve">. The</w:t>
+      </w:r>
+      <w:r>
+        <w:t xml:space="preserve"> </w:t>
+      </w:r>
+      <w:r>
+        <w:rPr>
+          <w:rStyle w:val="VerbatimChar"/>
+        </w:rPr>
+        <w:t xml:space="preserve">keyb</w:t>
+      </w:r>
+      <w:r>
+        <w:t xml:space="preserve"> </w:t>
+      </w:r>
+      <w:r>
+        <w:t xml:space="preserve">tool waits for the USB</w:t>
+      </w:r>
+      <w:r>
+        <w:t xml:space="preserve"> </w:t>
+      </w:r>
+      <w:r>
+        <w:t xml:space="preserve">keyboard to finish enumerating, then applies the layout, so it works even though autostart</w:t>
+      </w:r>
+      <w:r>
+        <w:t xml:space="preserve"> </w:t>
+      </w:r>
+      <w:r>
+        <w:t xml:space="preserve">runs early. To change it</w:t>
       </w:r>
       <w:r>
         <w:t xml:space="preserve"> </w:t>
@@ -7226,6 +7288,52 @@
       </w:r>
       <w:r>
         <w:t xml:space="preserve">live.</w:t>
+      </w:r>
+    </w:p>
+    <w:p>
+      <w:pPr>
+        <w:pStyle w:val="Compact"/>
+        <w:numPr>
+          <w:ilvl w:val="0"/>
+          <w:numId w:val="1014"/>
+        </w:numPr>
+      </w:pPr>
+      <w:r>
+        <w:rPr>
+          <w:b/>
+          <w:bCs/>
+        </w:rPr>
+        <w:t xml:space="preserve">Permanently</w:t>
+      </w:r>
+      <w:r>
+        <w:t xml:space="preserve">: edit the</w:t>
+      </w:r>
+      <w:r>
+        <w:t xml:space="preserve"> </w:t>
+      </w:r>
+      <w:r>
+        <w:rPr>
+          <w:rStyle w:val="VerbatimChar"/>
+        </w:rPr>
+        <w:t xml:space="preserve">keyb</w:t>
+      </w:r>
+      <w:r>
+        <w:t xml:space="preserve"> </w:t>
+      </w:r>
+      <w:r>
+        <w:t xml:space="preserve">line in</w:t>
+      </w:r>
+      <w:r>
+        <w:t xml:space="preserve"> </w:t>
+      </w:r>
+      <w:r>
+        <w:rPr>
+          <w:rStyle w:val="VerbatimChar"/>
+        </w:rPr>
+        <w:t xml:space="preserve">SD:/etc/autostart</w:t>
+      </w:r>
+      <w:r>
+        <w:t xml:space="preserve">.</w:t>
       </w:r>
     </w:p>
     <w:bookmarkEnd w:id="54"/>

--- a/docs/exports/04-USER-GUIDE.docx
+++ b/docs/exports/04-USER-GUIDE.docx
@@ -7331,6 +7331,218 @@
           <w:rStyle w:val="VerbatimChar"/>
         </w:rPr>
         <w:t xml:space="preserve">SD:/etc/autostart</w:t>
+      </w:r>
+      <w:r>
+        <w:t xml:space="preserve">.</w:t>
+      </w:r>
+    </w:p>
+    <w:p>
+      <w:pPr>
+        <w:pStyle w:val="FirstParagraph"/>
+      </w:pPr>
+      <w:r>
+        <w:t xml:space="preserve">The layouts themselves live as files in</w:t>
+      </w:r>
+      <w:r>
+        <w:t xml:space="preserve"> </w:t>
+      </w:r>
+      <w:r>
+        <w:rPr>
+          <w:rStyle w:val="VerbatimChar"/>
+          <w:b/>
+          <w:bCs/>
+        </w:rPr>
+        <w:t xml:space="preserve">SD:/etc/keymaps/</w:t>
+      </w:r>
+      <w:r>
+        <w:t xml:space="preserve"> </w:t>
+      </w:r>
+      <w:r>
+        <w:t xml:space="preserve">—</w:t>
+      </w:r>
+      <w:r>
+        <w:t xml:space="preserve"> </w:t>
+      </w:r>
+      <w:r>
+        <w:rPr>
+          <w:rStyle w:val="VerbatimChar"/>
+        </w:rPr>
+        <w:t xml:space="preserve">DE.kmap</w:t>
+      </w:r>
+      <w:r>
+        <w:t xml:space="preserve">,</w:t>
+      </w:r>
+      <w:r>
+        <w:t xml:space="preserve"> </w:t>
+      </w:r>
+      <w:r>
+        <w:rPr>
+          <w:rStyle w:val="VerbatimChar"/>
+        </w:rPr>
+        <w:t xml:space="preserve">DV.kmap</w:t>
+      </w:r>
+      <w:r>
+        <w:t xml:space="preserve">,</w:t>
+      </w:r>
+      <w:r>
+        <w:t xml:space="preserve"> </w:t>
+      </w:r>
+      <w:r>
+        <w:rPr>
+          <w:rStyle w:val="VerbatimChar"/>
+        </w:rPr>
+        <w:t xml:space="preserve">ES.kmap</w:t>
+      </w:r>
+      <w:r>
+        <w:t xml:space="preserve">,</w:t>
+      </w:r>
+      <w:r>
+        <w:t xml:space="preserve"> </w:t>
+      </w:r>
+      <w:r>
+        <w:rPr>
+          <w:rStyle w:val="VerbatimChar"/>
+        </w:rPr>
+        <w:t xml:space="preserve">FR.kmap</w:t>
+      </w:r>
+      <w:r>
+        <w:t xml:space="preserve">,</w:t>
+      </w:r>
+      <w:r>
+        <w:t xml:space="preserve"> </w:t>
+      </w:r>
+      <w:r>
+        <w:rPr>
+          <w:rStyle w:val="VerbatimChar"/>
+        </w:rPr>
+        <w:t xml:space="preserve">IT.kmap</w:t>
+      </w:r>
+      <w:r>
+        <w:t xml:space="preserve">,</w:t>
+      </w:r>
+      <w:r>
+        <w:t xml:space="preserve"> </w:t>
+      </w:r>
+      <w:r>
+        <w:rPr>
+          <w:rStyle w:val="VerbatimChar"/>
+        </w:rPr>
+        <w:t xml:space="preserve">UK.kmap</w:t>
+      </w:r>
+      <w:r>
+        <w:t xml:space="preserve">,</w:t>
+      </w:r>
+      <w:r>
+        <w:t xml:space="preserve"> </w:t>
+      </w:r>
+      <w:r>
+        <w:rPr>
+          <w:rStyle w:val="VerbatimChar"/>
+        </w:rPr>
+        <w:t xml:space="preserve">US.kmap</w:t>
+      </w:r>
+      <w:r>
+        <w:t xml:space="preserve"> </w:t>
+      </w:r>
+      <w:r>
+        <w:t xml:space="preserve">(small binary tables).</w:t>
+      </w:r>
+      <w:r>
+        <w:t xml:space="preserve"> </w:t>
+      </w:r>
+      <w:r>
+        <w:rPr>
+          <w:rStyle w:val="VerbatimChar"/>
+        </w:rPr>
+        <w:t xml:space="preserve">keyb XX</w:t>
+      </w:r>
+      <w:r>
+        <w:t xml:space="preserve"> </w:t>
+      </w:r>
+      <w:r>
+        <w:t xml:space="preserve">loads</w:t>
+      </w:r>
+      <w:r>
+        <w:t xml:space="preserve"> </w:t>
+      </w:r>
+      <w:r>
+        <w:rPr>
+          <w:rStyle w:val="VerbatimChar"/>
+        </w:rPr>
+        <w:t xml:space="preserve">XX.kmap</w:t>
+      </w:r>
+      <w:r>
+        <w:t xml:space="preserve"> </w:t>
+      </w:r>
+      <w:r>
+        <w:t xml:space="preserve">and hands it to the kernel; if the file is missing it falls back to the</w:t>
+      </w:r>
+      <w:r>
+        <w:t xml:space="preserve"> </w:t>
+      </w:r>
+      <w:r>
+        <w:t xml:space="preserve">copy built into the kernel.</w:t>
+      </w:r>
+      <w:r>
+        <w:t xml:space="preserve"> </w:t>
+      </w:r>
+      <w:r>
+        <w:rPr>
+          <w:b/>
+          <w:bCs/>
+        </w:rPr>
+        <w:t xml:space="preserve">You can add a new layout without rebuilding the kernel</w:t>
+      </w:r>
+      <w:r>
+        <w:t xml:space="preserve">:</w:t>
+      </w:r>
+      <w:r>
+        <w:t xml:space="preserve"> </w:t>
+      </w:r>
+      <w:r>
+        <w:t xml:space="preserve">drop a new</w:t>
+      </w:r>
+      <w:r>
+        <w:t xml:space="preserve"> </w:t>
+      </w:r>
+      <w:r>
+        <w:rPr>
+          <w:rStyle w:val="VerbatimChar"/>
+        </w:rPr>
+        <w:t xml:space="preserve">&lt;NAME&gt;.kmap</w:t>
+      </w:r>
+      <w:r>
+        <w:t xml:space="preserve"> </w:t>
+      </w:r>
+      <w:r>
+        <w:t xml:space="preserve">in that folder (regenerate the stock ones, or seed a custom one,</w:t>
+      </w:r>
+      <w:r>
+        <w:t xml:space="preserve"> </w:t>
+      </w:r>
+      <w:r>
+        <w:t xml:space="preserve">with</w:t>
+      </w:r>
+      <w:r>
+        <w:t xml:space="preserve"> </w:t>
+      </w:r>
+      <w:r>
+        <w:rPr>
+          <w:rStyle w:val="VerbatimChar"/>
+        </w:rPr>
+        <w:t xml:space="preserve">tools/keymaps/genkeymaps.py</w:t>
+      </w:r>
+      <w:r>
+        <w:t xml:space="preserve">) and use</w:t>
+      </w:r>
+      <w:r>
+        <w:t xml:space="preserve"> </w:t>
+      </w:r>
+      <w:r>
+        <w:rPr>
+          <w:rStyle w:val="VerbatimChar"/>
+        </w:rPr>
+        <w:t xml:space="preserve">keyb &lt;NAME&gt;</w:t>
       </w:r>
       <w:r>
         <w:t xml:space="preserve">.</w:t>

--- a/docs/exports/04-USER-GUIDE.docx
+++ b/docs/exports/04-USER-GUIDE.docx
@@ -869,18 +869,30 @@
               <w:rPr>
                 <w:rStyle w:val="VerbatimChar"/>
               </w:rPr>
-              <w:t xml:space="preserve">apps/autostart.txt</w:t>
-            </w:r>
-          </w:p>
-        </w:tc>
-        <w:tc>
-          <w:tcPr/>
-          <w:p>
-            <w:pPr>
-              <w:pStyle w:val="Compact"/>
-            </w:pPr>
-            <w:r>
-              <w:t xml:space="preserve">apps launched automatically at boot</w:t>
+              <w:t xml:space="preserve">etc/autostart</w:t>
+            </w:r>
+          </w:p>
+        </w:tc>
+        <w:tc>
+          <w:tcPr/>
+          <w:p>
+            <w:pPr>
+              <w:pStyle w:val="Compact"/>
+            </w:pPr>
+            <w:r>
+              <w:t xml:space="preserve">commands run automatically at boot (read by</w:t>
+            </w:r>
+            <w:r>
+              <w:t xml:space="preserve"> </w:t>
+            </w:r>
+            <w:r>
+              <w:rPr>
+                <w:rStyle w:val="VerbatimChar"/>
+              </w:rPr>
+              <w:t xml:space="preserve">init</w:t>
+            </w:r>
+            <w:r>
+              <w:t xml:space="preserve">)</w:t>
             </w:r>
           </w:p>
         </w:tc>
@@ -896,7 +908,7 @@
               <w:rPr>
                 <w:rStyle w:val="VerbatimChar"/>
               </w:rPr>
-              <w:t xml:space="preserve">apps/quicklaunch.txt</w:t>
+              <w:t xml:space="preserve">etc/quicklaunch.txt</w:t>
             </w:r>
           </w:p>
         </w:tc>
@@ -1189,7 +1201,7 @@
         <w:rPr>
           <w:rStyle w:val="VerbatimChar"/>
         </w:rPr>
-        <w:t xml:space="preserve">width=1024 height=768 keymap=FR</w:t>
+        <w:t xml:space="preserve">width=1024 height=768 init=SD:/bin/init.elf</w:t>
       </w:r>
     </w:p>
     <w:p>
@@ -1255,97 +1267,70 @@
           <w:b/>
           <w:bCs/>
         </w:rPr>
-        <w:t xml:space="preserve">keymap</w:t>
-      </w:r>
-      <w:r>
-        <w:t xml:space="preserve">: keyboard layout at boot —</w:t>
-      </w:r>
-      <w:r>
-        <w:t xml:space="preserve"> </w:t>
-      </w:r>
-      <w:r>
-        <w:rPr>
-          <w:rStyle w:val="VerbatimChar"/>
-        </w:rPr>
-        <w:t xml:space="preserve">US</w:t>
-      </w:r>
-      <w:r>
-        <w:t xml:space="preserve">,</w:t>
-      </w:r>
-      <w:r>
-        <w:t xml:space="preserve"> </w:t>
-      </w:r>
-      <w:r>
-        <w:rPr>
-          <w:rStyle w:val="VerbatimChar"/>
-        </w:rPr>
-        <w:t xml:space="preserve">UK</w:t>
-      </w:r>
-      <w:r>
-        <w:t xml:space="preserve">,</w:t>
-      </w:r>
-      <w:r>
-        <w:t xml:space="preserve"> </w:t>
-      </w:r>
-      <w:r>
-        <w:rPr>
-          <w:rStyle w:val="VerbatimChar"/>
-        </w:rPr>
-        <w:t xml:space="preserve">DE</w:t>
-      </w:r>
-      <w:r>
-        <w:t xml:space="preserve">,</w:t>
-      </w:r>
-      <w:r>
-        <w:t xml:space="preserve"> </w:t>
-      </w:r>
-      <w:r>
-        <w:rPr>
-          <w:rStyle w:val="VerbatimChar"/>
-        </w:rPr>
-        <w:t xml:space="preserve">FR</w:t>
-      </w:r>
-      <w:r>
-        <w:t xml:space="preserve">,</w:t>
-      </w:r>
-      <w:r>
-        <w:t xml:space="preserve"> </w:t>
-      </w:r>
-      <w:r>
-        <w:rPr>
-          <w:rStyle w:val="VerbatimChar"/>
-        </w:rPr>
-        <w:t xml:space="preserve">ES</w:t>
-      </w:r>
-      <w:r>
-        <w:t xml:space="preserve">,</w:t>
-      </w:r>
-      <w:r>
-        <w:t xml:space="preserve"> </w:t>
-      </w:r>
-      <w:r>
-        <w:rPr>
-          <w:rStyle w:val="VerbatimChar"/>
-        </w:rPr>
-        <w:t xml:space="preserve">IT</w:t>
-      </w:r>
-      <w:r>
-        <w:t xml:space="preserve">,</w:t>
-      </w:r>
-      <w:r>
-        <w:t xml:space="preserve"> </w:t>
-      </w:r>
-      <w:r>
-        <w:rPr>
-          <w:rStyle w:val="VerbatimChar"/>
-        </w:rPr>
-        <w:t xml:space="preserve">DV</w:t>
-      </w:r>
-      <w:r>
-        <w:t xml:space="preserve"> </w:t>
-      </w:r>
-      <w:r>
-        <w:t xml:space="preserve">(Dvorak). Can be changed later on the fly (see §10).</w:t>
+        <w:t xml:space="preserve">init</w:t>
+      </w:r>
+      <w:r>
+        <w:t xml:space="preserve">: absolute path of the init program the kernel launches at boot</w:t>
+      </w:r>
+      <w:r>
+        <w:t xml:space="preserve"> </w:t>
+      </w:r>
+      <w:r>
+        <w:t xml:space="preserve">(default</w:t>
+      </w:r>
+      <w:r>
+        <w:t xml:space="preserve"> </w:t>
+      </w:r>
+      <w:r>
+        <w:rPr>
+          <w:rStyle w:val="VerbatimChar"/>
+        </w:rPr>
+        <w:t xml:space="preserve">SD:bin/init.elf</w:t>
+      </w:r>
+      <w:r>
+        <w:t xml:space="preserve">). init reads</w:t>
+      </w:r>
+      <w:r>
+        <w:t xml:space="preserve"> </w:t>
+      </w:r>
+      <w:r>
+        <w:rPr>
+          <w:rStyle w:val="VerbatimChar"/>
+        </w:rPr>
+        <w:t xml:space="preserve">SD:/etc/autostart</w:t>
+      </w:r>
+      <w:r>
+        <w:t xml:space="preserve"> </w:t>
+      </w:r>
+      <w:r>
+        <w:t xml:space="preserve">and starts the rest</w:t>
+      </w:r>
+      <w:r>
+        <w:t xml:space="preserve"> </w:t>
+      </w:r>
+      <w:r>
+        <w:t xml:space="preserve">of the userland, so pointing</w:t>
+      </w:r>
+      <w:r>
+        <w:t xml:space="preserve"> </w:t>
+      </w:r>
+      <w:r>
+        <w:rPr>
+          <w:rStyle w:val="VerbatimChar"/>
+        </w:rPr>
+        <w:t xml:space="preserve">init=</w:t>
+      </w:r>
+      <w:r>
+        <w:t xml:space="preserve"> </w:t>
+      </w:r>
+      <w:r>
+        <w:t xml:space="preserve">at another ELF (e.g. a recovery shell)</w:t>
+      </w:r>
+      <w:r>
+        <w:t xml:space="preserve"> </w:t>
+      </w:r>
+      <w:r>
+        <w:t xml:space="preserve">swaps the whole launcher without rebuilding the kernel.</w:t>
       </w:r>
     </w:p>
     <w:bookmarkEnd w:id="24"/>
@@ -1808,22 +1793,86 @@
         </w:numPr>
       </w:pPr>
       <w:r>
-        <w:t xml:space="preserve">The apps in</w:t>
-      </w:r>
-      <w:r>
-        <w:t xml:space="preserve"> </w:t>
-      </w:r>
-      <w:r>
-        <w:rPr>
-          <w:rStyle w:val="VerbatimChar"/>
-        </w:rPr>
-        <w:t xml:space="preserve">apps/autostart.txt</w:t>
-      </w:r>
-      <w:r>
-        <w:t xml:space="preserve"> </w:t>
-      </w:r>
-      <w:r>
-        <w:t xml:space="preserve">launch. By default:</w:t>
+        <w:t xml:space="preserve">The kernel launches the</w:t>
+      </w:r>
+      <w:r>
+        <w:t xml:space="preserve"> </w:t>
+      </w:r>
+      <w:r>
+        <w:rPr>
+          <w:b/>
+          <w:bCs/>
+        </w:rPr>
+        <w:t xml:space="preserve">init program</w:t>
+      </w:r>
+      <w:r>
+        <w:t xml:space="preserve"> </w:t>
+      </w:r>
+      <w:r>
+        <w:t xml:space="preserve">(</w:t>
+      </w:r>
+      <w:r>
+        <w:rPr>
+          <w:rStyle w:val="VerbatimChar"/>
+        </w:rPr>
+        <w:t xml:space="preserve">SD:bin/init.elf</w:t>
+      </w:r>
+      <w:r>
+        <w:t xml:space="preserve"> </w:t>
+      </w:r>
+      <w:r>
+        <w:t xml:space="preserve">by default, or whatever</w:t>
+      </w:r>
+      <w:r>
+        <w:t xml:space="preserve"> </w:t>
+      </w:r>
+      <w:r>
+        <w:rPr>
+          <w:rStyle w:val="VerbatimChar"/>
+        </w:rPr>
+        <w:t xml:space="preserve">init=</w:t>
+      </w:r>
+      <w:r>
+        <w:t xml:space="preserve"> </w:t>
+      </w:r>
+      <w:r>
+        <w:t xml:space="preserve">in</w:t>
+      </w:r>
+      <w:r>
+        <w:t xml:space="preserve"> </w:t>
+      </w:r>
+      <w:r>
+        <w:rPr>
+          <w:rStyle w:val="VerbatimChar"/>
+        </w:rPr>
+        <w:t xml:space="preserve">cmdline.txt</w:t>
+      </w:r>
+      <w:r>
+        <w:t xml:space="preserve"> </w:t>
+      </w:r>
+      <w:r>
+        <w:t xml:space="preserve">points at), which runs each line of</w:t>
+      </w:r>
+      <w:r>
+        <w:t xml:space="preserve"> </w:t>
+      </w:r>
+      <w:r>
+        <w:rPr>
+          <w:rStyle w:val="VerbatimChar"/>
+        </w:rPr>
+        <w:t xml:space="preserve">SD:/etc/autostart</w:t>
+      </w:r>
+      <w:r>
+        <w:t xml:space="preserve"> </w:t>
+      </w:r>
+      <w:r>
+        <w:t xml:space="preserve">as</w:t>
+      </w:r>
+      <w:r>
+        <w:t xml:space="preserve"> </w:t>
+      </w:r>
+      <w:r>
+        <w:t xml:space="preserve">a shell command. By default:</w:t>
       </w:r>
     </w:p>
     <w:p>
@@ -1840,7 +1889,7 @@
           <w:b/>
           <w:bCs/>
         </w:rPr>
-        <w:t xml:space="preserve">voronoy</w:t>
+        <w:t xml:space="preserve">run voronoy</w:t>
       </w:r>
       <w:r>
         <w:t xml:space="preserve"> </w:t>
@@ -1879,7 +1928,7 @@
           <w:b/>
           <w:bCs/>
         </w:rPr>
-        <w:t xml:space="preserve">panel</w:t>
+        <w:t xml:space="preserve">run panel</w:t>
       </w:r>
       <w:r>
         <w:t xml:space="preserve"> </w:t>
@@ -1901,7 +1950,30 @@
         <w:t xml:space="preserve"> </w:t>
       </w:r>
       <w:r>
-        <w:t xml:space="preserve">(the bar/launcher).</w:t>
+        <w:t xml:space="preserve">(the bar/launcher);</w:t>
+      </w:r>
+    </w:p>
+    <w:p>
+      <w:pPr>
+        <w:pStyle w:val="Compact"/>
+        <w:numPr>
+          <w:ilvl w:val="1"/>
+          <w:numId w:val="1006"/>
+        </w:numPr>
+      </w:pPr>
+      <w:r>
+        <w:rPr>
+          <w:rStyle w:val="VerbatimChar"/>
+          <w:b/>
+          <w:bCs/>
+        </w:rPr>
+        <w:t xml:space="preserve">keyb FR</w:t>
+      </w:r>
+      <w:r>
+        <w:t xml:space="preserve"> </w:t>
+      </w:r>
+      <w:r>
+        <w:t xml:space="preserve">sets the keyboard layout.</w:t>
       </w:r>
     </w:p>
     <w:p>
@@ -2230,7 +2302,7 @@
         <w:rPr>
           <w:rStyle w:val="VerbatimChar"/>
         </w:rPr>
-        <w:t xml:space="preserve">SD:apps/quicklaunch.txt</w:t>
+        <w:t xml:space="preserve">SD:/etc/quicklaunch.txt</w:t>
       </w:r>
       <w:r>
         <w:t xml:space="preserve"> </w:t>
@@ -6003,7 +6075,7 @@
               <w:t xml:space="preserve">keyb FR</w:t>
             </w:r>
             <w:r>
-              <w:t xml:space="preserve">: switches to the layout (US, UK, DE, FR, ES, IT, DV).</w:t>
+              <w:t xml:space="preserve">: switches to the layout (US, UK, DE, FR, BE, ES, IT, DV).</w:t>
             </w:r>
           </w:p>
         </w:tc>
@@ -7189,6 +7261,18 @@
         <w:rPr>
           <w:rStyle w:val="VerbatimChar"/>
         </w:rPr>
+        <w:t xml:space="preserve">BE</w:t>
+      </w:r>
+      <w:r>
+        <w:t xml:space="preserve">,</w:t>
+      </w:r>
+      <w:r>
+        <w:t xml:space="preserve"> </w:t>
+      </w:r>
+      <w:r>
+        <w:rPr>
+          <w:rStyle w:val="VerbatimChar"/>
+        </w:rPr>
         <w:t xml:space="preserve">ES</w:t>
       </w:r>
       <w:r>
@@ -7281,13 +7365,37 @@
         <w:t xml:space="preserve">theme</w:t>
       </w:r>
       <w:r>
-        <w:t xml:space="preserve">) offers a dropdown of layouts, applied</w:t>
-      </w:r>
-      <w:r>
-        <w:t xml:space="preserve"> </w:t>
-      </w:r>
-      <w:r>
-        <w:t xml:space="preserve">live.</w:t>
+        <w:t xml:space="preserve">) offers a dropdown — populated from the</w:t>
+      </w:r>
+      <w:r>
+        <w:t xml:space="preserve"> </w:t>
+      </w:r>
+      <w:r>
+        <w:rPr>
+          <w:rStyle w:val="VerbatimChar"/>
+        </w:rPr>
+        <w:t xml:space="preserve">.kmap</w:t>
+      </w:r>
+      <w:r>
+        <w:t xml:space="preserve"> </w:t>
+      </w:r>
+      <w:r>
+        <w:t xml:space="preserve">files actually present in</w:t>
+      </w:r>
+      <w:r>
+        <w:t xml:space="preserve"> </w:t>
+      </w:r>
+      <w:r>
+        <w:rPr>
+          <w:rStyle w:val="VerbatimChar"/>
+        </w:rPr>
+        <w:t xml:space="preserve">SD:/etc/keymaps/</w:t>
+      </w:r>
+      <w:r>
+        <w:t xml:space="preserve"> </w:t>
+      </w:r>
+      <w:r>
+        <w:t xml:space="preserve">— applied live.</w:t>
       </w:r>
     </w:p>
     <w:p>
@@ -7367,6 +7475,18 @@
         <w:rPr>
           <w:rStyle w:val="VerbatimChar"/>
         </w:rPr>
+        <w:t xml:space="preserve">BE.kmap</w:t>
+      </w:r>
+      <w:r>
+        <w:t xml:space="preserve">,</w:t>
+      </w:r>
+      <w:r>
+        <w:t xml:space="preserve"> </w:t>
+      </w:r>
+      <w:r>
+        <w:rPr>
+          <w:rStyle w:val="VerbatimChar"/>
+        </w:rPr>
         <w:t xml:space="preserve">DE.kmap</w:t>
       </w:r>
       <w:r>
@@ -7445,7 +7565,208 @@
         <w:t xml:space="preserve"> </w:t>
       </w:r>
       <w:r>
-        <w:t xml:space="preserve">(small binary tables).</w:t>
+        <w:t xml:space="preserve">(small binary tables). The</w:t>
+      </w:r>
+      <w:r>
+        <w:t xml:space="preserve"> </w:t>
+      </w:r>
+      <w:r>
+        <w:t xml:space="preserve">Belgian (</w:t>
+      </w:r>
+      <w:r>
+        <w:rPr>
+          <w:rStyle w:val="VerbatimChar"/>
+        </w:rPr>
+        <w:t xml:space="preserve">BE</w:t>
+      </w:r>
+      <w:r>
+        <w:t xml:space="preserve">) map is an azerty layout close to French, with the Belgian standard for the</w:t>
+      </w:r>
+      <w:r>
+        <w:t xml:space="preserve"> </w:t>
+      </w:r>
+      <w:r>
+        <w:t xml:space="preserve">digit row and several AltGr symbols (</w:t>
+      </w:r>
+      <w:r>
+        <w:rPr>
+          <w:rStyle w:val="VerbatimChar"/>
+        </w:rPr>
+        <w:t xml:space="preserve">!</w:t>
+      </w:r>
+      <w:r>
+        <w:t xml:space="preserve"> </w:t>
+      </w:r>
+      <w:r>
+        <w:t xml:space="preserve">on</w:t>
+      </w:r>
+      <w:r>
+        <w:t xml:space="preserve"> </w:t>
+      </w:r>
+      <w:r>
+        <w:rPr>
+          <w:b/>
+          <w:bCs/>
+        </w:rPr>
+        <w:t xml:space="preserve">8</w:t>
+      </w:r>
+      <w:r>
+        <w:t xml:space="preserve">,</w:t>
+      </w:r>
+      <w:r>
+        <w:t xml:space="preserve"> </w:t>
+      </w:r>
+      <w:r>
+        <w:rPr>
+          <w:rStyle w:val="VerbatimChar"/>
+        </w:rPr>
+        <w:t xml:space="preserve">=</w:t>
+      </w:r>
+      <w:r>
+        <w:t xml:space="preserve"> </w:t>
+      </w:r>
+      <w:r>
+        <w:rPr>
+          <w:rStyle w:val="VerbatimChar"/>
+        </w:rPr>
+        <w:t xml:space="preserve">+</w:t>
+      </w:r>
+      <w:r>
+        <w:t xml:space="preserve"> </w:t>
+      </w:r>
+      <w:r>
+        <w:t xml:space="preserve">on the bottom-right key,</w:t>
+      </w:r>
+      <w:r>
+        <w:t xml:space="preserve"> </w:t>
+      </w:r>
+      <w:r>
+        <w:rPr>
+          <w:rStyle w:val="VerbatimChar"/>
+        </w:rPr>
+        <w:t xml:space="preserve">-</w:t>
+      </w:r>
+      <w:r>
+        <w:t xml:space="preserve"> </w:t>
+      </w:r>
+      <w:r>
+        <w:rPr>
+          <w:rStyle w:val="VerbatimChar"/>
+        </w:rPr>
+        <w:t xml:space="preserve">_</w:t>
+      </w:r>
+      <w:r>
+        <w:t xml:space="preserve"> </w:t>
+      </w:r>
+      <w:r>
+        <w:t xml:space="preserve">right of</w:t>
+      </w:r>
+      <w:r>
+        <w:t xml:space="preserve"> </w:t>
+      </w:r>
+      <w:r>
+        <w:rPr>
+          <w:rStyle w:val="VerbatimChar"/>
+        </w:rPr>
+        <w:t xml:space="preserve">)</w:t>
+      </w:r>
+      <w:r>
+        <w:t xml:space="preserve">, and</w:t>
+      </w:r>
+      <w:r>
+        <w:t xml:space="preserve"> </w:t>
+      </w:r>
+      <w:r>
+        <w:rPr>
+          <w:rStyle w:val="VerbatimChar"/>
+        </w:rPr>
+        <w:t xml:space="preserve">| @ #</w:t>
+      </w:r>
+      <w:r>
+        <w:t xml:space="preserve"> </w:t>
+      </w:r>
+      <w:r>
+        <w:t xml:space="preserve">on</w:t>
+      </w:r>
+      <w:r>
+        <w:t xml:space="preserve"> </w:t>
+      </w:r>
+      <w:r>
+        <w:rPr>
+          <w:b/>
+          <w:bCs/>
+        </w:rPr>
+        <w:t xml:space="preserve">1 2 3</w:t>
+      </w:r>
+      <w:r>
+        <w:t xml:space="preserve">,</w:t>
+      </w:r>
+      <w:r>
+        <w:t xml:space="preserve"> </w:t>
+      </w:r>
+      <w:r>
+        <w:rPr>
+          <w:rStyle w:val="VerbatimChar"/>
+        </w:rPr>
+        <w:t xml:space="preserve">{ }</w:t>
+      </w:r>
+      <w:r>
+        <w:t xml:space="preserve"> </w:t>
+      </w:r>
+      <w:r>
+        <w:t xml:space="preserve">on</w:t>
+      </w:r>
+      <w:r>
+        <w:t xml:space="preserve"> </w:t>
+      </w:r>
+      <w:r>
+        <w:rPr>
+          <w:b/>
+          <w:bCs/>
+        </w:rPr>
+        <w:t xml:space="preserve">9 0</w:t>
+      </w:r>
+      <w:r>
+        <w:t xml:space="preserve">,</w:t>
+      </w:r>
+      <w:r>
+        <w:t xml:space="preserve"> </w:t>
+      </w:r>
+      <w:r>
+        <w:rPr>
+          <w:rStyle w:val="VerbatimChar"/>
+        </w:rPr>
+        <w:t xml:space="preserve">[ ]</w:t>
+      </w:r>
+      <w:r>
+        <w:t xml:space="preserve"> </w:t>
+      </w:r>
+      <w:r>
+        <w:t xml:space="preserve">on the</w:t>
+      </w:r>
+      <w:r>
+        <w:t xml:space="preserve"> </w:t>
+      </w:r>
+      <w:r>
+        <w:rPr>
+          <w:rStyle w:val="VerbatimChar"/>
+        </w:rPr>
+        <w:t xml:space="preserve">^</w:t>
+      </w:r>
+      <w:r>
+        <w:t xml:space="preserve">/</w:t>
+      </w:r>
+      <w:r>
+        <w:rPr>
+          <w:rStyle w:val="VerbatimChar"/>
+        </w:rPr>
+        <w:t xml:space="preserve">$</w:t>
+      </w:r>
+      <w:r>
+        <w:t xml:space="preserve"> </w:t>
+      </w:r>
+      <w:r>
+        <w:t xml:space="preserve">keys).</w:t>
       </w:r>
       <w:r>
         <w:t xml:space="preserve"> </w:t>
@@ -7475,32 +7796,102 @@
         <w:t xml:space="preserve"> </w:t>
       </w:r>
       <w:r>
-        <w:t xml:space="preserve">and hands it to the kernel; if the file is missing it falls back to the</w:t>
-      </w:r>
-      <w:r>
-        <w:t xml:space="preserve"> </w:t>
-      </w:r>
-      <w:r>
-        <w:t xml:space="preserve">copy built into the kernel.</w:t>
-      </w:r>
-      <w:r>
-        <w:t xml:space="preserve"> </w:t>
-      </w:r>
-      <w:r>
-        <w:rPr>
-          <w:b/>
-          <w:bCs/>
-        </w:rPr>
-        <w:t xml:space="preserve">You can add a new layout without rebuilding the kernel</w:t>
-      </w:r>
-      <w:r>
-        <w:t xml:space="preserve">:</w:t>
-      </w:r>
-      <w:r>
-        <w:t xml:space="preserve"> </w:t>
-      </w:r>
-      <w:r>
-        <w:t xml:space="preserve">drop a new</w:t>
+        <w:t xml:space="preserve">and hands it to the kernel, which copies it onto the live keyboard.</w:t>
+      </w:r>
+      <w:r>
+        <w:t xml:space="preserve"> </w:t>
+      </w:r>
+      <w:r>
+        <w:rPr>
+          <w:b/>
+          <w:bCs/>
+        </w:rPr>
+        <w:t xml:space="preserve">The</w:t>
+      </w:r>
+      <w:r>
+        <w:rPr>
+          <w:b/>
+          <w:bCs/>
+        </w:rPr>
+        <w:t xml:space="preserve"> </w:t>
+      </w:r>
+      <w:r>
+        <w:rPr>
+          <w:b/>
+          <w:bCs/>
+        </w:rPr>
+        <w:t xml:space="preserve">kernel itself ships no keyboard map</w:t>
+      </w:r>
+      <w:r>
+        <w:t xml:space="preserve"> </w:t>
+      </w:r>
+      <w:r>
+        <w:t xml:space="preserve">— layouts are</w:t>
+      </w:r>
+      <w:r>
+        <w:t xml:space="preserve"> </w:t>
+      </w:r>
+      <w:r>
+        <w:rPr>
+          <w:i/>
+          <w:iCs/>
+        </w:rPr>
+        <w:t xml:space="preserve">only</w:t>
+      </w:r>
+      <w:r>
+        <w:t xml:space="preserve"> </w:t>
+      </w:r>
+      <w:r>
+        <w:t xml:space="preserve">these files, so the keyboard has</w:t>
+      </w:r>
+      <w:r>
+        <w:t xml:space="preserve"> </w:t>
+      </w:r>
+      <w:r>
+        <w:t xml:space="preserve">no mapping until</w:t>
+      </w:r>
+      <w:r>
+        <w:t xml:space="preserve"> </w:t>
+      </w:r>
+      <w:r>
+        <w:rPr>
+          <w:rStyle w:val="VerbatimChar"/>
+        </w:rPr>
+        <w:t xml:space="preserve">keyb</w:t>
+      </w:r>
+      <w:r>
+        <w:t xml:space="preserve"> </w:t>
+      </w:r>
+      <w:r>
+        <w:t xml:space="preserve">has run (a second or two into boot), and deleting the</w:t>
+      </w:r>
+      <w:r>
+        <w:t xml:space="preserve"> </w:t>
+      </w:r>
+      <w:r>
+        <w:rPr>
+          <w:rStyle w:val="VerbatimChar"/>
+        </w:rPr>
+        <w:t xml:space="preserve">keymaps</w:t>
+      </w:r>
+      <w:r>
+        <w:t xml:space="preserve"> </w:t>
+      </w:r>
+      <w:r>
+        <w:t xml:space="preserve">folder would leave it unmapped.</w:t>
+      </w:r>
+      <w:r>
+        <w:t xml:space="preserve"> </w:t>
+      </w:r>
+      <w:r>
+        <w:rPr>
+          <w:b/>
+          <w:bCs/>
+        </w:rPr>
+        <w:t xml:space="preserve">Adding a layout never needs a kernel rebuild</w:t>
+      </w:r>
+      <w:r>
+        <w:t xml:space="preserve">: drop a new</w:t>
       </w:r>
       <w:r>
         <w:t xml:space="preserve"> </w:t>
@@ -7515,13 +7906,7 @@
         <w:t xml:space="preserve"> </w:t>
       </w:r>
       <w:r>
-        <w:t xml:space="preserve">in that folder (regenerate the stock ones, or seed a custom one,</w:t>
-      </w:r>
-      <w:r>
-        <w:t xml:space="preserve"> </w:t>
-      </w:r>
-      <w:r>
-        <w:t xml:space="preserve">with</w:t>
+        <w:t xml:space="preserve">in that folder (regenerate them, or seed a custom one, with</w:t>
       </w:r>
       <w:r>
         <w:t xml:space="preserve"> </w:t>
@@ -7545,7 +7930,10 @@
         <w:t xml:space="preserve">keyb &lt;NAME&gt;</w:t>
       </w:r>
       <w:r>
-        <w:t xml:space="preserve">.</w:t>
+        <w:t xml:space="preserve"> </w:t>
+      </w:r>
+      <w:r>
+        <w:t xml:space="preserve">— it also shows up in the theme dropdown.</w:t>
       </w:r>
     </w:p>
     <w:bookmarkEnd w:id="54"/>
@@ -7962,39 +8350,138 @@
           <w:b/>
           <w:bCs/>
         </w:rPr>
-        <w:t xml:space="preserve">SD:apps/autostart.txt</w:t>
-      </w:r>
-      <w:r>
-        <w:t xml:space="preserve">: one program per line, launched at boot, as</w:t>
-      </w:r>
-      <w:r>
-        <w:t xml:space="preserve"> </w:t>
-      </w:r>
-      <w:r>
-        <w:rPr>
-          <w:rStyle w:val="VerbatimChar"/>
-        </w:rPr>
-        <w:t xml:space="preserve">&lt;name&gt;[.app] [args…]</w:t>
-      </w:r>
-      <w:r>
-        <w:t xml:space="preserve">. A</w:t>
-      </w:r>
-      <w:r>
-        <w:t xml:space="preserve"> </w:t>
-      </w:r>
-      <w:r>
-        <w:rPr>
-          <w:rStyle w:val="VerbatimChar"/>
-          <w:b/>
-          <w:bCs/>
-        </w:rPr>
-        <w:t xml:space="preserve">.app</w:t>
-      </w:r>
-      <w:r>
-        <w:t xml:space="preserve"> </w:t>
-      </w:r>
-      <w:r>
-        <w:t xml:space="preserve">name is a desktop app (</w:t>
+        <w:t xml:space="preserve">SD:/etc/autostart</w:t>
+      </w:r>
+      <w:r>
+        <w:t xml:space="preserve">: one</w:t>
+      </w:r>
+      <w:r>
+        <w:t xml:space="preserve"> </w:t>
+      </w:r>
+      <w:r>
+        <w:rPr>
+          <w:b/>
+          <w:bCs/>
+        </w:rPr>
+        <w:t xml:space="preserve">shell command</w:t>
+      </w:r>
+      <w:r>
+        <w:t xml:space="preserve"> </w:t>
+      </w:r>
+      <w:r>
+        <w:t xml:space="preserve">per line, run at boot by</w:t>
+      </w:r>
+      <w:r>
+        <w:t xml:space="preserve"> </w:t>
+      </w:r>
+      <w:r>
+        <w:rPr>
+          <w:rStyle w:val="VerbatimChar"/>
+        </w:rPr>
+        <w:t xml:space="preserve">init</w:t>
+      </w:r>
+      <w:r>
+        <w:t xml:space="preserve"> </w:t>
+      </w:r>
+      <w:r>
+        <w:t xml:space="preserve">exactly as if typed in the terminal — the first word is a</w:t>
+      </w:r>
+      <w:r>
+        <w:t xml:space="preserve"> </w:t>
+      </w:r>
+      <w:r>
+        <w:rPr>
+          <w:rStyle w:val="VerbatimChar"/>
+        </w:rPr>
+        <w:t xml:space="preserve">/bin</w:t>
+      </w:r>
+      <w:r>
+        <w:t xml:space="preserve"> </w:t>
+      </w:r>
+      <w:r>
+        <w:t xml:space="preserve">tool</w:t>
+      </w:r>
+      <w:r>
+        <w:t xml:space="preserve"> </w:t>
+      </w:r>
+      <w:r>
+        <w:t xml:space="preserve">(</w:t>
+      </w:r>
+      <w:r>
+        <w:rPr>
+          <w:rStyle w:val="VerbatimChar"/>
+        </w:rPr>
+        <w:t xml:space="preserve">/bin/&lt;word&gt;.elf</w:t>
+      </w:r>
+      <w:r>
+        <w:t xml:space="preserve">) and the rest are its arguments; blank lines and</w:t>
+      </w:r>
+      <w:r>
+        <w:t xml:space="preserve"> </w:t>
+      </w:r>
+      <w:r>
+        <w:rPr>
+          <w:rStyle w:val="VerbatimChar"/>
+        </w:rPr>
+        <w:t xml:space="preserve">#</w:t>
+      </w:r>
+      <w:r>
+        <w:t xml:space="preserve"> </w:t>
+      </w:r>
+      <w:r>
+        <w:t xml:space="preserve">comments are</w:t>
+      </w:r>
+      <w:r>
+        <w:t xml:space="preserve"> </w:t>
+      </w:r>
+      <w:r>
+        <w:t xml:space="preserve">ignored. Launch a</w:t>
+      </w:r>
+      <w:r>
+        <w:t xml:space="preserve"> </w:t>
+      </w:r>
+      <w:r>
+        <w:rPr>
+          <w:b/>
+          <w:bCs/>
+        </w:rPr>
+        <w:t xml:space="preserve">desktop app</w:t>
+      </w:r>
+      <w:r>
+        <w:t xml:space="preserve"> </w:t>
+      </w:r>
+      <w:r>
+        <w:t xml:space="preserve">with the</w:t>
+      </w:r>
+      <w:r>
+        <w:t xml:space="preserve"> </w:t>
+      </w:r>
+      <w:r>
+        <w:rPr>
+          <w:rStyle w:val="VerbatimChar"/>
+        </w:rPr>
+        <w:t xml:space="preserve">run</w:t>
+      </w:r>
+      <w:r>
+        <w:t xml:space="preserve"> </w:t>
+      </w:r>
+      <w:r>
+        <w:t xml:space="preserve">tool (</w:t>
+      </w:r>
+      <w:r>
+        <w:rPr>
+          <w:rStyle w:val="VerbatimChar"/>
+        </w:rPr>
+        <w:t xml:space="preserve">run &lt;name&gt;</w:t>
+      </w:r>
+      <w:r>
+        <w:t xml:space="preserve"> </w:t>
+      </w:r>
+      <w:r>
+        <w:t xml:space="preserve">→</w:t>
+      </w:r>
+      <w:r>
+        <w:t xml:space="preserve"> </w:t>
       </w:r>
       <w:r>
         <w:rPr>
@@ -8003,89 +8490,31 @@
         <w:t xml:space="preserve">/apps/&lt;name&gt;/main.elf</w:t>
       </w:r>
       <w:r>
-        <w:t xml:space="preserve">);</w:t>
-      </w:r>
-      <w:r>
-        <w:t xml:space="preserve"> </w:t>
-      </w:r>
-      <w:r>
-        <w:t xml:space="preserve">a name</w:t>
-      </w:r>
-      <w:r>
-        <w:t xml:space="preserve"> </w:t>
-      </w:r>
-      <w:r>
-        <w:rPr>
-          <w:b/>
-          <w:bCs/>
-        </w:rPr>
-        <w:t xml:space="preserve">without an extension</w:t>
-      </w:r>
-      <w:r>
-        <w:t xml:space="preserve"> </w:t>
-      </w:r>
-      <w:r>
-        <w:t xml:space="preserve">is a</w:t>
-      </w:r>
-      <w:r>
-        <w:t xml:space="preserve"> </w:t>
-      </w:r>
-      <w:r>
-        <w:rPr>
-          <w:rStyle w:val="VerbatimChar"/>
-        </w:rPr>
-        <w:t xml:space="preserve">/bin</w:t>
-      </w:r>
-      <w:r>
-        <w:t xml:space="preserve"> </w:t>
-      </w:r>
-      <w:r>
-        <w:t xml:space="preserve">console tool (</w:t>
-      </w:r>
-      <w:r>
-        <w:rPr>
-          <w:rStyle w:val="VerbatimChar"/>
-        </w:rPr>
-        <w:t xml:space="preserve">/bin/&lt;name&gt;.elf</w:t>
-      </w:r>
-      <w:r>
-        <w:t xml:space="preserve">); the</w:t>
-      </w:r>
-      <w:r>
-        <w:t xml:space="preserve"> </w:t>
-      </w:r>
-      <w:r>
-        <w:t xml:space="preserve">rest of the line is passed as arguments. Defaults:</w:t>
-      </w:r>
-      <w:r>
-        <w:t xml:space="preserve"> </w:t>
-      </w:r>
-      <w:r>
-        <w:rPr>
-          <w:rStyle w:val="VerbatimChar"/>
-        </w:rPr>
-        <w:t xml:space="preserve">voronoy.app</w:t>
-      </w:r>
-      <w:r>
-        <w:t xml:space="preserve"> </w:t>
-      </w:r>
-      <w:r>
-        <w:t xml:space="preserve">then</w:t>
-      </w:r>
-      <w:r>
-        <w:t xml:space="preserve"> </w:t>
-      </w:r>
-      <w:r>
-        <w:rPr>
-          <w:rStyle w:val="VerbatimChar"/>
-        </w:rPr>
-        <w:t xml:space="preserve">panel.app</w:t>
-      </w:r>
-      <w:r>
-        <w:t xml:space="preserve"> </w:t>
-      </w:r>
-      <w:r>
-        <w:t xml:space="preserve">(e.g. add</w:t>
+        <w:t xml:space="preserve">). Defaults:</w:t>
+      </w:r>
+      <w:r>
+        <w:t xml:space="preserve"> </w:t>
+      </w:r>
+      <w:r>
+        <w:rPr>
+          <w:rStyle w:val="VerbatimChar"/>
+        </w:rPr>
+        <w:t xml:space="preserve">run voronoy</w:t>
+      </w:r>
+      <w:r>
+        <w:t xml:space="preserve">,</w:t>
+      </w:r>
+      <w:r>
+        <w:t xml:space="preserve"> </w:t>
+      </w:r>
+      <w:r>
+        <w:rPr>
+          <w:rStyle w:val="VerbatimChar"/>
+        </w:rPr>
+        <w:t xml:space="preserve">run panel</w:t>
+      </w:r>
+      <w:r>
+        <w:t xml:space="preserve">,</w:t>
       </w:r>
       <w:r>
         <w:t xml:space="preserve"> </w:t>
@@ -8100,7 +8529,64 @@
         <w:t xml:space="preserve"> </w:t>
       </w:r>
       <w:r>
-        <w:t xml:space="preserve">to set the keyboard layout at boot).</w:t>
+        <w:t xml:space="preserve">(the last</w:t>
+      </w:r>
+      <w:r>
+        <w:t xml:space="preserve"> </w:t>
+      </w:r>
+      <w:r>
+        <w:t xml:space="preserve">sets the keyboard layout at boot). Which program plays the</w:t>
+      </w:r>
+      <w:r>
+        <w:t xml:space="preserve"> </w:t>
+      </w:r>
+      <w:r>
+        <w:rPr>
+          <w:rStyle w:val="VerbatimChar"/>
+        </w:rPr>
+        <w:t xml:space="preserve">init</w:t>
+      </w:r>
+      <w:r>
+        <w:t xml:space="preserve"> </w:t>
+      </w:r>
+      <w:r>
+        <w:t xml:space="preserve">role is itself set</w:t>
+      </w:r>
+      <w:r>
+        <w:t xml:space="preserve"> </w:t>
+      </w:r>
+      <w:r>
+        <w:t xml:space="preserve">by</w:t>
+      </w:r>
+      <w:r>
+        <w:t xml:space="preserve"> </w:t>
+      </w:r>
+      <w:r>
+        <w:rPr>
+          <w:rStyle w:val="VerbatimChar"/>
+        </w:rPr>
+        <w:t xml:space="preserve">init=</w:t>
+      </w:r>
+      <w:r>
+        <w:t xml:space="preserve"> </w:t>
+      </w:r>
+      <w:r>
+        <w:t xml:space="preserve">in</w:t>
+      </w:r>
+      <w:r>
+        <w:t xml:space="preserve"> </w:t>
+      </w:r>
+      <w:r>
+        <w:rPr>
+          <w:rStyle w:val="VerbatimChar"/>
+        </w:rPr>
+        <w:t xml:space="preserve">cmdline.txt</w:t>
+      </w:r>
+      <w:r>
+        <w:t xml:space="preserve"> </w:t>
+      </w:r>
+      <w:r>
+        <w:t xml:space="preserve">(see §3).</w:t>
       </w:r>
     </w:p>
     <w:p>
@@ -8117,7 +8603,7 @@
           <w:b/>
           <w:bCs/>
         </w:rPr>
-        <w:t xml:space="preserve">SD:apps/quicklaunch.txt</w:t>
+        <w:t xml:space="preserve">SD:/etc/quicklaunch.txt</w:t>
       </w:r>
       <w:r>
         <w:t xml:space="preserve">: the apps pinned to the panel (top→bottom).</w:t>

--- a/docs/exports/04-USER-GUIDE.docx
+++ b/docs/exports/04-USER-GUIDE.docx
@@ -6283,47 +6283,136 @@
               <w:rPr>
                 <w:rStyle w:val="VerbatimChar"/>
               </w:rPr>
-              <w:t xml:space="preserve">kmsg</w:t>
-            </w:r>
-          </w:p>
-        </w:tc>
-        <w:tc>
-          <w:tcPr/>
-          <w:p>
-            <w:pPr>
-              <w:pStyle w:val="Compact"/>
-            </w:pPr>
-            <w:r>
-              <w:rPr>
-                <w:rStyle w:val="VerbatimChar"/>
-              </w:rPr>
-              <w:t xml:space="preserve">kmsg</w:t>
-            </w:r>
-          </w:p>
-        </w:tc>
-        <w:tc>
-          <w:tcPr/>
-          <w:p>
-            <w:pPr>
-              <w:pStyle w:val="Compact"/>
-            </w:pPr>
-            <w:r>
-              <w:t xml:space="preserve">Streams the kernel log live (boot messages, app lifecycle when</w:t>
-            </w:r>
-            <w:r>
-              <w:t xml:space="preserve"> </w:t>
-            </w:r>
-            <w:r>
-              <w:rPr>
-                <w:rStyle w:val="VerbatimChar"/>
-              </w:rPr>
-              <w:t xml:space="preserve">verbose</w:t>
-            </w:r>
-            <w:r>
-              <w:t xml:space="preserve"> </w:t>
-            </w:r>
-            <w:r>
-              <w:t xml:space="preserve">is on, network events).</w:t>
+              <w:t xml:space="preserve">httpget</w:t>
+            </w:r>
+          </w:p>
+        </w:tc>
+        <w:tc>
+          <w:tcPr/>
+          <w:p>
+            <w:pPr>
+              <w:pStyle w:val="Compact"/>
+            </w:pPr>
+            <w:r>
+              <w:rPr>
+                <w:rStyle w:val="VerbatimChar"/>
+              </w:rPr>
+              <w:t xml:space="preserve">httpget &lt;url&gt;</w:t>
+            </w:r>
+          </w:p>
+        </w:tc>
+        <w:tc>
+          <w:tcPr/>
+          <w:p>
+            <w:pPr>
+              <w:pStyle w:val="Compact"/>
+            </w:pPr>
+            <w:r>
+              <w:t xml:space="preserve">HTTP/1.1 client demo built on the reusable</w:t>
+            </w:r>
+            <w:r>
+              <w:t xml:space="preserve"> </w:t>
+            </w:r>
+            <w:r>
+              <w:rPr>
+                <w:rStyle w:val="VerbatimChar"/>
+              </w:rPr>
+              <w:t xml:space="preserve">HttpClient</w:t>
+            </w:r>
+            <w:r>
+              <w:t xml:space="preserve"> </w:t>
+            </w:r>
+            <w:r>
+              <w:t xml:space="preserve">class (</w:t>
+            </w:r>
+            <w:r>
+              <w:rPr>
+                <w:rStyle w:val="VerbatimChar"/>
+              </w:rPr>
+              <w:t xml:space="preserve">user/http.hpp</w:t>
+            </w:r>
+            <w:r>
+              <w:t xml:space="preserve">): prints the status line,</w:t>
+            </w:r>
+            <w:r>
+              <w:t xml:space="preserve"> </w:t>
+            </w:r>
+            <w:r>
+              <w:rPr>
+                <w:rStyle w:val="VerbatimChar"/>
+              </w:rPr>
+              <w:t xml:space="preserve">Content-Type</w:t>
+            </w:r>
+            <w:r>
+              <w:t xml:space="preserve">, and body. Handles chunked responses. Plain HTTP only (</w:t>
+            </w:r>
+            <w:r>
+              <w:rPr>
+                <w:rStyle w:val="VerbatimChar"/>
+              </w:rPr>
+              <w:t xml:space="preserve">https://</w:t>
+            </w:r>
+            <w:r>
+              <w:t xml:space="preserve"> </w:t>
+            </w:r>
+            <w:r>
+              <w:t xml:space="preserve">→ "not supported").</w:t>
+            </w:r>
+          </w:p>
+        </w:tc>
+      </w:tr>
+      <w:tr>
+        <w:tc>
+          <w:tcPr/>
+          <w:p>
+            <w:pPr>
+              <w:pStyle w:val="Compact"/>
+            </w:pPr>
+            <w:r>
+              <w:rPr>
+                <w:rStyle w:val="VerbatimChar"/>
+              </w:rPr>
+              <w:t xml:space="preserve">httpsget</w:t>
+            </w:r>
+          </w:p>
+        </w:tc>
+        <w:tc>
+          <w:tcPr/>
+          <w:p>
+            <w:pPr>
+              <w:pStyle w:val="Compact"/>
+            </w:pPr>
+            <w:r>
+              <w:rPr>
+                <w:rStyle w:val="VerbatimChar"/>
+              </w:rPr>
+              <w:t xml:space="preserve">httpsget &lt;url&gt;</w:t>
+            </w:r>
+          </w:p>
+        </w:tc>
+        <w:tc>
+          <w:tcPr/>
+          <w:p>
+            <w:pPr>
+              <w:pStyle w:val="Compact"/>
+            </w:pPr>
+            <w:r>
+              <w:t xml:space="preserve">Same as</w:t>
+            </w:r>
+            <w:r>
+              <w:t xml:space="preserve"> </w:t>
+            </w:r>
+            <w:r>
+              <w:rPr>
+                <w:rStyle w:val="VerbatimChar"/>
+              </w:rPr>
+              <w:t xml:space="preserve">httpget</w:t>
+            </w:r>
+            <w:r>
+              <w:t xml:space="preserve"> </w:t>
+            </w:r>
+            <w:r>
+              <w:t xml:space="preserve">but with</w:t>
             </w:r>
             <w:r>
               <w:t xml:space="preserve"> </w:t>
@@ -6333,13 +6422,56 @@
                 <w:b/>
                 <w:bCs/>
               </w:rPr>
-              <w:t xml:space="preserve">Ctrl-C</w:t>
-            </w:r>
-            <w:r>
-              <w:t xml:space="preserve"> </w:t>
-            </w:r>
-            <w:r>
-              <w:t xml:space="preserve">to quit.</w:t>
+              <w:t xml:space="preserve">TLS</w:t>
+            </w:r>
+            <w:r>
+              <w:t xml:space="preserve"> </w:t>
+            </w:r>
+            <w:r>
+              <w:t xml:space="preserve">(</w:t>
+            </w:r>
+            <w:r>
+              <w:rPr>
+                <w:rStyle w:val="VerbatimChar"/>
+              </w:rPr>
+              <w:t xml:space="preserve">https://</w:t>
+            </w:r>
+            <w:r>
+              <w:t xml:space="preserve">), via mbedTLS (</w:t>
+            </w:r>
+            <w:r>
+              <w:rPr>
+                <w:rStyle w:val="VerbatimChar"/>
+              </w:rPr>
+              <w:t xml:space="preserve">user/tls/</w:t>
+            </w:r>
+            <w:r>
+              <w:t xml:space="preserve">) — downloads real HTTPS pages. Opt-in build (needs the cross-built mbedTLS — see</w:t>
+            </w:r>
+            <w:r>
+              <w:t xml:space="preserve"> </w:t>
+            </w:r>
+            <w:r>
+              <w:rPr>
+                <w:rStyle w:val="VerbatimChar"/>
+              </w:rPr>
+              <w:t xml:space="preserve">user/tls/README.md</w:t>
+            </w:r>
+            <w:r>
+              <w:t xml:space="preserve">).</w:t>
+            </w:r>
+            <w:r>
+              <w:t xml:space="preserve"> </w:t>
+            </w:r>
+            <w:r>
+              <w:rPr>
+                <w:b/>
+                <w:bCs/>
+              </w:rPr>
+              <w:t xml:space="preserve">Not yet secure</w:t>
+            </w:r>
+            <w:r>
+              <w:t xml:space="preserve">: no certificate verification, software (non-HW) RNG.</w:t>
             </w:r>
           </w:p>
         </w:tc>
@@ -6355,44 +6487,63 @@
               <w:rPr>
                 <w:rStyle w:val="VerbatimChar"/>
               </w:rPr>
+              <w:t xml:space="preserve">kmsg</w:t>
+            </w:r>
+          </w:p>
+        </w:tc>
+        <w:tc>
+          <w:tcPr/>
+          <w:p>
+            <w:pPr>
+              <w:pStyle w:val="Compact"/>
+            </w:pPr>
+            <w:r>
+              <w:rPr>
+                <w:rStyle w:val="VerbatimChar"/>
+              </w:rPr>
+              <w:t xml:space="preserve">kmsg</w:t>
+            </w:r>
+          </w:p>
+        </w:tc>
+        <w:tc>
+          <w:tcPr/>
+          <w:p>
+            <w:pPr>
+              <w:pStyle w:val="Compact"/>
+            </w:pPr>
+            <w:r>
+              <w:t xml:space="preserve">Streams the kernel log live (boot messages, app lifecycle when</w:t>
+            </w:r>
+            <w:r>
+              <w:t xml:space="preserve"> </w:t>
+            </w:r>
+            <w:r>
+              <w:rPr>
+                <w:rStyle w:val="VerbatimChar"/>
+              </w:rPr>
               <w:t xml:space="preserve">verbose</w:t>
             </w:r>
-          </w:p>
-        </w:tc>
-        <w:tc>
-          <w:tcPr/>
-          <w:p>
-            <w:pPr>
-              <w:pStyle w:val="Compact"/>
-            </w:pPr>
-            <w:r>
-              <w:rPr>
-                <w:rStyle w:val="VerbatimChar"/>
-              </w:rPr>
-              <w:t xml:space="preserve">verbose [on|off]</w:t>
-            </w:r>
-          </w:p>
-        </w:tc>
-        <w:tc>
-          <w:tcPr/>
-          <w:p>
-            <w:pPr>
-              <w:pStyle w:val="Compact"/>
-            </w:pPr>
-            <w:r>
-              <w:t xml:space="preserve">Shows or toggles the kernel's verbose logging (app start/stop/kill); persists the choice to</w:t>
-            </w:r>
-            <w:r>
-              <w:t xml:space="preserve"> </w:t>
-            </w:r>
-            <w:r>
-              <w:rPr>
-                <w:rStyle w:val="VerbatimChar"/>
-              </w:rPr>
-              <w:t xml:space="preserve">SD:system.ini</w:t>
-            </w:r>
-            <w:r>
-              <w:t xml:space="preserve">.</w:t>
+            <w:r>
+              <w:t xml:space="preserve"> </w:t>
+            </w:r>
+            <w:r>
+              <w:t xml:space="preserve">is on, network events).</w:t>
+            </w:r>
+            <w:r>
+              <w:t xml:space="preserve"> </w:t>
+            </w:r>
+            <w:r>
+              <w:rPr>
+                <w:b/>
+                <w:bCs/>
+              </w:rPr>
+              <w:t xml:space="preserve">Ctrl-C</w:t>
+            </w:r>
+            <w:r>
+              <w:t xml:space="preserve"> </w:t>
+            </w:r>
+            <w:r>
+              <w:t xml:space="preserve">to quit.</w:t>
             </w:r>
           </w:p>
         </w:tc>
@@ -6408,6 +6559,59 @@
               <w:rPr>
                 <w:rStyle w:val="VerbatimChar"/>
               </w:rPr>
+              <w:t xml:space="preserve">verbose</w:t>
+            </w:r>
+          </w:p>
+        </w:tc>
+        <w:tc>
+          <w:tcPr/>
+          <w:p>
+            <w:pPr>
+              <w:pStyle w:val="Compact"/>
+            </w:pPr>
+            <w:r>
+              <w:rPr>
+                <w:rStyle w:val="VerbatimChar"/>
+              </w:rPr>
+              <w:t xml:space="preserve">verbose [on|off]</w:t>
+            </w:r>
+          </w:p>
+        </w:tc>
+        <w:tc>
+          <w:tcPr/>
+          <w:p>
+            <w:pPr>
+              <w:pStyle w:val="Compact"/>
+            </w:pPr>
+            <w:r>
+              <w:t xml:space="preserve">Shows or toggles the kernel's verbose logging (app start/stop/kill); persists the choice to</w:t>
+            </w:r>
+            <w:r>
+              <w:t xml:space="preserve"> </w:t>
+            </w:r>
+            <w:r>
+              <w:rPr>
+                <w:rStyle w:val="VerbatimChar"/>
+              </w:rPr>
+              <w:t xml:space="preserve">SD:system.ini</w:t>
+            </w:r>
+            <w:r>
+              <w:t xml:space="preserve">.</w:t>
+            </w:r>
+          </w:p>
+        </w:tc>
+      </w:tr>
+      <w:tr>
+        <w:tc>
+          <w:tcPr/>
+          <w:p>
+            <w:pPr>
+              <w:pStyle w:val="Compact"/>
+            </w:pPr>
+            <w:r>
+              <w:rPr>
+                <w:rStyle w:val="VerbatimChar"/>
+              </w:rPr>
               <w:t xml:space="preserve">heaptest</w:t>
             </w:r>
           </w:p>
@@ -6458,6 +6662,163 @@
             </w:r>
             <w:r>
               <w:t xml:space="preserve">): alloc/verify/free across size classes + realloc. Prints PASS/FAIL and how much heap it mapped.</w:t>
+            </w:r>
+          </w:p>
+        </w:tc>
+      </w:tr>
+      <w:tr>
+        <w:tc>
+          <w:tcPr/>
+          <w:p>
+            <w:pPr>
+              <w:pStyle w:val="Compact"/>
+            </w:pPr>
+            <w:r>
+              <w:rPr>
+                <w:rStyle w:val="VerbatimChar"/>
+              </w:rPr>
+              <w:t xml:space="preserve">fptest</w:t>
+            </w:r>
+          </w:p>
+        </w:tc>
+        <w:tc>
+          <w:tcPr/>
+          <w:p>
+            <w:pPr>
+              <w:pStyle w:val="Compact"/>
+            </w:pPr>
+            <w:r>
+              <w:rPr>
+                <w:rStyle w:val="VerbatimChar"/>
+              </w:rPr>
+              <w:t xml:space="preserve">fptest</w:t>
+            </w:r>
+          </w:p>
+        </w:tc>
+        <w:tc>
+          <w:tcPr/>
+          <w:p>
+            <w:pPr>
+              <w:pStyle w:val="Compact"/>
+            </w:pPr>
+            <w:r>
+              <w:t xml:space="preserve">Self-test of hardware floating point under the scheduler (Leibniz π in</w:t>
+            </w:r>
+            <w:r>
+              <w:t xml:space="preserve"> </w:t>
+            </w:r>
+            <w:r>
+              <w:rPr>
+                <w:rStyle w:val="VerbatimChar"/>
+              </w:rPr>
+              <w:t xml:space="preserve">double</w:t>
+            </w:r>
+            <w:r>
+              <w:t xml:space="preserve">, yielding mid-computation). Prints PASS/FAIL.</w:t>
+            </w:r>
+          </w:p>
+        </w:tc>
+      </w:tr>
+      <w:tr>
+        <w:tc>
+          <w:tcPr/>
+          <w:p>
+            <w:pPr>
+              <w:pStyle w:val="Compact"/>
+            </w:pPr>
+            <w:r>
+              <w:rPr>
+                <w:rStyle w:val="VerbatimChar"/>
+              </w:rPr>
+              <w:t xml:space="preserve">libctest</w:t>
+            </w:r>
+          </w:p>
+        </w:tc>
+        <w:tc>
+          <w:tcPr/>
+          <w:p>
+            <w:pPr>
+              <w:pStyle w:val="Compact"/>
+            </w:pPr>
+            <w:r>
+              <w:rPr>
+                <w:rStyle w:val="VerbatimChar"/>
+              </w:rPr>
+              <w:t xml:space="preserve">libctest</w:t>
+            </w:r>
+          </w:p>
+        </w:tc>
+        <w:tc>
+          <w:tcPr/>
+          <w:p>
+            <w:pPr>
+              <w:pStyle w:val="Compact"/>
+            </w:pPr>
+            <w:r>
+              <w:t xml:space="preserve">Self-test of the newlib C library on Onyx (</w:t>
+            </w:r>
+            <w:r>
+              <w:rPr>
+                <w:rStyle w:val="VerbatimChar"/>
+              </w:rPr>
+              <w:t xml:space="preserve">printf</w:t>
+            </w:r>
+            <w:r>
+              <w:t xml:space="preserve">/</w:t>
+            </w:r>
+            <w:r>
+              <w:rPr>
+                <w:rStyle w:val="VerbatimChar"/>
+              </w:rPr>
+              <w:t xml:space="preserve">malloc</w:t>
+            </w:r>
+            <w:r>
+              <w:t xml:space="preserve">/</w:t>
+            </w:r>
+            <w:r>
+              <w:rPr>
+                <w:rStyle w:val="VerbatimChar"/>
+              </w:rPr>
+              <w:t xml:space="preserve">qsort</w:t>
+            </w:r>
+            <w:r>
+              <w:t xml:space="preserve">/</w:t>
+            </w:r>
+            <w:r>
+              <w:rPr>
+                <w:rStyle w:val="VerbatimChar"/>
+              </w:rPr>
+              <w:t xml:space="preserve">fopen</w:t>
+            </w:r>
+            <w:r>
+              <w:t xml:space="preserve">+</w:t>
+            </w:r>
+            <w:r>
+              <w:rPr>
+                <w:rStyle w:val="VerbatimChar"/>
+              </w:rPr>
+              <w:t xml:space="preserve">fseek</w:t>
+            </w:r>
+            <w:r>
+              <w:t xml:space="preserve">/</w:t>
+            </w:r>
+            <w:r>
+              <w:rPr>
+                <w:rStyle w:val="VerbatimChar"/>
+              </w:rPr>
+              <w:t xml:space="preserve">sin</w:t>
+            </w:r>
+            <w:r>
+              <w:t xml:space="preserve">/</w:t>
+            </w:r>
+            <w:r>
+              <w:rPr>
+                <w:rStyle w:val="VerbatimChar"/>
+              </w:rPr>
+              <w:t xml:space="preserve">sqrt</w:t>
+            </w:r>
+            <w:r>
+              <w:t xml:space="preserve">). Prints PASS/FAIL.</w:t>
             </w:r>
           </w:p>
         </w:tc>

--- a/docs/exports/04-USER-GUIDE.docx
+++ b/docs/exports/04-USER-GUIDE.docx
@@ -6819,6 +6819,59 @@
             </w:r>
             <w:r>
               <w:t xml:space="preserve">). Prints PASS/FAIL.</w:t>
+            </w:r>
+          </w:p>
+        </w:tc>
+      </w:tr>
+      <w:tr>
+        <w:tc>
+          <w:tcPr/>
+          <w:p>
+            <w:pPr>
+              <w:pStyle w:val="Compact"/>
+            </w:pPr>
+            <w:r>
+              <w:rPr>
+                <w:rStyle w:val="VerbatimChar"/>
+              </w:rPr>
+              <w:t xml:space="preserve">imgtest</w:t>
+            </w:r>
+          </w:p>
+        </w:tc>
+        <w:tc>
+          <w:tcPr/>
+          <w:p>
+            <w:pPr>
+              <w:pStyle w:val="Compact"/>
+            </w:pPr>
+            <w:r>
+              <w:rPr>
+                <w:rStyle w:val="VerbatimChar"/>
+              </w:rPr>
+              <w:t xml:space="preserve">imgtest</w:t>
+            </w:r>
+          </w:p>
+        </w:tc>
+        <w:tc>
+          <w:tcPr/>
+          <w:p>
+            <w:pPr>
+              <w:pStyle w:val="Compact"/>
+            </w:pPr>
+            <w:r>
+              <w:t xml:space="preserve">Self-test of the image codecs (zlib + libpng): decodes an embedded PNG and prints its size and top-left pixel. Prints PASS/FAIL. Opt-in build (needs the cross-built codecs — see</w:t>
+            </w:r>
+            <w:r>
+              <w:t xml:space="preserve"> </w:t>
+            </w:r>
+            <w:r>
+              <w:rPr>
+                <w:rStyle w:val="VerbatimChar"/>
+              </w:rPr>
+              <w:t xml:space="preserve">user/img/README.md</w:t>
+            </w:r>
+            <w:r>
+              <w:t xml:space="preserve">).</w:t>
             </w:r>
           </w:p>
         </w:tc>

--- a/docs/exports/04-USER-GUIDE.docx
+++ b/docs/exports/04-USER-GUIDE.docx
@@ -6869,6 +6869,74 @@
                 <w:rStyle w:val="VerbatimChar"/>
               </w:rPr>
               <w:t xml:space="preserve">user/img/README.md</w:t>
+            </w:r>
+            <w:r>
+              <w:t xml:space="preserve">).</w:t>
+            </w:r>
+          </w:p>
+        </w:tc>
+      </w:tr>
+      <w:tr>
+        <w:tc>
+          <w:tcPr/>
+          <w:p>
+            <w:pPr>
+              <w:pStyle w:val="Compact"/>
+            </w:pPr>
+            <w:r>
+              <w:rPr>
+                <w:rStyle w:val="VerbatimChar"/>
+              </w:rPr>
+              <w:t xml:space="preserve">nsfbdemo</w:t>
+            </w:r>
+          </w:p>
+        </w:tc>
+        <w:tc>
+          <w:tcPr/>
+          <w:p>
+            <w:pPr>
+              <w:pStyle w:val="Compact"/>
+            </w:pPr>
+            <w:r>
+              <w:rPr>
+                <w:rStyle w:val="VerbatimChar"/>
+              </w:rPr>
+              <w:t xml:space="preserve">nsfbdemo</w:t>
+            </w:r>
+          </w:p>
+        </w:tc>
+        <w:tc>
+          <w:tcPr/>
+          <w:p>
+            <w:pPr>
+              <w:pStyle w:val="Compact"/>
+            </w:pPr>
+            <w:r>
+              <w:t xml:space="preserve">Demo of the NetSurf framebuffer library (libnsfb) on Onyx: opens a window and draws shapes with libnsfb's plotters, then follows the cursor (a trail of dots) and drops a marker on left-click.</w:t>
+            </w:r>
+            <w:r>
+              <w:t xml:space="preserve"> </w:t>
+            </w:r>
+            <w:r>
+              <w:rPr>
+                <w:rStyle w:val="VerbatimChar"/>
+              </w:rPr>
+              <w:t xml:space="preserve">q</w:t>
+            </w:r>
+            <w:r>
+              <w:t xml:space="preserve"> </w:t>
+            </w:r>
+            <w:r>
+              <w:t xml:space="preserve">/ Esc or the close box to quit. Opt-in build (needs the cross-built libnsfb — see</w:t>
+            </w:r>
+            <w:r>
+              <w:t xml:space="preserve"> </w:t>
+            </w:r>
+            <w:r>
+              <w:rPr>
+                <w:rStyle w:val="VerbatimChar"/>
+              </w:rPr>
+              <w:t xml:space="preserve">user/nsfb/README.md</w:t>
             </w:r>
             <w:r>
               <w:t xml:space="preserve">).</w:t>

--- a/docs/exports/04-USER-GUIDE.docx
+++ b/docs/exports/04-USER-GUIDE.docx
@@ -10811,6 +10811,170 @@
             </w:r>
             <w:r>
               <w:t xml:space="preserve">. Needs the network up (see §3).</w:t>
+            </w:r>
+          </w:p>
+        </w:tc>
+      </w:tr>
+      <w:tr>
+        <w:tc>
+          <w:tcPr/>
+          <w:p>
+            <w:pPr>
+              <w:pStyle w:val="Compact"/>
+            </w:pPr>
+            <w:r>
+              <w:rPr>
+                <w:b/>
+                <w:bCs/>
+              </w:rPr>
+              <w:t xml:space="preserve">httpc</w:t>
+            </w:r>
+          </w:p>
+        </w:tc>
+        <w:tc>
+          <w:tcPr/>
+          <w:p>
+            <w:pPr>
+              <w:pStyle w:val="Compact"/>
+            </w:pPr>
+            <w:r>
+              <w:t xml:space="preserve">A mouse-driven</w:t>
+            </w:r>
+            <w:r>
+              <w:t xml:space="preserve"> </w:t>
+            </w:r>
+            <w:r>
+              <w:rPr>
+                <w:b/>
+                <w:bCs/>
+              </w:rPr>
+              <w:t xml:space="preserve">text web browser</w:t>
+            </w:r>
+            <w:r>
+              <w:t xml:space="preserve"> </w:t>
+            </w:r>
+            <w:r>
+              <w:t xml:space="preserve">(</w:t>
+            </w:r>
+            <w:r>
+              <w:rPr>
+                <w:rStyle w:val="VerbatimChar"/>
+              </w:rPr>
+              <w:t xml:space="preserve">http://</w:t>
+            </w:r>
+            <w:r>
+              <w:t xml:space="preserve"> </w:t>
+            </w:r>
+            <w:r>
+              <w:t xml:space="preserve">and</w:t>
+            </w:r>
+            <w:r>
+              <w:t xml:space="preserve"> </w:t>
+            </w:r>
+            <w:r>
+              <w:rPr>
+                <w:rStyle w:val="VerbatimChar"/>
+              </w:rPr>
+              <w:t xml:space="preserve">https://</w:t>
+            </w:r>
+            <w:r>
+              <w:t xml:space="preserve">). Renders the page text with</w:t>
+            </w:r>
+            <w:r>
+              <w:t xml:space="preserve"> </w:t>
+            </w:r>
+            <w:r>
+              <w:rPr>
+                <w:b/>
+                <w:bCs/>
+              </w:rPr>
+              <w:t xml:space="preserve">hyperlinks in blue</w:t>
+            </w:r>
+            <w:r>
+              <w:t xml:space="preserve"> </w:t>
+            </w:r>
+            <w:r>
+              <w:t xml:space="preserve">(click to follow), and handles simple</w:t>
+            </w:r>
+            <w:r>
+              <w:t xml:space="preserve"> </w:t>
+            </w:r>
+            <w:r>
+              <w:rPr>
+                <w:b/>
+                <w:bCs/>
+              </w:rPr>
+              <w:t xml:space="preserve">forms</w:t>
+            </w:r>
+            <w:r>
+              <w:t xml:space="preserve"> </w:t>
+            </w:r>
+            <w:r>
+              <w:t xml:space="preserve">(text fields, checkboxes, dropdowns, buttons → GET/POST). Navbar:</w:t>
+            </w:r>
+            <w:r>
+              <w:t xml:space="preserve"> </w:t>
+            </w:r>
+            <w:r>
+              <w:rPr>
+                <w:b/>
+                <w:bCs/>
+              </w:rPr>
+              <w:t xml:space="preserve">&lt;</w:t>
+            </w:r>
+            <w:r>
+              <w:t xml:space="preserve"> </w:t>
+            </w:r>
+            <w:r>
+              <w:t xml:space="preserve">back,</w:t>
+            </w:r>
+            <w:r>
+              <w:t xml:space="preserve"> </w:t>
+            </w:r>
+            <w:r>
+              <w:rPr>
+                <w:b/>
+                <w:bCs/>
+              </w:rPr>
+              <w:t xml:space="preserve">&gt;</w:t>
+            </w:r>
+            <w:r>
+              <w:t xml:space="preserve"> </w:t>
+            </w:r>
+            <w:r>
+              <w:t xml:space="preserve">forward, an</w:t>
+            </w:r>
+            <w:r>
+              <w:t xml:space="preserve"> </w:t>
+            </w:r>
+            <w:r>
+              <w:rPr>
+                <w:b/>
+                <w:bCs/>
+              </w:rPr>
+              <w:t xml:space="preserve">address bar</w:t>
+            </w:r>
+            <w:r>
+              <w:t xml:space="preserve"> </w:t>
+            </w:r>
+            <w:r>
+              <w:t xml:space="preserve">(click to type, Enter or</w:t>
+            </w:r>
+            <w:r>
+              <w:t xml:space="preserve"> </w:t>
+            </w:r>
+            <w:r>
+              <w:rPr>
+                <w:b/>
+                <w:bCs/>
+              </w:rPr>
+              <w:t xml:space="preserve">Go</w:t>
+            </w:r>
+            <w:r>
+              <w:t xml:space="preserve"> </w:t>
+            </w:r>
+            <w:r>
+              <w:t xml:space="preserve">to load); the right-hand scrollbar (or PgUp/PgDn/arrows) scrolls. Needs the network up (see §3).</w:t>
             </w:r>
           </w:p>
         </w:tc>

--- a/docs/exports/04-USER-GUIDE.docx
+++ b/docs/exports/04-USER-GUIDE.docx
@@ -10975,6 +10975,89 @@
             </w:r>
             <w:r>
               <w:t xml:space="preserve">to load); the right-hand scrollbar (or PgUp/PgDn/arrows) scrolls. Needs the network up (see §3).</w:t>
+            </w:r>
+          </w:p>
+        </w:tc>
+      </w:tr>
+      <w:tr>
+        <w:tc>
+          <w:tcPr/>
+          <w:p>
+            <w:pPr>
+              <w:pStyle w:val="Compact"/>
+            </w:pPr>
+            <w:r>
+              <w:rPr>
+                <w:b/>
+                <w:bCs/>
+              </w:rPr>
+              <w:t xml:space="preserve">NetSurf</w:t>
+            </w:r>
+          </w:p>
+        </w:tc>
+        <w:tc>
+          <w:tcPr/>
+          <w:p>
+            <w:pPr>
+              <w:pStyle w:val="Compact"/>
+            </w:pPr>
+            <w:r>
+              <w:t xml:space="preserve">The</w:t>
+            </w:r>
+            <w:r>
+              <w:t xml:space="preserve"> </w:t>
+            </w:r>
+            <w:r>
+              <w:rPr>
+                <w:b/>
+                <w:bCs/>
+              </w:rPr>
+              <w:t xml:space="preserve">NetSurf</w:t>
+            </w:r>
+            <w:r>
+              <w:t xml:space="preserve"> </w:t>
+            </w:r>
+            <w:r>
+              <w:t xml:space="preserve">web browser — a full graphical HTML/CSS rendering engine ported to Onyx (no JavaScript). Opens a window and lays out real pages with images. Plain</w:t>
+            </w:r>
+            <w:r>
+              <w:t xml:space="preserve"> </w:t>
+            </w:r>
+            <w:r>
+              <w:rPr>
+                <w:rStyle w:val="VerbatimChar"/>
+              </w:rPr>
+              <w:t xml:space="preserve">http://</w:t>
+            </w:r>
+            <w:r>
+              <w:t xml:space="preserve"> </w:t>
+            </w:r>
+            <w:r>
+              <w:t xml:space="preserve">for now (currently slow). A heavyweight alternative to</w:t>
+            </w:r>
+            <w:r>
+              <w:t xml:space="preserve"> </w:t>
+            </w:r>
+            <w:r>
+              <w:rPr>
+                <w:rStyle w:val="VerbatimChar"/>
+              </w:rPr>
+              <w:t xml:space="preserve">httpc</w:t>
+            </w:r>
+            <w:r>
+              <w:t xml:space="preserve">; opt-in build, see</w:t>
+            </w:r>
+            <w:r>
+              <w:t xml:space="preserve"> </w:t>
+            </w:r>
+            <w:r>
+              <w:rPr>
+                <w:rStyle w:val="VerbatimChar"/>
+              </w:rPr>
+              <w:t xml:space="preserve">user/netsurf/README.md</w:t>
+            </w:r>
+            <w:r>
+              <w:t xml:space="preserve">. Needs the network up (see §3).</w:t>
             </w:r>
           </w:p>
         </w:tc>

--- a/docs/exports/04-USER-GUIDE.docx
+++ b/docs/exports/04-USER-GUIDE.docx
@@ -7624,7 +7624,7 @@
         <w:t xml:space="preserve">cmdline.txt</w:t>
       </w:r>
       <w:r>
-        <w:t xml:space="preserve">. The</w:t>
+        <w:t xml:space="preserve">.</w:t>
       </w:r>
       <w:r>
         <w:t xml:space="preserve"> </w:t>
@@ -7639,19 +7639,99 @@
         <w:t xml:space="preserve"> </w:t>
       </w:r>
       <w:r>
-        <w:t xml:space="preserve">tool waits for the USB</w:t>
-      </w:r>
-      <w:r>
-        <w:t xml:space="preserve"> </w:t>
-      </w:r>
-      <w:r>
-        <w:t xml:space="preserve">keyboard to finish enumerating, then applies the layout, so it works even though autostart</w:t>
-      </w:r>
-      <w:r>
-        <w:t xml:space="preserve"> </w:t>
-      </w:r>
-      <w:r>
-        <w:t xml:space="preserve">runs early. To change it</w:t>
+        <w:t xml:space="preserve">records the layout in a</w:t>
+      </w:r>
+      <w:r>
+        <w:t xml:space="preserve"> </w:t>
+      </w:r>
+      <w:r>
+        <w:t xml:space="preserve">persistent kernel snapshot and the kernel installs it on the keyboard the moment it</w:t>
+      </w:r>
+      <w:r>
+        <w:t xml:space="preserve"> </w:t>
+      </w:r>
+      <w:r>
+        <w:t xml:space="preserve">enumerates, so</w:t>
+      </w:r>
+      <w:r>
+        <w:t xml:space="preserve"> </w:t>
+      </w:r>
+      <w:r>
+        <w:rPr>
+          <w:rStyle w:val="VerbatimChar"/>
+        </w:rPr>
+        <w:t xml:space="preserve">keyb</w:t>
+      </w:r>
+      <w:r>
+        <w:t xml:space="preserve"> </w:t>
+      </w:r>
+      <w:r>
+        <w:t xml:space="preserve">needs</w:t>
+      </w:r>
+      <w:r>
+        <w:t xml:space="preserve"> </w:t>
+      </w:r>
+      <w:r>
+        <w:rPr>
+          <w:b/>
+          <w:bCs/>
+        </w:rPr>
+        <w:t xml:space="preserve">not</w:t>
+      </w:r>
+      <w:r>
+        <w:t xml:space="preserve"> </w:t>
+      </w:r>
+      <w:r>
+        <w:t xml:space="preserve">wait for USB — the layout is applied however late the</w:t>
+      </w:r>
+      <w:r>
+        <w:t xml:space="preserve"> </w:t>
+      </w:r>
+      <w:r>
+        <w:t xml:space="preserve">keyboard appears. (This removed a boot race where</w:t>
+      </w:r>
+      <w:r>
+        <w:t xml:space="preserve"> </w:t>
+      </w:r>
+      <w:r>
+        <w:rPr>
+          <w:rStyle w:val="VerbatimChar"/>
+        </w:rPr>
+        <w:t xml:space="preserve">keyb</w:t>
+      </w:r>
+      <w:r>
+        <w:t xml:space="preserve"> </w:t>
+      </w:r>
+      <w:r>
+        <w:t xml:space="preserve">could time out before the keyboard</w:t>
+      </w:r>
+      <w:r>
+        <w:t xml:space="preserve"> </w:t>
+      </w:r>
+      <w:r>
+        <w:t xml:space="preserve">enumerated and leave it with</w:t>
+      </w:r>
+      <w:r>
+        <w:t xml:space="preserve"> </w:t>
+      </w:r>
+      <w:r>
+        <w:rPr>
+          <w:b/>
+          <w:bCs/>
+        </w:rPr>
+        <w:t xml:space="preserve">no</w:t>
+      </w:r>
+      <w:r>
+        <w:t xml:space="preserve"> </w:t>
+      </w:r>
+      <w:r>
+        <w:t xml:space="preserve">map at all — a dead keyboard while the mouse worked.) To</w:t>
+      </w:r>
+      <w:r>
+        <w:t xml:space="preserve"> </w:t>
+      </w:r>
+      <w:r>
+        <w:t xml:space="preserve">change it</w:t>
       </w:r>
       <w:r>
         <w:t xml:space="preserve"> </w:t>
